--- a/prd/Event_Management_PRD.docx
+++ b/prd/Event_Management_PRD.docx
@@ -8725,7 +8725,7 @@
                 <w:sz w:val="20"/>
                 <w:szCs w:val="20"/>
               </w:rPr>
-              <w:t xml:space="preserve">VARCHAR(255)</w:t>
+              <w:t xml:space="preserve">VARCHAR(64)</w:t>
             </w:r>
           </w:p>
         </w:tc>
@@ -8781,7 +8781,7 @@
                 <w:sz w:val="20"/>
                 <w:szCs w:val="20"/>
               </w:rPr>
-              <w:t xml:space="preserve">bcrypt hash</w:t>
+              <w:t xml:space="preserve">SHA-256 hex string</w:t>
             </w:r>
           </w:p>
         </w:tc>
@@ -11073,7 +11073,7 @@
                 <w:sz w:val="20"/>
                 <w:szCs w:val="20"/>
               </w:rPr>
-              <w:t xml:space="preserve">VARCHAR(255)</w:t>
+              <w:t xml:space="preserve">VARCHAR(64)</w:t>
             </w:r>
           </w:p>
         </w:tc>
@@ -11129,7 +11129,7 @@
                 <w:sz w:val="20"/>
                 <w:szCs w:val="20"/>
               </w:rPr>
-              <w:t xml:space="preserve">bcrypt hash</w:t>
+              <w:t xml:space="preserve">SHA-256 hex string</w:t>
             </w:r>
           </w:p>
         </w:tc>
@@ -16150,7 +16150,7 @@
           <w:sz w:val="22"/>
           <w:szCs w:val="22"/>
         </w:rPr>
-        <w:t xml:space="preserve">Locate the POST /signup route handler in the backend.</w:t>
+        <w:t xml:space="preserve">Locate the doPost() method in SignupServlet.java.</w:t>
       </w:r>
     </w:p>
     <w:p>
@@ -16169,7 +16169,7 @@
           <w:sz w:val="22"/>
           <w:szCs w:val="22"/>
         </w:rPr>
-        <w:t xml:space="preserve">After successful user creation and DB commit, replace the current res.redirect('/') with res.redirect('/login').</w:t>
+        <w:t xml:space="preserve">After successful DB insert via CustomerDAO.createCustomer(customer), replace the current response.sendRedirect('/') with response.sendRedirect(request.getContextPath() + '/login').</w:t>
       </w:r>
     </w:p>
     <w:p>
@@ -16188,7 +16188,7 @@
           <w:sz w:val="22"/>
           <w:szCs w:val="22"/>
         </w:rPr>
-        <w:t xml:space="preserve">Pass a success message via session flash or query param: ?signup=success.</w:t>
+        <w:t xml:space="preserve">Before the redirect, set a flash message in the session: request.getSession().setAttribute('flash_success', 'Account created successfully. Please log in.').</w:t>
       </w:r>
     </w:p>
     <w:p>
@@ -16207,7 +16207,7 @@
           <w:sz w:val="22"/>
           <w:szCs w:val="22"/>
         </w:rPr>
-        <w:t xml:space="preserve">On the /login page, detect the query param and render a styled success banner.</w:t>
+        <w:t xml:space="preserve">In LoginServlet.java or login.js, read the flash attribute and render a styled success banner; remove it from session after display.</w:t>
       </w:r>
     </w:p>
     <w:p>
@@ -16226,7 +16226,7 @@
           <w:sz w:val="22"/>
           <w:szCs w:val="22"/>
         </w:rPr>
-        <w:t xml:space="preserve">Write a test case: POST /signup → assert 302 Location: /login.</w:t>
+        <w:t xml:space="preserve">Write a JUnit 5 integration test: simulate POST to /api/auth/signup, assert HTTP 302 Location header contains /login.</w:t>
       </w:r>
     </w:p>
     <w:p>
@@ -16254,7 +16254,46 @@
           <w:sz w:val="36"/>
           <w:szCs w:val="36"/>
         </w:rPr>
-        <w:t xml:space="preserve">9. Recommended Technology Stack</w:t>
+        <w:t xml:space="preserve">9. Technology Stack</w:t>
+      </w:r>
+    </w:p>
+    <w:p>
+      <w:pPr>
+        <w:spacing w:after="80" w:before="80"/>
+      </w:pPr>
+      <w:r>
+        <w:rPr>
+          <w:rFonts w:ascii="Arial" w:cs="Arial" w:eastAsia="Arial" w:hAnsi="Arial"/>
+          <w:color w:val="2D3748"/>
+          <w:sz w:val="22"/>
+          <w:szCs w:val="22"/>
+        </w:rPr>
+        <w:t xml:space="preserve">The project uses a Java EE backend with Jakarta Servlet, JDBC for database access, and plain JavaScript on the frontend. All client-server communication is over HTTP using JSON as the data interchange format.</w:t>
+      </w:r>
+    </w:p>
+    <w:p>
+      <w:pPr>
+        <w:spacing w:after="0" w:before="80"/>
+      </w:pPr>
+      <w:r>
+        <w:t xml:space="preserve"/>
+      </w:r>
+    </w:p>
+    <w:p>
+      <w:pPr>
+        <w:pStyle w:val="Heading2"/>
+        <w:spacing w:after="120" w:before="300"/>
+      </w:pPr>
+      <w:r>
+        <w:rPr>
+          <w:rFonts w:ascii="Arial" w:cs="Arial" w:eastAsia="Arial" w:hAnsi="Arial"/>
+          <w:b/>
+          <w:bCs/>
+          <w:color w:val="2D3748"/>
+          <w:sz w:val="28"/>
+          <w:szCs w:val="28"/>
+        </w:rPr>
+        <w:t xml:space="preserve">9.1 Stack Overview</w:t>
       </w:r>
     </w:p>
     <w:tbl>
@@ -16270,9 +16309,9 @@
         </w:tblBorders>
       </w:tblPr>
       <w:tblGrid>
-        <w:gridCol w:w="2000"/>
-        <w:gridCol w:w="2800"/>
-        <w:gridCol w:w="4560"/>
+        <w:gridCol w:w="1800"/>
+        <w:gridCol w:w="3200"/>
+        <w:gridCol w:w="4360"/>
       </w:tblGrid>
       <w:tr>
         <w:trPr>
@@ -16364,7 +16403,7 @@
                 <w:sz w:val="20"/>
                 <w:szCs w:val="20"/>
               </w:rPr>
-              <w:t xml:space="preserve">Rationale</w:t>
+              <w:t xml:space="preserve">Version / Notes</w:t>
             </w:r>
           </w:p>
         </w:tc>
@@ -16422,35 +16461,35 @@
                 <w:sz w:val="20"/>
                 <w:szCs w:val="20"/>
               </w:rPr>
-              <w:t xml:space="preserve">React.js + TypeScript</w:t>
-            </w:r>
-          </w:p>
-        </w:tc>
-        <w:tc>
-          <w:tcPr>
-            <w:tcBorders>
-              <w:top w:val="single" w:color="CCCCCC" w:sz="1"/>
-              <w:left w:val="single" w:color="CCCCCC" w:sz="1"/>
-              <w:bottom w:val="single" w:color="CCCCCC" w:sz="1"/>
-              <w:right w:val="single" w:color="CCCCCC" w:sz="1"/>
-            </w:tcBorders>
-            <w:shd w:fill="FFFFFF" w:val="clear"/>
-            <w:tcMar>
-              <w:top w:type="dxa" w:w="80"/>
-              <w:left w:type="dxa" w:w="140"/>
-              <w:bottom w:type="dxa" w:w="80"/>
-              <w:right w:type="dxa" w:w="140"/>
-            </w:tcMar>
-          </w:tcPr>
-          <w:p>
-            <w:r>
-              <w:rPr>
-                <w:rFonts w:ascii="Arial" w:cs="Arial" w:eastAsia="Arial" w:hAnsi="Arial"/>
-                <w:color w:val="2D3748"/>
-                <w:sz w:val="20"/>
-                <w:szCs w:val="20"/>
-              </w:rPr>
-              <w:t xml:space="preserve">Component-based UI, type safety, scalable</w:t>
+              <w:t xml:space="preserve">HTML5 + CSS3 + Vanilla JavaScript (ES6+)</w:t>
+            </w:r>
+          </w:p>
+        </w:tc>
+        <w:tc>
+          <w:tcPr>
+            <w:tcBorders>
+              <w:top w:val="single" w:color="CCCCCC" w:sz="1"/>
+              <w:left w:val="single" w:color="CCCCCC" w:sz="1"/>
+              <w:bottom w:val="single" w:color="CCCCCC" w:sz="1"/>
+              <w:right w:val="single" w:color="CCCCCC" w:sz="1"/>
+            </w:tcBorders>
+            <w:shd w:fill="FFFFFF" w:val="clear"/>
+            <w:tcMar>
+              <w:top w:type="dxa" w:w="80"/>
+              <w:left w:type="dxa" w:w="140"/>
+              <w:bottom w:type="dxa" w:w="80"/>
+              <w:right w:type="dxa" w:w="140"/>
+            </w:tcMar>
+          </w:tcPr>
+          <w:p>
+            <w:r>
+              <w:rPr>
+                <w:rFonts w:ascii="Arial" w:cs="Arial" w:eastAsia="Arial" w:hAnsi="Arial"/>
+                <w:color w:val="2D3748"/>
+                <w:sz w:val="20"/>
+                <w:szCs w:val="20"/>
+              </w:rPr>
+              <w:t xml:space="preserve">No framework; fetch() API for all HTTP calls</w:t>
             </w:r>
           </w:p>
         </w:tc>
@@ -16480,63 +16519,63 @@
                 <w:sz w:val="20"/>
                 <w:szCs w:val="20"/>
               </w:rPr>
-              <w:t xml:space="preserve">Styling</w:t>
-            </w:r>
-          </w:p>
-        </w:tc>
-        <w:tc>
-          <w:tcPr>
-            <w:tcBorders>
-              <w:top w:val="single" w:color="CCCCCC" w:sz="1"/>
-              <w:left w:val="single" w:color="CCCCCC" w:sz="1"/>
-              <w:bottom w:val="single" w:color="CCCCCC" w:sz="1"/>
-              <w:right w:val="single" w:color="CCCCCC" w:sz="1"/>
-            </w:tcBorders>
-            <w:shd w:fill="E6F4F5" w:val="clear"/>
-            <w:tcMar>
-              <w:top w:type="dxa" w:w="80"/>
-              <w:left w:type="dxa" w:w="140"/>
-              <w:bottom w:type="dxa" w:w="80"/>
-              <w:right w:type="dxa" w:w="140"/>
-            </w:tcMar>
-          </w:tcPr>
-          <w:p>
-            <w:r>
-              <w:rPr>
-                <w:rFonts w:ascii="Arial" w:cs="Arial" w:eastAsia="Arial" w:hAnsi="Arial"/>
-                <w:color w:val="2D3748"/>
-                <w:sz w:val="20"/>
-                <w:szCs w:val="20"/>
-              </w:rPr>
-              <w:t xml:space="preserve">Tailwind CSS</w:t>
-            </w:r>
-          </w:p>
-        </w:tc>
-        <w:tc>
-          <w:tcPr>
-            <w:tcBorders>
-              <w:top w:val="single" w:color="CCCCCC" w:sz="1"/>
-              <w:left w:val="single" w:color="CCCCCC" w:sz="1"/>
-              <w:bottom w:val="single" w:color="CCCCCC" w:sz="1"/>
-              <w:right w:val="single" w:color="CCCCCC" w:sz="1"/>
-            </w:tcBorders>
-            <w:shd w:fill="E6F4F5" w:val="clear"/>
-            <w:tcMar>
-              <w:top w:type="dxa" w:w="80"/>
-              <w:left w:type="dxa" w:w="140"/>
-              <w:bottom w:type="dxa" w:w="80"/>
-              <w:right w:type="dxa" w:w="140"/>
-            </w:tcMar>
-          </w:tcPr>
-          <w:p>
-            <w:r>
-              <w:rPr>
-                <w:rFonts w:ascii="Arial" w:cs="Arial" w:eastAsia="Arial" w:hAnsi="Arial"/>
-                <w:color w:val="2D3748"/>
-                <w:sz w:val="20"/>
-                <w:szCs w:val="20"/>
-              </w:rPr>
-              <w:t xml:space="preserve">Utility-first, rapid UI development</w:t>
+              <w:t xml:space="preserve">Data Format</w:t>
+            </w:r>
+          </w:p>
+        </w:tc>
+        <w:tc>
+          <w:tcPr>
+            <w:tcBorders>
+              <w:top w:val="single" w:color="CCCCCC" w:sz="1"/>
+              <w:left w:val="single" w:color="CCCCCC" w:sz="1"/>
+              <w:bottom w:val="single" w:color="CCCCCC" w:sz="1"/>
+              <w:right w:val="single" w:color="CCCCCC" w:sz="1"/>
+            </w:tcBorders>
+            <w:shd w:fill="E6F4F5" w:val="clear"/>
+            <w:tcMar>
+              <w:top w:type="dxa" w:w="80"/>
+              <w:left w:type="dxa" w:w="140"/>
+              <w:bottom w:type="dxa" w:w="80"/>
+              <w:right w:type="dxa" w:w="140"/>
+            </w:tcMar>
+          </w:tcPr>
+          <w:p>
+            <w:r>
+              <w:rPr>
+                <w:rFonts w:ascii="Arial" w:cs="Arial" w:eastAsia="Arial" w:hAnsi="Arial"/>
+                <w:color w:val="2D3748"/>
+                <w:sz w:val="20"/>
+                <w:szCs w:val="20"/>
+              </w:rPr>
+              <w:t xml:space="preserve">JSON (application/json)</w:t>
+            </w:r>
+          </w:p>
+        </w:tc>
+        <w:tc>
+          <w:tcPr>
+            <w:tcBorders>
+              <w:top w:val="single" w:color="CCCCCC" w:sz="1"/>
+              <w:left w:val="single" w:color="CCCCCC" w:sz="1"/>
+              <w:bottom w:val="single" w:color="CCCCCC" w:sz="1"/>
+              <w:right w:val="single" w:color="CCCCCC" w:sz="1"/>
+            </w:tcBorders>
+            <w:shd w:fill="E6F4F5" w:val="clear"/>
+            <w:tcMar>
+              <w:top w:type="dxa" w:w="80"/>
+              <w:left w:type="dxa" w:w="140"/>
+              <w:bottom w:type="dxa" w:w="80"/>
+              <w:right w:type="dxa" w:w="140"/>
+            </w:tcMar>
+          </w:tcPr>
+          <w:p>
+            <w:r>
+              <w:rPr>
+                <w:rFonts w:ascii="Arial" w:cs="Arial" w:eastAsia="Arial" w:hAnsi="Arial"/>
+                <w:color w:val="2D3748"/>
+                <w:sz w:val="20"/>
+                <w:szCs w:val="20"/>
+              </w:rPr>
+              <w:t xml:space="preserve">All API requests and responses use JSON body</w:t>
             </w:r>
           </w:p>
         </w:tc>
@@ -16566,63 +16605,63 @@
                 <w:sz w:val="20"/>
                 <w:szCs w:val="20"/>
               </w:rPr>
-              <w:t xml:space="preserve">Backend</w:t>
-            </w:r>
-          </w:p>
-        </w:tc>
-        <w:tc>
-          <w:tcPr>
-            <w:tcBorders>
-              <w:top w:val="single" w:color="CCCCCC" w:sz="1"/>
-              <w:left w:val="single" w:color="CCCCCC" w:sz="1"/>
-              <w:bottom w:val="single" w:color="CCCCCC" w:sz="1"/>
-              <w:right w:val="single" w:color="CCCCCC" w:sz="1"/>
-            </w:tcBorders>
-            <w:shd w:fill="FFFFFF" w:val="clear"/>
-            <w:tcMar>
-              <w:top w:type="dxa" w:w="80"/>
-              <w:left w:type="dxa" w:w="140"/>
-              <w:bottom w:type="dxa" w:w="80"/>
-              <w:right w:type="dxa" w:w="140"/>
-            </w:tcMar>
-          </w:tcPr>
-          <w:p>
-            <w:r>
-              <w:rPr>
-                <w:rFonts w:ascii="Arial" w:cs="Arial" w:eastAsia="Arial" w:hAnsi="Arial"/>
-                <w:color w:val="2D3748"/>
-                <w:sz w:val="20"/>
-                <w:szCs w:val="20"/>
-              </w:rPr>
-              <w:t xml:space="preserve">Node.js + Express.js</w:t>
-            </w:r>
-          </w:p>
-        </w:tc>
-        <w:tc>
-          <w:tcPr>
-            <w:tcBorders>
-              <w:top w:val="single" w:color="CCCCCC" w:sz="1"/>
-              <w:left w:val="single" w:color="CCCCCC" w:sz="1"/>
-              <w:bottom w:val="single" w:color="CCCCCC" w:sz="1"/>
-              <w:right w:val="single" w:color="CCCCCC" w:sz="1"/>
-            </w:tcBorders>
-            <w:shd w:fill="FFFFFF" w:val="clear"/>
-            <w:tcMar>
-              <w:top w:type="dxa" w:w="80"/>
-              <w:left w:type="dxa" w:w="140"/>
-              <w:bottom w:type="dxa" w:w="80"/>
-              <w:right w:type="dxa" w:w="140"/>
-            </w:tcMar>
-          </w:tcPr>
-          <w:p>
-            <w:r>
-              <w:rPr>
-                <w:rFonts w:ascii="Arial" w:cs="Arial" w:eastAsia="Arial" w:hAnsi="Arial"/>
-                <w:color w:val="2D3748"/>
-                <w:sz w:val="20"/>
-                <w:szCs w:val="20"/>
-              </w:rPr>
-              <w:t xml:space="preserve">Fast, scalable REST API</w:t>
+              <w:t xml:space="preserve">Backend Runtime</w:t>
+            </w:r>
+          </w:p>
+        </w:tc>
+        <w:tc>
+          <w:tcPr>
+            <w:tcBorders>
+              <w:top w:val="single" w:color="CCCCCC" w:sz="1"/>
+              <w:left w:val="single" w:color="CCCCCC" w:sz="1"/>
+              <w:bottom w:val="single" w:color="CCCCCC" w:sz="1"/>
+              <w:right w:val="single" w:color="CCCCCC" w:sz="1"/>
+            </w:tcBorders>
+            <w:shd w:fill="FFFFFF" w:val="clear"/>
+            <w:tcMar>
+              <w:top w:type="dxa" w:w="80"/>
+              <w:left w:type="dxa" w:w="140"/>
+              <w:bottom w:type="dxa" w:w="80"/>
+              <w:right w:type="dxa" w:w="140"/>
+            </w:tcMar>
+          </w:tcPr>
+          <w:p>
+            <w:r>
+              <w:rPr>
+                <w:rFonts w:ascii="Arial" w:cs="Arial" w:eastAsia="Arial" w:hAnsi="Arial"/>
+                <w:color w:val="2D3748"/>
+                <w:sz w:val="20"/>
+                <w:szCs w:val="20"/>
+              </w:rPr>
+              <w:t xml:space="preserve">Java 17+</w:t>
+            </w:r>
+          </w:p>
+        </w:tc>
+        <w:tc>
+          <w:tcPr>
+            <w:tcBorders>
+              <w:top w:val="single" w:color="CCCCCC" w:sz="1"/>
+              <w:left w:val="single" w:color="CCCCCC" w:sz="1"/>
+              <w:bottom w:val="single" w:color="CCCCCC" w:sz="1"/>
+              <w:right w:val="single" w:color="CCCCCC" w:sz="1"/>
+            </w:tcBorders>
+            <w:shd w:fill="FFFFFF" w:val="clear"/>
+            <w:tcMar>
+              <w:top w:type="dxa" w:w="80"/>
+              <w:left w:type="dxa" w:w="140"/>
+              <w:bottom w:type="dxa" w:w="80"/>
+              <w:right w:type="dxa" w:w="140"/>
+            </w:tcMar>
+          </w:tcPr>
+          <w:p>
+            <w:r>
+              <w:rPr>
+                <w:rFonts w:ascii="Arial" w:cs="Arial" w:eastAsia="Arial" w:hAnsi="Arial"/>
+                <w:color w:val="2D3748"/>
+                <w:sz w:val="20"/>
+                <w:szCs w:val="20"/>
+              </w:rPr>
+              <w:t xml:space="preserve">Jakarta EE 10 compatible</w:t>
             </w:r>
           </w:p>
         </w:tc>
@@ -16652,63 +16691,63 @@
                 <w:sz w:val="20"/>
                 <w:szCs w:val="20"/>
               </w:rPr>
-              <w:t xml:space="preserve">Authentication</w:t>
-            </w:r>
-          </w:p>
-        </w:tc>
-        <w:tc>
-          <w:tcPr>
-            <w:tcBorders>
-              <w:top w:val="single" w:color="CCCCCC" w:sz="1"/>
-              <w:left w:val="single" w:color="CCCCCC" w:sz="1"/>
-              <w:bottom w:val="single" w:color="CCCCCC" w:sz="1"/>
-              <w:right w:val="single" w:color="CCCCCC" w:sz="1"/>
-            </w:tcBorders>
-            <w:shd w:fill="E6F4F5" w:val="clear"/>
-            <w:tcMar>
-              <w:top w:type="dxa" w:w="80"/>
-              <w:left w:type="dxa" w:w="140"/>
-              <w:bottom w:type="dxa" w:w="80"/>
-              <w:right w:type="dxa" w:w="140"/>
-            </w:tcMar>
-          </w:tcPr>
-          <w:p>
-            <w:r>
-              <w:rPr>
-                <w:rFonts w:ascii="Arial" w:cs="Arial" w:eastAsia="Arial" w:hAnsi="Arial"/>
-                <w:color w:val="2D3748"/>
-                <w:sz w:val="20"/>
-                <w:szCs w:val="20"/>
-              </w:rPr>
-              <w:t xml:space="preserve">JWT + bcrypt</w:t>
-            </w:r>
-          </w:p>
-        </w:tc>
-        <w:tc>
-          <w:tcPr>
-            <w:tcBorders>
-              <w:top w:val="single" w:color="CCCCCC" w:sz="1"/>
-              <w:left w:val="single" w:color="CCCCCC" w:sz="1"/>
-              <w:bottom w:val="single" w:color="CCCCCC" w:sz="1"/>
-              <w:right w:val="single" w:color="CCCCCC" w:sz="1"/>
-            </w:tcBorders>
-            <w:shd w:fill="E6F4F5" w:val="clear"/>
-            <w:tcMar>
-              <w:top w:type="dxa" w:w="80"/>
-              <w:left w:type="dxa" w:w="140"/>
-              <w:bottom w:type="dxa" w:w="80"/>
-              <w:right w:type="dxa" w:w="140"/>
-            </w:tcMar>
-          </w:tcPr>
-          <w:p>
-            <w:r>
-              <w:rPr>
-                <w:rFonts w:ascii="Arial" w:cs="Arial" w:eastAsia="Arial" w:hAnsi="Arial"/>
-                <w:color w:val="2D3748"/>
-                <w:sz w:val="20"/>
-                <w:szCs w:val="20"/>
-              </w:rPr>
-              <w:t xml:space="preserve">Stateless auth, secure password hashing</w:t>
+              <w:t xml:space="preserve">Backend Framework</w:t>
+            </w:r>
+          </w:p>
+        </w:tc>
+        <w:tc>
+          <w:tcPr>
+            <w:tcBorders>
+              <w:top w:val="single" w:color="CCCCCC" w:sz="1"/>
+              <w:left w:val="single" w:color="CCCCCC" w:sz="1"/>
+              <w:bottom w:val="single" w:color="CCCCCC" w:sz="1"/>
+              <w:right w:val="single" w:color="CCCCCC" w:sz="1"/>
+            </w:tcBorders>
+            <w:shd w:fill="E6F4F5" w:val="clear"/>
+            <w:tcMar>
+              <w:top w:type="dxa" w:w="80"/>
+              <w:left w:type="dxa" w:w="140"/>
+              <w:bottom w:type="dxa" w:w="80"/>
+              <w:right w:type="dxa" w:w="140"/>
+            </w:tcMar>
+          </w:tcPr>
+          <w:p>
+            <w:r>
+              <w:rPr>
+                <w:rFonts w:ascii="Arial" w:cs="Arial" w:eastAsia="Arial" w:hAnsi="Arial"/>
+                <w:color w:val="2D3748"/>
+                <w:sz w:val="20"/>
+                <w:szCs w:val="20"/>
+              </w:rPr>
+              <w:t xml:space="preserve">Jakarta Servlet API</w:t>
+            </w:r>
+          </w:p>
+        </w:tc>
+        <w:tc>
+          <w:tcPr>
+            <w:tcBorders>
+              <w:top w:val="single" w:color="CCCCCC" w:sz="1"/>
+              <w:left w:val="single" w:color="CCCCCC" w:sz="1"/>
+              <w:bottom w:val="single" w:color="CCCCCC" w:sz="1"/>
+              <w:right w:val="single" w:color="CCCCCC" w:sz="1"/>
+            </w:tcBorders>
+            <w:shd w:fill="E6F4F5" w:val="clear"/>
+            <w:tcMar>
+              <w:top w:type="dxa" w:w="80"/>
+              <w:left w:type="dxa" w:w="140"/>
+              <w:bottom w:type="dxa" w:w="80"/>
+              <w:right w:type="dxa" w:w="140"/>
+            </w:tcMar>
+          </w:tcPr>
+          <w:p>
+            <w:r>
+              <w:rPr>
+                <w:rFonts w:ascii="Arial" w:cs="Arial" w:eastAsia="Arial" w:hAnsi="Arial"/>
+                <w:color w:val="2D3748"/>
+                <w:sz w:val="20"/>
+                <w:szCs w:val="20"/>
+              </w:rPr>
+              <w:t xml:space="preserve">javax.servlet.* → jakarta.servlet.*; deployed on Apache Tomcat 10+</w:t>
             </w:r>
           </w:p>
         </w:tc>
@@ -16738,63 +16777,63 @@
                 <w:sz w:val="20"/>
                 <w:szCs w:val="20"/>
               </w:rPr>
-              <w:t xml:space="preserve">Database</w:t>
-            </w:r>
-          </w:p>
-        </w:tc>
-        <w:tc>
-          <w:tcPr>
-            <w:tcBorders>
-              <w:top w:val="single" w:color="CCCCCC" w:sz="1"/>
-              <w:left w:val="single" w:color="CCCCCC" w:sz="1"/>
-              <w:bottom w:val="single" w:color="CCCCCC" w:sz="1"/>
-              <w:right w:val="single" w:color="CCCCCC" w:sz="1"/>
-            </w:tcBorders>
-            <w:shd w:fill="FFFFFF" w:val="clear"/>
-            <w:tcMar>
-              <w:top w:type="dxa" w:w="80"/>
-              <w:left w:type="dxa" w:w="140"/>
-              <w:bottom w:type="dxa" w:w="80"/>
-              <w:right w:type="dxa" w:w="140"/>
-            </w:tcMar>
-          </w:tcPr>
-          <w:p>
-            <w:r>
-              <w:rPr>
-                <w:rFonts w:ascii="Arial" w:cs="Arial" w:eastAsia="Arial" w:hAnsi="Arial"/>
-                <w:color w:val="2D3748"/>
-                <w:sz w:val="20"/>
-                <w:szCs w:val="20"/>
-              </w:rPr>
-              <w:t xml:space="preserve">PostgreSQL</w:t>
-            </w:r>
-          </w:p>
-        </w:tc>
-        <w:tc>
-          <w:tcPr>
-            <w:tcBorders>
-              <w:top w:val="single" w:color="CCCCCC" w:sz="1"/>
-              <w:left w:val="single" w:color="CCCCCC" w:sz="1"/>
-              <w:bottom w:val="single" w:color="CCCCCC" w:sz="1"/>
-              <w:right w:val="single" w:color="CCCCCC" w:sz="1"/>
-            </w:tcBorders>
-            <w:shd w:fill="FFFFFF" w:val="clear"/>
-            <w:tcMar>
-              <w:top w:type="dxa" w:w="80"/>
-              <w:left w:type="dxa" w:w="140"/>
-              <w:bottom w:type="dxa" w:w="80"/>
-              <w:right w:type="dxa" w:w="140"/>
-            </w:tcMar>
-          </w:tcPr>
-          <w:p>
-            <w:r>
-              <w:rPr>
-                <w:rFonts w:ascii="Arial" w:cs="Arial" w:eastAsia="Arial" w:hAnsi="Arial"/>
-                <w:color w:val="2D3748"/>
-                <w:sz w:val="20"/>
-                <w:szCs w:val="20"/>
-              </w:rPr>
-              <w:t xml:space="preserve">Relational integrity for complex ER schema</w:t>
+              <w:t xml:space="preserve">Database Connectivity</w:t>
+            </w:r>
+          </w:p>
+        </w:tc>
+        <w:tc>
+          <w:tcPr>
+            <w:tcBorders>
+              <w:top w:val="single" w:color="CCCCCC" w:sz="1"/>
+              <w:left w:val="single" w:color="CCCCCC" w:sz="1"/>
+              <w:bottom w:val="single" w:color="CCCCCC" w:sz="1"/>
+              <w:right w:val="single" w:color="CCCCCC" w:sz="1"/>
+            </w:tcBorders>
+            <w:shd w:fill="FFFFFF" w:val="clear"/>
+            <w:tcMar>
+              <w:top w:type="dxa" w:w="80"/>
+              <w:left w:type="dxa" w:w="140"/>
+              <w:bottom w:type="dxa" w:w="80"/>
+              <w:right w:type="dxa" w:w="140"/>
+            </w:tcMar>
+          </w:tcPr>
+          <w:p>
+            <w:r>
+              <w:rPr>
+                <w:rFonts w:ascii="Arial" w:cs="Arial" w:eastAsia="Arial" w:hAnsi="Arial"/>
+                <w:color w:val="2D3748"/>
+                <w:sz w:val="20"/>
+                <w:szCs w:val="20"/>
+              </w:rPr>
+              <w:t xml:space="preserve">JDBC (Java Database Connectivity)</w:t>
+            </w:r>
+          </w:p>
+        </w:tc>
+        <w:tc>
+          <w:tcPr>
+            <w:tcBorders>
+              <w:top w:val="single" w:color="CCCCCC" w:sz="1"/>
+              <w:left w:val="single" w:color="CCCCCC" w:sz="1"/>
+              <w:bottom w:val="single" w:color="CCCCCC" w:sz="1"/>
+              <w:right w:val="single" w:color="CCCCCC" w:sz="1"/>
+            </w:tcBorders>
+            <w:shd w:fill="FFFFFF" w:val="clear"/>
+            <w:tcMar>
+              <w:top w:type="dxa" w:w="80"/>
+              <w:left w:type="dxa" w:w="140"/>
+              <w:bottom w:type="dxa" w:w="80"/>
+              <w:right w:type="dxa" w:w="140"/>
+            </w:tcMar>
+          </w:tcPr>
+          <w:p>
+            <w:r>
+              <w:rPr>
+                <w:rFonts w:ascii="Arial" w:cs="Arial" w:eastAsia="Arial" w:hAnsi="Arial"/>
+                <w:color w:val="2D3748"/>
+                <w:sz w:val="20"/>
+                <w:szCs w:val="20"/>
+              </w:rPr>
+              <w:t xml:space="preserve">Direct SQL via PreparedStatement; no ORM</w:t>
             </w:r>
           </w:p>
         </w:tc>
@@ -16824,63 +16863,63 @@
                 <w:sz w:val="20"/>
                 <w:szCs w:val="20"/>
               </w:rPr>
-              <w:t xml:space="preserve">ORM</w:t>
-            </w:r>
-          </w:p>
-        </w:tc>
-        <w:tc>
-          <w:tcPr>
-            <w:tcBorders>
-              <w:top w:val="single" w:color="CCCCCC" w:sz="1"/>
-              <w:left w:val="single" w:color="CCCCCC" w:sz="1"/>
-              <w:bottom w:val="single" w:color="CCCCCC" w:sz="1"/>
-              <w:right w:val="single" w:color="CCCCCC" w:sz="1"/>
-            </w:tcBorders>
-            <w:shd w:fill="E6F4F5" w:val="clear"/>
-            <w:tcMar>
-              <w:top w:type="dxa" w:w="80"/>
-              <w:left w:type="dxa" w:w="140"/>
-              <w:bottom w:type="dxa" w:w="80"/>
-              <w:right w:type="dxa" w:w="140"/>
-            </w:tcMar>
-          </w:tcPr>
-          <w:p>
-            <w:r>
-              <w:rPr>
-                <w:rFonts w:ascii="Arial" w:cs="Arial" w:eastAsia="Arial" w:hAnsi="Arial"/>
-                <w:color w:val="2D3748"/>
-                <w:sz w:val="20"/>
-                <w:szCs w:val="20"/>
-              </w:rPr>
-              <w:t xml:space="preserve">Prisma ORM</w:t>
-            </w:r>
-          </w:p>
-        </w:tc>
-        <w:tc>
-          <w:tcPr>
-            <w:tcBorders>
-              <w:top w:val="single" w:color="CCCCCC" w:sz="1"/>
-              <w:left w:val="single" w:color="CCCCCC" w:sz="1"/>
-              <w:bottom w:val="single" w:color="CCCCCC" w:sz="1"/>
-              <w:right w:val="single" w:color="CCCCCC" w:sz="1"/>
-            </w:tcBorders>
-            <w:shd w:fill="E6F4F5" w:val="clear"/>
-            <w:tcMar>
-              <w:top w:type="dxa" w:w="80"/>
-              <w:left w:type="dxa" w:w="140"/>
-              <w:bottom w:type="dxa" w:w="80"/>
-              <w:right w:type="dxa" w:w="140"/>
-            </w:tcMar>
-          </w:tcPr>
-          <w:p>
-            <w:r>
-              <w:rPr>
-                <w:rFonts w:ascii="Arial" w:cs="Arial" w:eastAsia="Arial" w:hAnsi="Arial"/>
-                <w:color w:val="2D3748"/>
-                <w:sz w:val="20"/>
-                <w:szCs w:val="20"/>
-              </w:rPr>
-              <w:t xml:space="preserve">Type-safe DB queries, migration support</w:t>
+              <w:t xml:space="preserve">Database</w:t>
+            </w:r>
+          </w:p>
+        </w:tc>
+        <w:tc>
+          <w:tcPr>
+            <w:tcBorders>
+              <w:top w:val="single" w:color="CCCCCC" w:sz="1"/>
+              <w:left w:val="single" w:color="CCCCCC" w:sz="1"/>
+              <w:bottom w:val="single" w:color="CCCCCC" w:sz="1"/>
+              <w:right w:val="single" w:color="CCCCCC" w:sz="1"/>
+            </w:tcBorders>
+            <w:shd w:fill="E6F4F5" w:val="clear"/>
+            <w:tcMar>
+              <w:top w:type="dxa" w:w="80"/>
+              <w:left w:type="dxa" w:w="140"/>
+              <w:bottom w:type="dxa" w:w="80"/>
+              <w:right w:type="dxa" w:w="140"/>
+            </w:tcMar>
+          </w:tcPr>
+          <w:p>
+            <w:r>
+              <w:rPr>
+                <w:rFonts w:ascii="Arial" w:cs="Arial" w:eastAsia="Arial" w:hAnsi="Arial"/>
+                <w:color w:val="2D3748"/>
+                <w:sz w:val="20"/>
+                <w:szCs w:val="20"/>
+              </w:rPr>
+              <w:t xml:space="preserve">MySQL 8.x</w:t>
+            </w:r>
+          </w:p>
+        </w:tc>
+        <w:tc>
+          <w:tcPr>
+            <w:tcBorders>
+              <w:top w:val="single" w:color="CCCCCC" w:sz="1"/>
+              <w:left w:val="single" w:color="CCCCCC" w:sz="1"/>
+              <w:bottom w:val="single" w:color="CCCCCC" w:sz="1"/>
+              <w:right w:val="single" w:color="CCCCCC" w:sz="1"/>
+            </w:tcBorders>
+            <w:shd w:fill="E6F4F5" w:val="clear"/>
+            <w:tcMar>
+              <w:top w:type="dxa" w:w="80"/>
+              <w:left w:type="dxa" w:w="140"/>
+              <w:bottom w:type="dxa" w:w="80"/>
+              <w:right w:type="dxa" w:w="140"/>
+            </w:tcMar>
+          </w:tcPr>
+          <w:p>
+            <w:r>
+              <w:rPr>
+                <w:rFonts w:ascii="Arial" w:cs="Arial" w:eastAsia="Arial" w:hAnsi="Arial"/>
+                <w:color w:val="2D3748"/>
+                <w:sz w:val="20"/>
+                <w:szCs w:val="20"/>
+              </w:rPr>
+              <w:t xml:space="preserve">Relational DB compatible with JDBC drivers</w:t>
             </w:r>
           </w:p>
         </w:tc>
@@ -16910,63 +16949,63 @@
                 <w:sz w:val="20"/>
                 <w:szCs w:val="20"/>
               </w:rPr>
-              <w:t xml:space="preserve">Hosting</w:t>
-            </w:r>
-          </w:p>
-        </w:tc>
-        <w:tc>
-          <w:tcPr>
-            <w:tcBorders>
-              <w:top w:val="single" w:color="CCCCCC" w:sz="1"/>
-              <w:left w:val="single" w:color="CCCCCC" w:sz="1"/>
-              <w:bottom w:val="single" w:color="CCCCCC" w:sz="1"/>
-              <w:right w:val="single" w:color="CCCCCC" w:sz="1"/>
-            </w:tcBorders>
-            <w:shd w:fill="FFFFFF" w:val="clear"/>
-            <w:tcMar>
-              <w:top w:type="dxa" w:w="80"/>
-              <w:left w:type="dxa" w:w="140"/>
-              <w:bottom w:type="dxa" w:w="80"/>
-              <w:right w:type="dxa" w:w="140"/>
-            </w:tcMar>
-          </w:tcPr>
-          <w:p>
-            <w:r>
-              <w:rPr>
-                <w:rFonts w:ascii="Arial" w:cs="Arial" w:eastAsia="Arial" w:hAnsi="Arial"/>
-                <w:color w:val="2D3748"/>
-                <w:sz w:val="20"/>
-                <w:szCs w:val="20"/>
-              </w:rPr>
-              <w:t xml:space="preserve">Vercel (FE) + Railway / Render (BE)</w:t>
-            </w:r>
-          </w:p>
-        </w:tc>
-        <w:tc>
-          <w:tcPr>
-            <w:tcBorders>
-              <w:top w:val="single" w:color="CCCCCC" w:sz="1"/>
-              <w:left w:val="single" w:color="CCCCCC" w:sz="1"/>
-              <w:bottom w:val="single" w:color="CCCCCC" w:sz="1"/>
-              <w:right w:val="single" w:color="CCCCCC" w:sz="1"/>
-            </w:tcBorders>
-            <w:shd w:fill="FFFFFF" w:val="clear"/>
-            <w:tcMar>
-              <w:top w:type="dxa" w:w="80"/>
-              <w:left w:type="dxa" w:w="140"/>
-              <w:bottom w:type="dxa" w:w="80"/>
-              <w:right w:type="dxa" w:w="140"/>
-            </w:tcMar>
-          </w:tcPr>
-          <w:p>
-            <w:r>
-              <w:rPr>
-                <w:rFonts w:ascii="Arial" w:cs="Arial" w:eastAsia="Arial" w:hAnsi="Arial"/>
-                <w:color w:val="2D3748"/>
-                <w:sz w:val="20"/>
-                <w:szCs w:val="20"/>
-              </w:rPr>
-              <w:t xml:space="preserve">Easy deployment, free tiers</w:t>
+              <w:t xml:space="preserve">JDBC Driver</w:t>
+            </w:r>
+          </w:p>
+        </w:tc>
+        <w:tc>
+          <w:tcPr>
+            <w:tcBorders>
+              <w:top w:val="single" w:color="CCCCCC" w:sz="1"/>
+              <w:left w:val="single" w:color="CCCCCC" w:sz="1"/>
+              <w:bottom w:val="single" w:color="CCCCCC" w:sz="1"/>
+              <w:right w:val="single" w:color="CCCCCC" w:sz="1"/>
+            </w:tcBorders>
+            <w:shd w:fill="FFFFFF" w:val="clear"/>
+            <w:tcMar>
+              <w:top w:type="dxa" w:w="80"/>
+              <w:left w:type="dxa" w:w="140"/>
+              <w:bottom w:type="dxa" w:w="80"/>
+              <w:right w:type="dxa" w:w="140"/>
+            </w:tcMar>
+          </w:tcPr>
+          <w:p>
+            <w:r>
+              <w:rPr>
+                <w:rFonts w:ascii="Arial" w:cs="Arial" w:eastAsia="Arial" w:hAnsi="Arial"/>
+                <w:color w:val="2D3748"/>
+                <w:sz w:val="20"/>
+                <w:szCs w:val="20"/>
+              </w:rPr>
+              <w:t xml:space="preserve">MySQL Connector/J 8.x</w:t>
+            </w:r>
+          </w:p>
+        </w:tc>
+        <w:tc>
+          <w:tcPr>
+            <w:tcBorders>
+              <w:top w:val="single" w:color="CCCCCC" w:sz="1"/>
+              <w:left w:val="single" w:color="CCCCCC" w:sz="1"/>
+              <w:bottom w:val="single" w:color="CCCCCC" w:sz="1"/>
+              <w:right w:val="single" w:color="CCCCCC" w:sz="1"/>
+            </w:tcBorders>
+            <w:shd w:fill="FFFFFF" w:val="clear"/>
+            <w:tcMar>
+              <w:top w:type="dxa" w:w="80"/>
+              <w:left w:type="dxa" w:w="140"/>
+              <w:bottom w:type="dxa" w:w="80"/>
+              <w:right w:type="dxa" w:w="140"/>
+            </w:tcMar>
+          </w:tcPr>
+          <w:p>
+            <w:r>
+              <w:rPr>
+                <w:rFonts w:ascii="Arial" w:cs="Arial" w:eastAsia="Arial" w:hAnsi="Arial"/>
+                <w:color w:val="2D3748"/>
+                <w:sz w:val="20"/>
+                <w:szCs w:val="20"/>
+              </w:rPr>
+              <w:t xml:space="preserve">mysql-connector-j-8.x.jar on classpath</w:t>
             </w:r>
           </w:p>
         </w:tc>
@@ -16996,63 +17035,63 @@
                 <w:sz w:val="20"/>
                 <w:szCs w:val="20"/>
               </w:rPr>
-              <w:t xml:space="preserve">File Storage</w:t>
-            </w:r>
-          </w:p>
-        </w:tc>
-        <w:tc>
-          <w:tcPr>
-            <w:tcBorders>
-              <w:top w:val="single" w:color="CCCCCC" w:sz="1"/>
-              <w:left w:val="single" w:color="CCCCCC" w:sz="1"/>
-              <w:bottom w:val="single" w:color="CCCCCC" w:sz="1"/>
-              <w:right w:val="single" w:color="CCCCCC" w:sz="1"/>
-            </w:tcBorders>
-            <w:shd w:fill="E6F4F5" w:val="clear"/>
-            <w:tcMar>
-              <w:top w:type="dxa" w:w="80"/>
-              <w:left w:type="dxa" w:w="140"/>
-              <w:bottom w:type="dxa" w:w="80"/>
-              <w:right w:type="dxa" w:w="140"/>
-            </w:tcMar>
-          </w:tcPr>
-          <w:p>
-            <w:r>
-              <w:rPr>
-                <w:rFonts w:ascii="Arial" w:cs="Arial" w:eastAsia="Arial" w:hAnsi="Arial"/>
-                <w:color w:val="2D3748"/>
-                <w:sz w:val="20"/>
-                <w:szCs w:val="20"/>
-              </w:rPr>
-              <w:t xml:space="preserve">Cloudinary / AWS S3</w:t>
-            </w:r>
-          </w:p>
-        </w:tc>
-        <w:tc>
-          <w:tcPr>
-            <w:tcBorders>
-              <w:top w:val="single" w:color="CCCCCC" w:sz="1"/>
-              <w:left w:val="single" w:color="CCCCCC" w:sz="1"/>
-              <w:bottom w:val="single" w:color="CCCCCC" w:sz="1"/>
-              <w:right w:val="single" w:color="CCCCCC" w:sz="1"/>
-            </w:tcBorders>
-            <w:shd w:fill="E6F4F5" w:val="clear"/>
-            <w:tcMar>
-              <w:top w:type="dxa" w:w="80"/>
-              <w:left w:type="dxa" w:w="140"/>
-              <w:bottom w:type="dxa" w:w="80"/>
-              <w:right w:type="dxa" w:w="140"/>
-            </w:tcMar>
-          </w:tcPr>
-          <w:p>
-            <w:r>
-              <w:rPr>
-                <w:rFonts w:ascii="Arial" w:cs="Arial" w:eastAsia="Arial" w:hAnsi="Arial"/>
-                <w:color w:val="2D3748"/>
-                <w:sz w:val="20"/>
-                <w:szCs w:val="20"/>
-              </w:rPr>
-              <w:t xml:space="preserve">Event media uploads</w:t>
+              <w:t xml:space="preserve">Build Tool</w:t>
+            </w:r>
+          </w:p>
+        </w:tc>
+        <w:tc>
+          <w:tcPr>
+            <w:tcBorders>
+              <w:top w:val="single" w:color="CCCCCC" w:sz="1"/>
+              <w:left w:val="single" w:color="CCCCCC" w:sz="1"/>
+              <w:bottom w:val="single" w:color="CCCCCC" w:sz="1"/>
+              <w:right w:val="single" w:color="CCCCCC" w:sz="1"/>
+            </w:tcBorders>
+            <w:shd w:fill="E6F4F5" w:val="clear"/>
+            <w:tcMar>
+              <w:top w:type="dxa" w:w="80"/>
+              <w:left w:type="dxa" w:w="140"/>
+              <w:bottom w:type="dxa" w:w="80"/>
+              <w:right w:type="dxa" w:w="140"/>
+            </w:tcMar>
+          </w:tcPr>
+          <w:p>
+            <w:r>
+              <w:rPr>
+                <w:rFonts w:ascii="Arial" w:cs="Arial" w:eastAsia="Arial" w:hAnsi="Arial"/>
+                <w:color w:val="2D3748"/>
+                <w:sz w:val="20"/>
+                <w:szCs w:val="20"/>
+              </w:rPr>
+              <w:t xml:space="preserve">Apache Maven 3.x</w:t>
+            </w:r>
+          </w:p>
+        </w:tc>
+        <w:tc>
+          <w:tcPr>
+            <w:tcBorders>
+              <w:top w:val="single" w:color="CCCCCC" w:sz="1"/>
+              <w:left w:val="single" w:color="CCCCCC" w:sz="1"/>
+              <w:bottom w:val="single" w:color="CCCCCC" w:sz="1"/>
+              <w:right w:val="single" w:color="CCCCCC" w:sz="1"/>
+            </w:tcBorders>
+            <w:shd w:fill="E6F4F5" w:val="clear"/>
+            <w:tcMar>
+              <w:top w:type="dxa" w:w="80"/>
+              <w:left w:type="dxa" w:w="140"/>
+              <w:bottom w:type="dxa" w:w="80"/>
+              <w:right w:type="dxa" w:w="140"/>
+            </w:tcMar>
+          </w:tcPr>
+          <w:p>
+            <w:r>
+              <w:rPr>
+                <w:rFonts w:ascii="Arial" w:cs="Arial" w:eastAsia="Arial" w:hAnsi="Arial"/>
+                <w:color w:val="2D3748"/>
+                <w:sz w:val="20"/>
+                <w:szCs w:val="20"/>
+              </w:rPr>
+              <w:t xml:space="preserve">pom.xml manages dependencies and WAR packaging</w:t>
             </w:r>
           </w:p>
         </w:tc>
@@ -17082,63 +17121,63 @@
                 <w:sz w:val="20"/>
                 <w:szCs w:val="20"/>
               </w:rPr>
-              <w:t xml:space="preserve">Email</w:t>
-            </w:r>
-          </w:p>
-        </w:tc>
-        <w:tc>
-          <w:tcPr>
-            <w:tcBorders>
-              <w:top w:val="single" w:color="CCCCCC" w:sz="1"/>
-              <w:left w:val="single" w:color="CCCCCC" w:sz="1"/>
-              <w:bottom w:val="single" w:color="CCCCCC" w:sz="1"/>
-              <w:right w:val="single" w:color="CCCCCC" w:sz="1"/>
-            </w:tcBorders>
-            <w:shd w:fill="FFFFFF" w:val="clear"/>
-            <w:tcMar>
-              <w:top w:type="dxa" w:w="80"/>
-              <w:left w:type="dxa" w:w="140"/>
-              <w:bottom w:type="dxa" w:w="80"/>
-              <w:right w:type="dxa" w:w="140"/>
-            </w:tcMar>
-          </w:tcPr>
-          <w:p>
-            <w:r>
-              <w:rPr>
-                <w:rFonts w:ascii="Arial" w:cs="Arial" w:eastAsia="Arial" w:hAnsi="Arial"/>
-                <w:color w:val="2D3748"/>
-                <w:sz w:val="20"/>
-                <w:szCs w:val="20"/>
-              </w:rPr>
-              <w:t xml:space="preserve">Nodemailer + SMTP / SendGrid</w:t>
-            </w:r>
-          </w:p>
-        </w:tc>
-        <w:tc>
-          <w:tcPr>
-            <w:tcBorders>
-              <w:top w:val="single" w:color="CCCCCC" w:sz="1"/>
-              <w:left w:val="single" w:color="CCCCCC" w:sz="1"/>
-              <w:bottom w:val="single" w:color="CCCCCC" w:sz="1"/>
-              <w:right w:val="single" w:color="CCCCCC" w:sz="1"/>
-            </w:tcBorders>
-            <w:shd w:fill="FFFFFF" w:val="clear"/>
-            <w:tcMar>
-              <w:top w:type="dxa" w:w="80"/>
-              <w:left w:type="dxa" w:w="140"/>
-              <w:bottom w:type="dxa" w:w="80"/>
-              <w:right w:type="dxa" w:w="140"/>
-            </w:tcMar>
-          </w:tcPr>
-          <w:p>
-            <w:r>
-              <w:rPr>
-                <w:rFonts w:ascii="Arial" w:cs="Arial" w:eastAsia="Arial" w:hAnsi="Arial"/>
-                <w:color w:val="2D3748"/>
-                <w:sz w:val="20"/>
-                <w:szCs w:val="20"/>
-              </w:rPr>
-              <w:t xml:space="preserve">OTP, notifications</w:t>
+              <w:t xml:space="preserve">App Server</w:t>
+            </w:r>
+          </w:p>
+        </w:tc>
+        <w:tc>
+          <w:tcPr>
+            <w:tcBorders>
+              <w:top w:val="single" w:color="CCCCCC" w:sz="1"/>
+              <w:left w:val="single" w:color="CCCCCC" w:sz="1"/>
+              <w:bottom w:val="single" w:color="CCCCCC" w:sz="1"/>
+              <w:right w:val="single" w:color="CCCCCC" w:sz="1"/>
+            </w:tcBorders>
+            <w:shd w:fill="FFFFFF" w:val="clear"/>
+            <w:tcMar>
+              <w:top w:type="dxa" w:w="80"/>
+              <w:left w:type="dxa" w:w="140"/>
+              <w:bottom w:type="dxa" w:w="80"/>
+              <w:right w:type="dxa" w:w="140"/>
+            </w:tcMar>
+          </w:tcPr>
+          <w:p>
+            <w:r>
+              <w:rPr>
+                <w:rFonts w:ascii="Arial" w:cs="Arial" w:eastAsia="Arial" w:hAnsi="Arial"/>
+                <w:color w:val="2D3748"/>
+                <w:sz w:val="20"/>
+                <w:szCs w:val="20"/>
+              </w:rPr>
+              <w:t xml:space="preserve">Apache Tomcat 10.x</w:t>
+            </w:r>
+          </w:p>
+        </w:tc>
+        <w:tc>
+          <w:tcPr>
+            <w:tcBorders>
+              <w:top w:val="single" w:color="CCCCCC" w:sz="1"/>
+              <w:left w:val="single" w:color="CCCCCC" w:sz="1"/>
+              <w:bottom w:val="single" w:color="CCCCCC" w:sz="1"/>
+              <w:right w:val="single" w:color="CCCCCC" w:sz="1"/>
+            </w:tcBorders>
+            <w:shd w:fill="FFFFFF" w:val="clear"/>
+            <w:tcMar>
+              <w:top w:type="dxa" w:w="80"/>
+              <w:left w:type="dxa" w:w="140"/>
+              <w:bottom w:type="dxa" w:w="80"/>
+              <w:right w:type="dxa" w:w="140"/>
+            </w:tcMar>
+          </w:tcPr>
+          <w:p>
+            <w:r>
+              <w:rPr>
+                <w:rFonts w:ascii="Arial" w:cs="Arial" w:eastAsia="Arial" w:hAnsi="Arial"/>
+                <w:color w:val="2D3748"/>
+                <w:sz w:val="20"/>
+                <w:szCs w:val="20"/>
+              </w:rPr>
+              <w:t xml:space="preserve">Deploys compiled .war file</w:t>
             </w:r>
           </w:p>
         </w:tc>
@@ -17168,63 +17207,63 @@
                 <w:sz w:val="20"/>
                 <w:szCs w:val="20"/>
               </w:rPr>
-              <w:t xml:space="preserve">Testing</w:t>
-            </w:r>
-          </w:p>
-        </w:tc>
-        <w:tc>
-          <w:tcPr>
-            <w:tcBorders>
-              <w:top w:val="single" w:color="CCCCCC" w:sz="1"/>
-              <w:left w:val="single" w:color="CCCCCC" w:sz="1"/>
-              <w:bottom w:val="single" w:color="CCCCCC" w:sz="1"/>
-              <w:right w:val="single" w:color="CCCCCC" w:sz="1"/>
-            </w:tcBorders>
-            <w:shd w:fill="E6F4F5" w:val="clear"/>
-            <w:tcMar>
-              <w:top w:type="dxa" w:w="80"/>
-              <w:left w:type="dxa" w:w="140"/>
-              <w:bottom w:type="dxa" w:w="80"/>
-              <w:right w:type="dxa" w:w="140"/>
-            </w:tcMar>
-          </w:tcPr>
-          <w:p>
-            <w:r>
-              <w:rPr>
-                <w:rFonts w:ascii="Arial" w:cs="Arial" w:eastAsia="Arial" w:hAnsi="Arial"/>
-                <w:color w:val="2D3748"/>
-                <w:sz w:val="20"/>
-                <w:szCs w:val="20"/>
-              </w:rPr>
-              <w:t xml:space="preserve">Jest + Supertest</w:t>
-            </w:r>
-          </w:p>
-        </w:tc>
-        <w:tc>
-          <w:tcPr>
-            <w:tcBorders>
-              <w:top w:val="single" w:color="CCCCCC" w:sz="1"/>
-              <w:left w:val="single" w:color="CCCCCC" w:sz="1"/>
-              <w:bottom w:val="single" w:color="CCCCCC" w:sz="1"/>
-              <w:right w:val="single" w:color="CCCCCC" w:sz="1"/>
-            </w:tcBorders>
-            <w:shd w:fill="E6F4F5" w:val="clear"/>
-            <w:tcMar>
-              <w:top w:type="dxa" w:w="80"/>
-              <w:left w:type="dxa" w:w="140"/>
-              <w:bottom w:type="dxa" w:w="80"/>
-              <w:right w:type="dxa" w:w="140"/>
-            </w:tcMar>
-          </w:tcPr>
-          <w:p>
-            <w:r>
-              <w:rPr>
-                <w:rFonts w:ascii="Arial" w:cs="Arial" w:eastAsia="Arial" w:hAnsi="Arial"/>
-                <w:color w:val="2D3748"/>
-                <w:sz w:val="20"/>
-                <w:szCs w:val="20"/>
-              </w:rPr>
-              <w:t xml:space="preserve">Unit and integration tests</w:t>
+              <w:t xml:space="preserve">Authentication</w:t>
+            </w:r>
+          </w:p>
+        </w:tc>
+        <w:tc>
+          <w:tcPr>
+            <w:tcBorders>
+              <w:top w:val="single" w:color="CCCCCC" w:sz="1"/>
+              <w:left w:val="single" w:color="CCCCCC" w:sz="1"/>
+              <w:bottom w:val="single" w:color="CCCCCC" w:sz="1"/>
+              <w:right w:val="single" w:color="CCCCCC" w:sz="1"/>
+            </w:tcBorders>
+            <w:shd w:fill="E6F4F5" w:val="clear"/>
+            <w:tcMar>
+              <w:top w:type="dxa" w:w="80"/>
+              <w:left w:type="dxa" w:w="140"/>
+              <w:bottom w:type="dxa" w:w="80"/>
+              <w:right w:type="dxa" w:w="140"/>
+            </w:tcMar>
+          </w:tcPr>
+          <w:p>
+            <w:r>
+              <w:rPr>
+                <w:rFonts w:ascii="Arial" w:cs="Arial" w:eastAsia="Arial" w:hAnsi="Arial"/>
+                <w:color w:val="2D3748"/>
+                <w:sz w:val="20"/>
+                <w:szCs w:val="20"/>
+              </w:rPr>
+              <w:t xml:space="preserve">Jakarta HttpSession + SHA-256 password hashing</w:t>
+            </w:r>
+          </w:p>
+        </w:tc>
+        <w:tc>
+          <w:tcPr>
+            <w:tcBorders>
+              <w:top w:val="single" w:color="CCCCCC" w:sz="1"/>
+              <w:left w:val="single" w:color="CCCCCC" w:sz="1"/>
+              <w:bottom w:val="single" w:color="CCCCCC" w:sz="1"/>
+              <w:right w:val="single" w:color="CCCCCC" w:sz="1"/>
+            </w:tcBorders>
+            <w:shd w:fill="E6F4F5" w:val="clear"/>
+            <w:tcMar>
+              <w:top w:type="dxa" w:w="80"/>
+              <w:left w:type="dxa" w:w="140"/>
+              <w:bottom w:type="dxa" w:w="80"/>
+              <w:right w:type="dxa" w:w="140"/>
+            </w:tcMar>
+          </w:tcPr>
+          <w:p>
+            <w:r>
+              <w:rPr>
+                <w:rFonts w:ascii="Arial" w:cs="Arial" w:eastAsia="Arial" w:hAnsi="Arial"/>
+                <w:color w:val="2D3748"/>
+                <w:sz w:val="20"/>
+                <w:szCs w:val="20"/>
+              </w:rPr>
+              <w:t xml:space="preserve">Session-based auth; session stored server-side</w:t>
             </w:r>
           </w:p>
         </w:tc>
@@ -17254,6 +17293,264 @@
                 <w:sz w:val="20"/>
                 <w:szCs w:val="20"/>
               </w:rPr>
+              <w:t xml:space="preserve">JSON Library</w:t>
+            </w:r>
+          </w:p>
+        </w:tc>
+        <w:tc>
+          <w:tcPr>
+            <w:tcBorders>
+              <w:top w:val="single" w:color="CCCCCC" w:sz="1"/>
+              <w:left w:val="single" w:color="CCCCCC" w:sz="1"/>
+              <w:bottom w:val="single" w:color="CCCCCC" w:sz="1"/>
+              <w:right w:val="single" w:color="CCCCCC" w:sz="1"/>
+            </w:tcBorders>
+            <w:shd w:fill="FFFFFF" w:val="clear"/>
+            <w:tcMar>
+              <w:top w:type="dxa" w:w="80"/>
+              <w:left w:type="dxa" w:w="140"/>
+              <w:bottom w:type="dxa" w:w="80"/>
+              <w:right w:type="dxa" w:w="140"/>
+            </w:tcMar>
+          </w:tcPr>
+          <w:p>
+            <w:r>
+              <w:rPr>
+                <w:rFonts w:ascii="Arial" w:cs="Arial" w:eastAsia="Arial" w:hAnsi="Arial"/>
+                <w:color w:val="2D3748"/>
+                <w:sz w:val="20"/>
+                <w:szCs w:val="20"/>
+              </w:rPr>
+              <w:t xml:space="preserve">Google Gson 2.x</w:t>
+            </w:r>
+          </w:p>
+        </w:tc>
+        <w:tc>
+          <w:tcPr>
+            <w:tcBorders>
+              <w:top w:val="single" w:color="CCCCCC" w:sz="1"/>
+              <w:left w:val="single" w:color="CCCCCC" w:sz="1"/>
+              <w:bottom w:val="single" w:color="CCCCCC" w:sz="1"/>
+              <w:right w:val="single" w:color="CCCCCC" w:sz="1"/>
+            </w:tcBorders>
+            <w:shd w:fill="FFFFFF" w:val="clear"/>
+            <w:tcMar>
+              <w:top w:type="dxa" w:w="80"/>
+              <w:left w:type="dxa" w:w="140"/>
+              <w:bottom w:type="dxa" w:w="80"/>
+              <w:right w:type="dxa" w:w="140"/>
+            </w:tcMar>
+          </w:tcPr>
+          <w:p>
+            <w:r>
+              <w:rPr>
+                <w:rFonts w:ascii="Arial" w:cs="Arial" w:eastAsia="Arial" w:hAnsi="Arial"/>
+                <w:color w:val="2D3748"/>
+                <w:sz w:val="20"/>
+                <w:szCs w:val="20"/>
+              </w:rPr>
+              <w:t xml:space="preserve">Serialize/deserialize Java objects to/from JSON</w:t>
+            </w:r>
+          </w:p>
+        </w:tc>
+      </w:tr>
+      <w:tr>
+        <w:tc>
+          <w:tcPr>
+            <w:tcBorders>
+              <w:top w:val="single" w:color="CCCCCC" w:sz="1"/>
+              <w:left w:val="single" w:color="CCCCCC" w:sz="1"/>
+              <w:bottom w:val="single" w:color="CCCCCC" w:sz="1"/>
+              <w:right w:val="single" w:color="CCCCCC" w:sz="1"/>
+            </w:tcBorders>
+            <w:shd w:fill="E6F4F5" w:val="clear"/>
+            <w:tcMar>
+              <w:top w:type="dxa" w:w="80"/>
+              <w:left w:type="dxa" w:w="140"/>
+              <w:bottom w:type="dxa" w:w="80"/>
+              <w:right w:type="dxa" w:w="140"/>
+            </w:tcMar>
+          </w:tcPr>
+          <w:p>
+            <w:r>
+              <w:rPr>
+                <w:rFonts w:ascii="Arial" w:cs="Arial" w:eastAsia="Arial" w:hAnsi="Arial"/>
+                <w:color w:val="2D3748"/>
+                <w:sz w:val="20"/>
+                <w:szCs w:val="20"/>
+              </w:rPr>
+              <w:t xml:space="preserve">Email</w:t>
+            </w:r>
+          </w:p>
+        </w:tc>
+        <w:tc>
+          <w:tcPr>
+            <w:tcBorders>
+              <w:top w:val="single" w:color="CCCCCC" w:sz="1"/>
+              <w:left w:val="single" w:color="CCCCCC" w:sz="1"/>
+              <w:bottom w:val="single" w:color="CCCCCC" w:sz="1"/>
+              <w:right w:val="single" w:color="CCCCCC" w:sz="1"/>
+            </w:tcBorders>
+            <w:shd w:fill="E6F4F5" w:val="clear"/>
+            <w:tcMar>
+              <w:top w:type="dxa" w:w="80"/>
+              <w:left w:type="dxa" w:w="140"/>
+              <w:bottom w:type="dxa" w:w="80"/>
+              <w:right w:type="dxa" w:w="140"/>
+            </w:tcMar>
+          </w:tcPr>
+          <w:p>
+            <w:r>
+              <w:rPr>
+                <w:rFonts w:ascii="Arial" w:cs="Arial" w:eastAsia="Arial" w:hAnsi="Arial"/>
+                <w:color w:val="2D3748"/>
+                <w:sz w:val="20"/>
+                <w:szCs w:val="20"/>
+              </w:rPr>
+              <w:t xml:space="preserve">Jakarta Mail (SMTP)</w:t>
+            </w:r>
+          </w:p>
+        </w:tc>
+        <w:tc>
+          <w:tcPr>
+            <w:tcBorders>
+              <w:top w:val="single" w:color="CCCCCC" w:sz="1"/>
+              <w:left w:val="single" w:color="CCCCCC" w:sz="1"/>
+              <w:bottom w:val="single" w:color="CCCCCC" w:sz="1"/>
+              <w:right w:val="single" w:color="CCCCCC" w:sz="1"/>
+            </w:tcBorders>
+            <w:shd w:fill="E6F4F5" w:val="clear"/>
+            <w:tcMar>
+              <w:top w:type="dxa" w:w="80"/>
+              <w:left w:type="dxa" w:w="140"/>
+              <w:bottom w:type="dxa" w:w="80"/>
+              <w:right w:type="dxa" w:w="140"/>
+            </w:tcMar>
+          </w:tcPr>
+          <w:p>
+            <w:r>
+              <w:rPr>
+                <w:rFonts w:ascii="Arial" w:cs="Arial" w:eastAsia="Arial" w:hAnsi="Arial"/>
+                <w:color w:val="2D3748"/>
+                <w:sz w:val="20"/>
+                <w:szCs w:val="20"/>
+              </w:rPr>
+              <w:t xml:space="preserve">OTP and notification emails</w:t>
+            </w:r>
+          </w:p>
+        </w:tc>
+      </w:tr>
+      <w:tr>
+        <w:tc>
+          <w:tcPr>
+            <w:tcBorders>
+              <w:top w:val="single" w:color="CCCCCC" w:sz="1"/>
+              <w:left w:val="single" w:color="CCCCCC" w:sz="1"/>
+              <w:bottom w:val="single" w:color="CCCCCC" w:sz="1"/>
+              <w:right w:val="single" w:color="CCCCCC" w:sz="1"/>
+            </w:tcBorders>
+            <w:shd w:fill="FFFFFF" w:val="clear"/>
+            <w:tcMar>
+              <w:top w:type="dxa" w:w="80"/>
+              <w:left w:type="dxa" w:w="140"/>
+              <w:bottom w:type="dxa" w:w="80"/>
+              <w:right w:type="dxa" w:w="140"/>
+            </w:tcMar>
+          </w:tcPr>
+          <w:p>
+            <w:r>
+              <w:rPr>
+                <w:rFonts w:ascii="Arial" w:cs="Arial" w:eastAsia="Arial" w:hAnsi="Arial"/>
+                <w:color w:val="2D3748"/>
+                <w:sz w:val="20"/>
+                <w:szCs w:val="20"/>
+              </w:rPr>
+              <w:t xml:space="preserve">Testing</w:t>
+            </w:r>
+          </w:p>
+        </w:tc>
+        <w:tc>
+          <w:tcPr>
+            <w:tcBorders>
+              <w:top w:val="single" w:color="CCCCCC" w:sz="1"/>
+              <w:left w:val="single" w:color="CCCCCC" w:sz="1"/>
+              <w:bottom w:val="single" w:color="CCCCCC" w:sz="1"/>
+              <w:right w:val="single" w:color="CCCCCC" w:sz="1"/>
+            </w:tcBorders>
+            <w:shd w:fill="FFFFFF" w:val="clear"/>
+            <w:tcMar>
+              <w:top w:type="dxa" w:w="80"/>
+              <w:left w:type="dxa" w:w="140"/>
+              <w:bottom w:type="dxa" w:w="80"/>
+              <w:right w:type="dxa" w:w="140"/>
+            </w:tcMar>
+          </w:tcPr>
+          <w:p>
+            <w:r>
+              <w:rPr>
+                <w:rFonts w:ascii="Arial" w:cs="Arial" w:eastAsia="Arial" w:hAnsi="Arial"/>
+                <w:color w:val="2D3748"/>
+                <w:sz w:val="20"/>
+                <w:szCs w:val="20"/>
+              </w:rPr>
+              <w:t xml:space="preserve">JUnit 5 + Mockito</w:t>
+            </w:r>
+          </w:p>
+        </w:tc>
+        <w:tc>
+          <w:tcPr>
+            <w:tcBorders>
+              <w:top w:val="single" w:color="CCCCCC" w:sz="1"/>
+              <w:left w:val="single" w:color="CCCCCC" w:sz="1"/>
+              <w:bottom w:val="single" w:color="CCCCCC" w:sz="1"/>
+              <w:right w:val="single" w:color="CCCCCC" w:sz="1"/>
+            </w:tcBorders>
+            <w:shd w:fill="FFFFFF" w:val="clear"/>
+            <w:tcMar>
+              <w:top w:type="dxa" w:w="80"/>
+              <w:left w:type="dxa" w:w="140"/>
+              <w:bottom w:type="dxa" w:w="80"/>
+              <w:right w:type="dxa" w:w="140"/>
+            </w:tcMar>
+          </w:tcPr>
+          <w:p>
+            <w:r>
+              <w:rPr>
+                <w:rFonts w:ascii="Arial" w:cs="Arial" w:eastAsia="Arial" w:hAnsi="Arial"/>
+                <w:color w:val="2D3748"/>
+                <w:sz w:val="20"/>
+                <w:szCs w:val="20"/>
+              </w:rPr>
+              <w:t xml:space="preserve">Unit tests for Servlet and JDBC layers</w:t>
+            </w:r>
+          </w:p>
+        </w:tc>
+      </w:tr>
+      <w:tr>
+        <w:tc>
+          <w:tcPr>
+            <w:tcBorders>
+              <w:top w:val="single" w:color="CCCCCC" w:sz="1"/>
+              <w:left w:val="single" w:color="CCCCCC" w:sz="1"/>
+              <w:bottom w:val="single" w:color="CCCCCC" w:sz="1"/>
+              <w:right w:val="single" w:color="CCCCCC" w:sz="1"/>
+            </w:tcBorders>
+            <w:shd w:fill="E6F4F5" w:val="clear"/>
+            <w:tcMar>
+              <w:top w:type="dxa" w:w="80"/>
+              <w:left w:type="dxa" w:w="140"/>
+              <w:bottom w:type="dxa" w:w="80"/>
+              <w:right w:type="dxa" w:w="140"/>
+            </w:tcMar>
+          </w:tcPr>
+          <w:p>
+            <w:r>
+              <w:rPr>
+                <w:rFonts w:ascii="Arial" w:cs="Arial" w:eastAsia="Arial" w:hAnsi="Arial"/>
+                <w:color w:val="2D3748"/>
+                <w:sz w:val="20"/>
+                <w:szCs w:val="20"/>
+              </w:rPr>
               <w:t xml:space="preserve">Version Control</w:t>
             </w:r>
           </w:p>
@@ -17266,7 +17563,7 @@
               <w:bottom w:val="single" w:color="CCCCCC" w:sz="1"/>
               <w:right w:val="single" w:color="CCCCCC" w:sz="1"/>
             </w:tcBorders>
-            <w:shd w:fill="FFFFFF" w:val="clear"/>
+            <w:shd w:fill="E6F4F5" w:val="clear"/>
             <w:tcMar>
               <w:top w:type="dxa" w:w="80"/>
               <w:left w:type="dxa" w:w="140"/>
@@ -17294,28 +17591,6752 @@
               <w:bottom w:val="single" w:color="CCCCCC" w:sz="1"/>
               <w:right w:val="single" w:color="CCCCCC" w:sz="1"/>
             </w:tcBorders>
-            <w:shd w:fill="FFFFFF" w:val="clear"/>
-            <w:tcMar>
-              <w:top w:type="dxa" w:w="80"/>
-              <w:left w:type="dxa" w:w="140"/>
-              <w:bottom w:type="dxa" w:w="80"/>
-              <w:right w:type="dxa" w:w="140"/>
-            </w:tcMar>
-          </w:tcPr>
-          <w:p>
-            <w:r>
-              <w:rPr>
-                <w:rFonts w:ascii="Arial" w:cs="Arial" w:eastAsia="Arial" w:hAnsi="Arial"/>
-                <w:color w:val="2D3748"/>
-                <w:sz w:val="20"/>
-                <w:szCs w:val="20"/>
-              </w:rPr>
-              <w:t xml:space="preserve">Collaboration and CI/CD</w:t>
+            <w:shd w:fill="E6F4F5" w:val="clear"/>
+            <w:tcMar>
+              <w:top w:type="dxa" w:w="80"/>
+              <w:left w:type="dxa" w:w="140"/>
+              <w:bottom w:type="dxa" w:w="80"/>
+              <w:right w:type="dxa" w:w="140"/>
+            </w:tcMar>
+          </w:tcPr>
+          <w:p>
+            <w:r>
+              <w:rPr>
+                <w:rFonts w:ascii="Arial" w:cs="Arial" w:eastAsia="Arial" w:hAnsi="Arial"/>
+                <w:color w:val="2D3748"/>
+                <w:sz w:val="20"/>
+                <w:szCs w:val="20"/>
+              </w:rPr>
+              <w:t xml:space="preserve">CI/CD via GitHub Actions → auto-deploy to Tomcat</w:t>
             </w:r>
           </w:p>
         </w:tc>
       </w:tr>
     </w:tbl>
+    <w:p>
+      <w:pPr>
+        <w:spacing w:after="0" w:before="80"/>
+      </w:pPr>
+      <w:r>
+        <w:t xml:space="preserve"/>
+      </w:r>
+    </w:p>
+    <w:p>
+      <w:pPr>
+        <w:pStyle w:val="Heading2"/>
+        <w:spacing w:after="120" w:before="300"/>
+      </w:pPr>
+      <w:r>
+        <w:rPr>
+          <w:rFonts w:ascii="Arial" w:cs="Arial" w:eastAsia="Arial" w:hAnsi="Arial"/>
+          <w:b/>
+          <w:bCs/>
+          <w:color w:val="2D3748"/>
+          <w:sz w:val="28"/>
+          <w:szCs w:val="28"/>
+        </w:rPr>
+        <w:t xml:space="preserve">9.2 Architecture Overview</w:t>
+      </w:r>
+    </w:p>
+    <w:p>
+      <w:pPr>
+        <w:spacing w:after="80" w:before="80"/>
+      </w:pPr>
+      <w:r>
+        <w:rPr>
+          <w:rFonts w:ascii="Arial" w:cs="Arial" w:eastAsia="Arial" w:hAnsi="Arial"/>
+          <w:color w:val="2D3748"/>
+          <w:sz w:val="22"/>
+          <w:szCs w:val="22"/>
+        </w:rPr>
+        <w:t xml:space="preserve">The system follows a classic 3-tier architecture:</w:t>
+      </w:r>
+    </w:p>
+    <w:p>
+      <w:pPr>
+        <w:pStyle w:val="ListParagraph"/>
+        <w:numPr>
+          <w:ilvl w:val="0"/>
+          <w:numId w:val="3"/>
+        </w:numPr>
+        <w:spacing w:after="60" w:before="60"/>
+      </w:pPr>
+      <w:r>
+        <w:rPr>
+          <w:rFonts w:ascii="Arial" w:cs="Arial" w:eastAsia="Arial" w:hAnsi="Arial"/>
+          <w:color w:val="2D3748"/>
+          <w:sz w:val="22"/>
+          <w:szCs w:val="22"/>
+        </w:rPr>
+        <w:t xml:space="preserve">Presentation Layer: HTML + CSS + JavaScript files served as static resources. The JS fetch() API sends HTTP requests with JSON bodies to the backend.</w:t>
+      </w:r>
+    </w:p>
+    <w:p>
+      <w:pPr>
+        <w:pStyle w:val="ListParagraph"/>
+        <w:numPr>
+          <w:ilvl w:val="0"/>
+          <w:numId w:val="3"/>
+        </w:numPr>
+        <w:spacing w:after="60" w:before="60"/>
+      </w:pPr>
+      <w:r>
+        <w:rPr>
+          <w:rFonts w:ascii="Arial" w:cs="Arial" w:eastAsia="Arial" w:hAnsi="Arial"/>
+          <w:color w:val="2D3748"/>
+          <w:sz w:val="22"/>
+          <w:szCs w:val="22"/>
+        </w:rPr>
+        <w:t xml:space="preserve">Business Logic Layer: Jakarta Servlets receive HTTP requests, parse JSON using Gson, apply role-based logic, call the DAO layer, and write JSON responses using response.setContentType('application/json').</w:t>
+      </w:r>
+    </w:p>
+    <w:p>
+      <w:pPr>
+        <w:pStyle w:val="ListParagraph"/>
+        <w:numPr>
+          <w:ilvl w:val="0"/>
+          <w:numId w:val="3"/>
+        </w:numPr>
+        <w:spacing w:after="60" w:before="60"/>
+      </w:pPr>
+      <w:r>
+        <w:rPr>
+          <w:rFonts w:ascii="Arial" w:cs="Arial" w:eastAsia="Arial" w:hAnsi="Arial"/>
+          <w:color w:val="2D3748"/>
+          <w:sz w:val="22"/>
+          <w:szCs w:val="22"/>
+        </w:rPr>
+        <w:t xml:space="preserve">Data Layer: JDBC DAOs (Data Access Objects) execute SQL via PreparedStatement against MySQL. Connection pooling is handled by Apache DBCP2 (configured in context.xml).</w:t>
+      </w:r>
+    </w:p>
+    <w:p>
+      <w:pPr>
+        <w:spacing w:after="0" w:before="80"/>
+      </w:pPr>
+      <w:r>
+        <w:t xml:space="preserve"/>
+      </w:r>
+    </w:p>
+    <w:p>
+      <w:pPr>
+        <w:pBdr>
+          <w:left w:val="single" w:color="1A6B72" w:sz="12" w:space="6"/>
+        </w:pBdr>
+        <w:spacing w:after="100" w:before="100"/>
+        <w:ind w:left="360"/>
+      </w:pPr>
+      <w:r>
+        <w:rPr>
+          <w:rFonts w:ascii="Arial" w:cs="Arial" w:eastAsia="Arial" w:hAnsi="Arial"/>
+          <w:color w:val="1A6B72"/>
+          <w:sz w:val="20"/>
+          <w:szCs w:val="20"/>
+        </w:rPr>
+        <w:t xml:space="preserve">ℹ No ORM (Hibernate/JPA) is used. All SQL is hand-written in DAO classes using JDBC PreparedStatement to prevent SQL injection.</w:t>
+      </w:r>
+    </w:p>
+    <w:p>
+      <w:pPr>
+        <w:spacing w:after="0" w:before="80"/>
+      </w:pPr>
+      <w:r>
+        <w:t xml:space="preserve"/>
+      </w:r>
+    </w:p>
+    <w:p>
+      <w:pPr>
+        <w:pStyle w:val="Heading2"/>
+        <w:spacing w:after="120" w:before="300"/>
+      </w:pPr>
+      <w:r>
+        <w:rPr>
+          <w:rFonts w:ascii="Arial" w:cs="Arial" w:eastAsia="Arial" w:hAnsi="Arial"/>
+          <w:b/>
+          <w:bCs/>
+          <w:color w:val="2D3748"/>
+          <w:sz w:val="28"/>
+          <w:szCs w:val="28"/>
+        </w:rPr>
+        <w:t xml:space="preserve">9.3 Project Structure</w:t>
+      </w:r>
+    </w:p>
+    <w:tbl>
+      <w:tblPr>
+        <w:tblW w:type="dxa" w:w="9360"/>
+        <w:tblBorders>
+          <w:top w:val="single" w:color="auto" w:sz="4"/>
+          <w:left w:val="single" w:color="auto" w:sz="4"/>
+          <w:bottom w:val="single" w:color="auto" w:sz="4"/>
+          <w:right w:val="single" w:color="auto" w:sz="4"/>
+          <w:insideH w:val="single" w:color="auto" w:sz="4"/>
+          <w:insideV w:val="single" w:color="auto" w:sz="4"/>
+        </w:tblBorders>
+      </w:tblPr>
+      <w:tblGrid>
+        <w:gridCol w:w="4000"/>
+        <w:gridCol w:w="5360"/>
+      </w:tblGrid>
+      <w:tr>
+        <w:trPr>
+          <w:tblHeader/>
+        </w:trPr>
+        <w:tc>
+          <w:tcPr>
+            <w:tcBorders>
+              <w:top w:val="single" w:color="CCCCCC" w:sz="1"/>
+              <w:left w:val="single" w:color="CCCCCC" w:sz="1"/>
+              <w:bottom w:val="single" w:color="CCCCCC" w:sz="1"/>
+              <w:right w:val="single" w:color="CCCCCC" w:sz="1"/>
+            </w:tcBorders>
+            <w:shd w:fill="1A6B72" w:val="clear"/>
+            <w:tcMar>
+              <w:top w:type="dxa" w:w="100"/>
+              <w:left w:type="dxa" w:w="140"/>
+              <w:bottom w:type="dxa" w:w="100"/>
+              <w:right w:type="dxa" w:w="140"/>
+            </w:tcMar>
+          </w:tcPr>
+          <w:p>
+            <w:r>
+              <w:rPr>
+                <w:rFonts w:ascii="Arial" w:cs="Arial" w:eastAsia="Arial" w:hAnsi="Arial"/>
+                <w:b/>
+                <w:bCs/>
+                <w:color w:val="FFFFFF"/>
+                <w:sz w:val="20"/>
+                <w:szCs w:val="20"/>
+              </w:rPr>
+              <w:t xml:space="preserve">Directory / File</w:t>
+            </w:r>
+          </w:p>
+        </w:tc>
+        <w:tc>
+          <w:tcPr>
+            <w:tcBorders>
+              <w:top w:val="single" w:color="CCCCCC" w:sz="1"/>
+              <w:left w:val="single" w:color="CCCCCC" w:sz="1"/>
+              <w:bottom w:val="single" w:color="CCCCCC" w:sz="1"/>
+              <w:right w:val="single" w:color="CCCCCC" w:sz="1"/>
+            </w:tcBorders>
+            <w:shd w:fill="1A6B72" w:val="clear"/>
+            <w:tcMar>
+              <w:top w:type="dxa" w:w="100"/>
+              <w:left w:type="dxa" w:w="140"/>
+              <w:bottom w:type="dxa" w:w="100"/>
+              <w:right w:type="dxa" w:w="140"/>
+            </w:tcMar>
+          </w:tcPr>
+          <w:p>
+            <w:r>
+              <w:rPr>
+                <w:rFonts w:ascii="Arial" w:cs="Arial" w:eastAsia="Arial" w:hAnsi="Arial"/>
+                <w:b/>
+                <w:bCs/>
+                <w:color w:val="FFFFFF"/>
+                <w:sz w:val="20"/>
+                <w:szCs w:val="20"/>
+              </w:rPr>
+              <w:t xml:space="preserve">Purpose</w:t>
+            </w:r>
+          </w:p>
+        </w:tc>
+      </w:tr>
+      <w:tr>
+        <w:tc>
+          <w:tcPr>
+            <w:tcBorders>
+              <w:top w:val="single" w:color="CCCCCC" w:sz="1"/>
+              <w:left w:val="single" w:color="CCCCCC" w:sz="1"/>
+              <w:bottom w:val="single" w:color="CCCCCC" w:sz="1"/>
+              <w:right w:val="single" w:color="CCCCCC" w:sz="1"/>
+            </w:tcBorders>
+            <w:shd w:fill="FFFFFF" w:val="clear"/>
+            <w:tcMar>
+              <w:top w:type="dxa" w:w="80"/>
+              <w:left w:type="dxa" w:w="140"/>
+              <w:bottom w:type="dxa" w:w="80"/>
+              <w:right w:type="dxa" w:w="140"/>
+            </w:tcMar>
+          </w:tcPr>
+          <w:p>
+            <w:r>
+              <w:rPr>
+                <w:rFonts w:ascii="Arial" w:cs="Arial" w:eastAsia="Arial" w:hAnsi="Arial"/>
+                <w:color w:val="2D3748"/>
+                <w:sz w:val="20"/>
+                <w:szCs w:val="20"/>
+              </w:rPr>
+              <w:t xml:space="preserve">src/main/java/com/ems/servlet/</w:t>
+            </w:r>
+          </w:p>
+        </w:tc>
+        <w:tc>
+          <w:tcPr>
+            <w:tcBorders>
+              <w:top w:val="single" w:color="CCCCCC" w:sz="1"/>
+              <w:left w:val="single" w:color="CCCCCC" w:sz="1"/>
+              <w:bottom w:val="single" w:color="CCCCCC" w:sz="1"/>
+              <w:right w:val="single" w:color="CCCCCC" w:sz="1"/>
+            </w:tcBorders>
+            <w:shd w:fill="FFFFFF" w:val="clear"/>
+            <w:tcMar>
+              <w:top w:type="dxa" w:w="80"/>
+              <w:left w:type="dxa" w:w="140"/>
+              <w:bottom w:type="dxa" w:w="80"/>
+              <w:right w:type="dxa" w:w="140"/>
+            </w:tcMar>
+          </w:tcPr>
+          <w:p>
+            <w:r>
+              <w:rPr>
+                <w:rFonts w:ascii="Arial" w:cs="Arial" w:eastAsia="Arial" w:hAnsi="Arial"/>
+                <w:color w:val="2D3748"/>
+                <w:sz w:val="20"/>
+                <w:szCs w:val="20"/>
+              </w:rPr>
+              <w:t xml:space="preserve">All Jakarta Servlet classes (one per resource)</w:t>
+            </w:r>
+          </w:p>
+        </w:tc>
+      </w:tr>
+      <w:tr>
+        <w:tc>
+          <w:tcPr>
+            <w:tcBorders>
+              <w:top w:val="single" w:color="CCCCCC" w:sz="1"/>
+              <w:left w:val="single" w:color="CCCCCC" w:sz="1"/>
+              <w:bottom w:val="single" w:color="CCCCCC" w:sz="1"/>
+              <w:right w:val="single" w:color="CCCCCC" w:sz="1"/>
+            </w:tcBorders>
+            <w:shd w:fill="E6F4F5" w:val="clear"/>
+            <w:tcMar>
+              <w:top w:type="dxa" w:w="80"/>
+              <w:left w:type="dxa" w:w="140"/>
+              <w:bottom w:type="dxa" w:w="80"/>
+              <w:right w:type="dxa" w:w="140"/>
+            </w:tcMar>
+          </w:tcPr>
+          <w:p>
+            <w:r>
+              <w:rPr>
+                <w:rFonts w:ascii="Arial" w:cs="Arial" w:eastAsia="Arial" w:hAnsi="Arial"/>
+                <w:color w:val="2D3748"/>
+                <w:sz w:val="20"/>
+                <w:szCs w:val="20"/>
+              </w:rPr>
+              <w:t xml:space="preserve">src/main/java/com/ems/dao/</w:t>
+            </w:r>
+          </w:p>
+        </w:tc>
+        <w:tc>
+          <w:tcPr>
+            <w:tcBorders>
+              <w:top w:val="single" w:color="CCCCCC" w:sz="1"/>
+              <w:left w:val="single" w:color="CCCCCC" w:sz="1"/>
+              <w:bottom w:val="single" w:color="CCCCCC" w:sz="1"/>
+              <w:right w:val="single" w:color="CCCCCC" w:sz="1"/>
+            </w:tcBorders>
+            <w:shd w:fill="E6F4F5" w:val="clear"/>
+            <w:tcMar>
+              <w:top w:type="dxa" w:w="80"/>
+              <w:left w:type="dxa" w:w="140"/>
+              <w:bottom w:type="dxa" w:w="80"/>
+              <w:right w:type="dxa" w:w="140"/>
+            </w:tcMar>
+          </w:tcPr>
+          <w:p>
+            <w:r>
+              <w:rPr>
+                <w:rFonts w:ascii="Arial" w:cs="Arial" w:eastAsia="Arial" w:hAnsi="Arial"/>
+                <w:color w:val="2D3748"/>
+                <w:sz w:val="20"/>
+                <w:szCs w:val="20"/>
+              </w:rPr>
+              <w:t xml:space="preserve">JDBC DAO classes (EventDAO, CustomerDAO, BudgetDAO, etc.)</w:t>
+            </w:r>
+          </w:p>
+        </w:tc>
+      </w:tr>
+      <w:tr>
+        <w:tc>
+          <w:tcPr>
+            <w:tcBorders>
+              <w:top w:val="single" w:color="CCCCCC" w:sz="1"/>
+              <w:left w:val="single" w:color="CCCCCC" w:sz="1"/>
+              <w:bottom w:val="single" w:color="CCCCCC" w:sz="1"/>
+              <w:right w:val="single" w:color="CCCCCC" w:sz="1"/>
+            </w:tcBorders>
+            <w:shd w:fill="FFFFFF" w:val="clear"/>
+            <w:tcMar>
+              <w:top w:type="dxa" w:w="80"/>
+              <w:left w:type="dxa" w:w="140"/>
+              <w:bottom w:type="dxa" w:w="80"/>
+              <w:right w:type="dxa" w:w="140"/>
+            </w:tcMar>
+          </w:tcPr>
+          <w:p>
+            <w:r>
+              <w:rPr>
+                <w:rFonts w:ascii="Arial" w:cs="Arial" w:eastAsia="Arial" w:hAnsi="Arial"/>
+                <w:color w:val="2D3748"/>
+                <w:sz w:val="20"/>
+                <w:szCs w:val="20"/>
+              </w:rPr>
+              <w:t xml:space="preserve">src/main/java/com/ems/model/</w:t>
+            </w:r>
+          </w:p>
+        </w:tc>
+        <w:tc>
+          <w:tcPr>
+            <w:tcBorders>
+              <w:top w:val="single" w:color="CCCCCC" w:sz="1"/>
+              <w:left w:val="single" w:color="CCCCCC" w:sz="1"/>
+              <w:bottom w:val="single" w:color="CCCCCC" w:sz="1"/>
+              <w:right w:val="single" w:color="CCCCCC" w:sz="1"/>
+            </w:tcBorders>
+            <w:shd w:fill="FFFFFF" w:val="clear"/>
+            <w:tcMar>
+              <w:top w:type="dxa" w:w="80"/>
+              <w:left w:type="dxa" w:w="140"/>
+              <w:bottom w:type="dxa" w:w="80"/>
+              <w:right w:type="dxa" w:w="140"/>
+            </w:tcMar>
+          </w:tcPr>
+          <w:p>
+            <w:r>
+              <w:rPr>
+                <w:rFonts w:ascii="Arial" w:cs="Arial" w:eastAsia="Arial" w:hAnsi="Arial"/>
+                <w:color w:val="2D3748"/>
+                <w:sz w:val="20"/>
+                <w:szCs w:val="20"/>
+              </w:rPr>
+              <w:t xml:space="preserve">Plain Java model/POJO classes matching DB tables</w:t>
+            </w:r>
+          </w:p>
+        </w:tc>
+      </w:tr>
+      <w:tr>
+        <w:tc>
+          <w:tcPr>
+            <w:tcBorders>
+              <w:top w:val="single" w:color="CCCCCC" w:sz="1"/>
+              <w:left w:val="single" w:color="CCCCCC" w:sz="1"/>
+              <w:bottom w:val="single" w:color="CCCCCC" w:sz="1"/>
+              <w:right w:val="single" w:color="CCCCCC" w:sz="1"/>
+            </w:tcBorders>
+            <w:shd w:fill="E6F4F5" w:val="clear"/>
+            <w:tcMar>
+              <w:top w:type="dxa" w:w="80"/>
+              <w:left w:type="dxa" w:w="140"/>
+              <w:bottom w:type="dxa" w:w="80"/>
+              <w:right w:type="dxa" w:w="140"/>
+            </w:tcMar>
+          </w:tcPr>
+          <w:p>
+            <w:r>
+              <w:rPr>
+                <w:rFonts w:ascii="Arial" w:cs="Arial" w:eastAsia="Arial" w:hAnsi="Arial"/>
+                <w:color w:val="2D3748"/>
+                <w:sz w:val="20"/>
+                <w:szCs w:val="20"/>
+              </w:rPr>
+              <w:t xml:space="preserve">src/main/java/com/ems/util/DBUtil.java</w:t>
+            </w:r>
+          </w:p>
+        </w:tc>
+        <w:tc>
+          <w:tcPr>
+            <w:tcBorders>
+              <w:top w:val="single" w:color="CCCCCC" w:sz="1"/>
+              <w:left w:val="single" w:color="CCCCCC" w:sz="1"/>
+              <w:bottom w:val="single" w:color="CCCCCC" w:sz="1"/>
+              <w:right w:val="single" w:color="CCCCCC" w:sz="1"/>
+            </w:tcBorders>
+            <w:shd w:fill="E6F4F5" w:val="clear"/>
+            <w:tcMar>
+              <w:top w:type="dxa" w:w="80"/>
+              <w:left w:type="dxa" w:w="140"/>
+              <w:bottom w:type="dxa" w:w="80"/>
+              <w:right w:type="dxa" w:w="140"/>
+            </w:tcMar>
+          </w:tcPr>
+          <w:p>
+            <w:r>
+              <w:rPr>
+                <w:rFonts w:ascii="Arial" w:cs="Arial" w:eastAsia="Arial" w:hAnsi="Arial"/>
+                <w:color w:val="2D3748"/>
+                <w:sz w:val="20"/>
+                <w:szCs w:val="20"/>
+              </w:rPr>
+              <w:t xml:space="preserve">JDBC connection pool helper (Apache DBCP2)</w:t>
+            </w:r>
+          </w:p>
+        </w:tc>
+      </w:tr>
+      <w:tr>
+        <w:tc>
+          <w:tcPr>
+            <w:tcBorders>
+              <w:top w:val="single" w:color="CCCCCC" w:sz="1"/>
+              <w:left w:val="single" w:color="CCCCCC" w:sz="1"/>
+              <w:bottom w:val="single" w:color="CCCCCC" w:sz="1"/>
+              <w:right w:val="single" w:color="CCCCCC" w:sz="1"/>
+            </w:tcBorders>
+            <w:shd w:fill="FFFFFF" w:val="clear"/>
+            <w:tcMar>
+              <w:top w:type="dxa" w:w="80"/>
+              <w:left w:type="dxa" w:w="140"/>
+              <w:bottom w:type="dxa" w:w="80"/>
+              <w:right w:type="dxa" w:w="140"/>
+            </w:tcMar>
+          </w:tcPr>
+          <w:p>
+            <w:r>
+              <w:rPr>
+                <w:rFonts w:ascii="Arial" w:cs="Arial" w:eastAsia="Arial" w:hAnsi="Arial"/>
+                <w:color w:val="2D3748"/>
+                <w:sz w:val="20"/>
+                <w:szCs w:val="20"/>
+              </w:rPr>
+              <w:t xml:space="preserve">src/main/java/com/ems/util/JsonUtil.java</w:t>
+            </w:r>
+          </w:p>
+        </w:tc>
+        <w:tc>
+          <w:tcPr>
+            <w:tcBorders>
+              <w:top w:val="single" w:color="CCCCCC" w:sz="1"/>
+              <w:left w:val="single" w:color="CCCCCC" w:sz="1"/>
+              <w:bottom w:val="single" w:color="CCCCCC" w:sz="1"/>
+              <w:right w:val="single" w:color="CCCCCC" w:sz="1"/>
+            </w:tcBorders>
+            <w:shd w:fill="FFFFFF" w:val="clear"/>
+            <w:tcMar>
+              <w:top w:type="dxa" w:w="80"/>
+              <w:left w:type="dxa" w:w="140"/>
+              <w:bottom w:type="dxa" w:w="80"/>
+              <w:right w:type="dxa" w:w="140"/>
+            </w:tcMar>
+          </w:tcPr>
+          <w:p>
+            <w:r>
+              <w:rPr>
+                <w:rFonts w:ascii="Arial" w:cs="Arial" w:eastAsia="Arial" w:hAnsi="Arial"/>
+                <w:color w:val="2D3748"/>
+                <w:sz w:val="20"/>
+                <w:szCs w:val="20"/>
+              </w:rPr>
+              <w:t xml:space="preserve">Gson wrapper for serialize/deserialize</w:t>
+            </w:r>
+          </w:p>
+        </w:tc>
+      </w:tr>
+      <w:tr>
+        <w:tc>
+          <w:tcPr>
+            <w:tcBorders>
+              <w:top w:val="single" w:color="CCCCCC" w:sz="1"/>
+              <w:left w:val="single" w:color="CCCCCC" w:sz="1"/>
+              <w:bottom w:val="single" w:color="CCCCCC" w:sz="1"/>
+              <w:right w:val="single" w:color="CCCCCC" w:sz="1"/>
+            </w:tcBorders>
+            <w:shd w:fill="E6F4F5" w:val="clear"/>
+            <w:tcMar>
+              <w:top w:type="dxa" w:w="80"/>
+              <w:left w:type="dxa" w:w="140"/>
+              <w:bottom w:type="dxa" w:w="80"/>
+              <w:right w:type="dxa" w:w="140"/>
+            </w:tcMar>
+          </w:tcPr>
+          <w:p>
+            <w:r>
+              <w:rPr>
+                <w:rFonts w:ascii="Arial" w:cs="Arial" w:eastAsia="Arial" w:hAnsi="Arial"/>
+                <w:color w:val="2D3748"/>
+                <w:sz w:val="20"/>
+                <w:szCs w:val="20"/>
+              </w:rPr>
+              <w:t xml:space="preserve">src/main/java/com/ems/filter/AuthFilter.java</w:t>
+            </w:r>
+          </w:p>
+        </w:tc>
+        <w:tc>
+          <w:tcPr>
+            <w:tcBorders>
+              <w:top w:val="single" w:color="CCCCCC" w:sz="1"/>
+              <w:left w:val="single" w:color="CCCCCC" w:sz="1"/>
+              <w:bottom w:val="single" w:color="CCCCCC" w:sz="1"/>
+              <w:right w:val="single" w:color="CCCCCC" w:sz="1"/>
+            </w:tcBorders>
+            <w:shd w:fill="E6F4F5" w:val="clear"/>
+            <w:tcMar>
+              <w:top w:type="dxa" w:w="80"/>
+              <w:left w:type="dxa" w:w="140"/>
+              <w:bottom w:type="dxa" w:w="80"/>
+              <w:right w:type="dxa" w:w="140"/>
+            </w:tcMar>
+          </w:tcPr>
+          <w:p>
+            <w:r>
+              <w:rPr>
+                <w:rFonts w:ascii="Arial" w:cs="Arial" w:eastAsia="Arial" w:hAnsi="Arial"/>
+                <w:color w:val="2D3748"/>
+                <w:sz w:val="20"/>
+                <w:szCs w:val="20"/>
+              </w:rPr>
+              <w:t xml:space="preserve">Jakarta Filter for session-based RBAC</w:t>
+            </w:r>
+          </w:p>
+        </w:tc>
+      </w:tr>
+      <w:tr>
+        <w:tc>
+          <w:tcPr>
+            <w:tcBorders>
+              <w:top w:val="single" w:color="CCCCCC" w:sz="1"/>
+              <w:left w:val="single" w:color="CCCCCC" w:sz="1"/>
+              <w:bottom w:val="single" w:color="CCCCCC" w:sz="1"/>
+              <w:right w:val="single" w:color="CCCCCC" w:sz="1"/>
+            </w:tcBorders>
+            <w:shd w:fill="FFFFFF" w:val="clear"/>
+            <w:tcMar>
+              <w:top w:type="dxa" w:w="80"/>
+              <w:left w:type="dxa" w:w="140"/>
+              <w:bottom w:type="dxa" w:w="80"/>
+              <w:right w:type="dxa" w:w="140"/>
+            </w:tcMar>
+          </w:tcPr>
+          <w:p>
+            <w:r>
+              <w:rPr>
+                <w:rFonts w:ascii="Arial" w:cs="Arial" w:eastAsia="Arial" w:hAnsi="Arial"/>
+                <w:color w:val="2D3748"/>
+                <w:sz w:val="20"/>
+                <w:szCs w:val="20"/>
+              </w:rPr>
+              <w:t xml:space="preserve">src/main/webapp/</w:t>
+            </w:r>
+          </w:p>
+        </w:tc>
+        <w:tc>
+          <w:tcPr>
+            <w:tcBorders>
+              <w:top w:val="single" w:color="CCCCCC" w:sz="1"/>
+              <w:left w:val="single" w:color="CCCCCC" w:sz="1"/>
+              <w:bottom w:val="single" w:color="CCCCCC" w:sz="1"/>
+              <w:right w:val="single" w:color="CCCCCC" w:sz="1"/>
+            </w:tcBorders>
+            <w:shd w:fill="FFFFFF" w:val="clear"/>
+            <w:tcMar>
+              <w:top w:type="dxa" w:w="80"/>
+              <w:left w:type="dxa" w:w="140"/>
+              <w:bottom w:type="dxa" w:w="80"/>
+              <w:right w:type="dxa" w:w="140"/>
+            </w:tcMar>
+          </w:tcPr>
+          <w:p>
+            <w:r>
+              <w:rPr>
+                <w:rFonts w:ascii="Arial" w:cs="Arial" w:eastAsia="Arial" w:hAnsi="Arial"/>
+                <w:color w:val="2D3748"/>
+                <w:sz w:val="20"/>
+                <w:szCs w:val="20"/>
+              </w:rPr>
+              <w:t xml:space="preserve">Frontend: HTML, CSS, JS files</w:t>
+            </w:r>
+          </w:p>
+        </w:tc>
+      </w:tr>
+      <w:tr>
+        <w:tc>
+          <w:tcPr>
+            <w:tcBorders>
+              <w:top w:val="single" w:color="CCCCCC" w:sz="1"/>
+              <w:left w:val="single" w:color="CCCCCC" w:sz="1"/>
+              <w:bottom w:val="single" w:color="CCCCCC" w:sz="1"/>
+              <w:right w:val="single" w:color="CCCCCC" w:sz="1"/>
+            </w:tcBorders>
+            <w:shd w:fill="E6F4F5" w:val="clear"/>
+            <w:tcMar>
+              <w:top w:type="dxa" w:w="80"/>
+              <w:left w:type="dxa" w:w="140"/>
+              <w:bottom w:type="dxa" w:w="80"/>
+              <w:right w:type="dxa" w:w="140"/>
+            </w:tcMar>
+          </w:tcPr>
+          <w:p>
+            <w:r>
+              <w:rPr>
+                <w:rFonts w:ascii="Arial" w:cs="Arial" w:eastAsia="Arial" w:hAnsi="Arial"/>
+                <w:color w:val="2D3748"/>
+                <w:sz w:val="20"/>
+                <w:szCs w:val="20"/>
+              </w:rPr>
+              <w:t xml:space="preserve">src/main/webapp/WEB-INF/web.xml</w:t>
+            </w:r>
+          </w:p>
+        </w:tc>
+        <w:tc>
+          <w:tcPr>
+            <w:tcBorders>
+              <w:top w:val="single" w:color="CCCCCC" w:sz="1"/>
+              <w:left w:val="single" w:color="CCCCCC" w:sz="1"/>
+              <w:bottom w:val="single" w:color="CCCCCC" w:sz="1"/>
+              <w:right w:val="single" w:color="CCCCCC" w:sz="1"/>
+            </w:tcBorders>
+            <w:shd w:fill="E6F4F5" w:val="clear"/>
+            <w:tcMar>
+              <w:top w:type="dxa" w:w="80"/>
+              <w:left w:type="dxa" w:w="140"/>
+              <w:bottom w:type="dxa" w:w="80"/>
+              <w:right w:type="dxa" w:w="140"/>
+            </w:tcMar>
+          </w:tcPr>
+          <w:p>
+            <w:r>
+              <w:rPr>
+                <w:rFonts w:ascii="Arial" w:cs="Arial" w:eastAsia="Arial" w:hAnsi="Arial"/>
+                <w:color w:val="2D3748"/>
+                <w:sz w:val="20"/>
+                <w:szCs w:val="20"/>
+              </w:rPr>
+              <w:t xml:space="preserve">Servlet mappings, filter chains, welcome files</w:t>
+            </w:r>
+          </w:p>
+        </w:tc>
+      </w:tr>
+      <w:tr>
+        <w:tc>
+          <w:tcPr>
+            <w:tcBorders>
+              <w:top w:val="single" w:color="CCCCCC" w:sz="1"/>
+              <w:left w:val="single" w:color="CCCCCC" w:sz="1"/>
+              <w:bottom w:val="single" w:color="CCCCCC" w:sz="1"/>
+              <w:right w:val="single" w:color="CCCCCC" w:sz="1"/>
+            </w:tcBorders>
+            <w:shd w:fill="FFFFFF" w:val="clear"/>
+            <w:tcMar>
+              <w:top w:type="dxa" w:w="80"/>
+              <w:left w:type="dxa" w:w="140"/>
+              <w:bottom w:type="dxa" w:w="80"/>
+              <w:right w:type="dxa" w:w="140"/>
+            </w:tcMar>
+          </w:tcPr>
+          <w:p>
+            <w:r>
+              <w:rPr>
+                <w:rFonts w:ascii="Arial" w:cs="Arial" w:eastAsia="Arial" w:hAnsi="Arial"/>
+                <w:color w:val="2D3748"/>
+                <w:sz w:val="20"/>
+                <w:szCs w:val="20"/>
+              </w:rPr>
+              <w:t xml:space="preserve">src/main/resources/db/schema.sql</w:t>
+            </w:r>
+          </w:p>
+        </w:tc>
+        <w:tc>
+          <w:tcPr>
+            <w:tcBorders>
+              <w:top w:val="single" w:color="CCCCCC" w:sz="1"/>
+              <w:left w:val="single" w:color="CCCCCC" w:sz="1"/>
+              <w:bottom w:val="single" w:color="CCCCCC" w:sz="1"/>
+              <w:right w:val="single" w:color="CCCCCC" w:sz="1"/>
+            </w:tcBorders>
+            <w:shd w:fill="FFFFFF" w:val="clear"/>
+            <w:tcMar>
+              <w:top w:type="dxa" w:w="80"/>
+              <w:left w:type="dxa" w:w="140"/>
+              <w:bottom w:type="dxa" w:w="80"/>
+              <w:right w:type="dxa" w:w="140"/>
+            </w:tcMar>
+          </w:tcPr>
+          <w:p>
+            <w:r>
+              <w:rPr>
+                <w:rFonts w:ascii="Arial" w:cs="Arial" w:eastAsia="Arial" w:hAnsi="Arial"/>
+                <w:color w:val="2D3748"/>
+                <w:sz w:val="20"/>
+                <w:szCs w:val="20"/>
+              </w:rPr>
+              <w:t xml:space="preserve">Full DB schema DDL (CREATE TABLE statements)</w:t>
+            </w:r>
+          </w:p>
+        </w:tc>
+      </w:tr>
+      <w:tr>
+        <w:tc>
+          <w:tcPr>
+            <w:tcBorders>
+              <w:top w:val="single" w:color="CCCCCC" w:sz="1"/>
+              <w:left w:val="single" w:color="CCCCCC" w:sz="1"/>
+              <w:bottom w:val="single" w:color="CCCCCC" w:sz="1"/>
+              <w:right w:val="single" w:color="CCCCCC" w:sz="1"/>
+            </w:tcBorders>
+            <w:shd w:fill="E6F4F5" w:val="clear"/>
+            <w:tcMar>
+              <w:top w:type="dxa" w:w="80"/>
+              <w:left w:type="dxa" w:w="140"/>
+              <w:bottom w:type="dxa" w:w="80"/>
+              <w:right w:type="dxa" w:w="140"/>
+            </w:tcMar>
+          </w:tcPr>
+          <w:p>
+            <w:r>
+              <w:rPr>
+                <w:rFonts w:ascii="Arial" w:cs="Arial" w:eastAsia="Arial" w:hAnsi="Arial"/>
+                <w:color w:val="2D3748"/>
+                <w:sz w:val="20"/>
+                <w:szCs w:val="20"/>
+              </w:rPr>
+              <w:t xml:space="preserve">pom.xml</w:t>
+            </w:r>
+          </w:p>
+        </w:tc>
+        <w:tc>
+          <w:tcPr>
+            <w:tcBorders>
+              <w:top w:val="single" w:color="CCCCCC" w:sz="1"/>
+              <w:left w:val="single" w:color="CCCCCC" w:sz="1"/>
+              <w:bottom w:val="single" w:color="CCCCCC" w:sz="1"/>
+              <w:right w:val="single" w:color="CCCCCC" w:sz="1"/>
+            </w:tcBorders>
+            <w:shd w:fill="E6F4F5" w:val="clear"/>
+            <w:tcMar>
+              <w:top w:type="dxa" w:w="80"/>
+              <w:left w:type="dxa" w:w="140"/>
+              <w:bottom w:type="dxa" w:w="80"/>
+              <w:right w:type="dxa" w:w="140"/>
+            </w:tcMar>
+          </w:tcPr>
+          <w:p>
+            <w:r>
+              <w:rPr>
+                <w:rFonts w:ascii="Arial" w:cs="Arial" w:eastAsia="Arial" w:hAnsi="Arial"/>
+                <w:color w:val="2D3748"/>
+                <w:sz w:val="20"/>
+                <w:szCs w:val="20"/>
+              </w:rPr>
+              <w:t xml:space="preserve">Maven dependencies: Servlet API, Gson, MySQL Connector, JUnit</w:t>
+            </w:r>
+          </w:p>
+        </w:tc>
+      </w:tr>
+    </w:tbl>
+    <w:p>
+      <w:pPr>
+        <w:spacing w:after="0" w:before="160"/>
+      </w:pPr>
+      <w:r>
+        <w:t xml:space="preserve"/>
+      </w:r>
+    </w:p>
+    <w:p>
+      <w:pPr>
+        <w:pStyle w:val="Heading1"/>
+        <w:pBdr>
+          <w:bottom w:val="single" w:color="1A6B72" w:sz="8" w:space="4"/>
+        </w:pBdr>
+        <w:spacing w:after="160" w:before="400"/>
+      </w:pPr>
+      <w:r>
+        <w:rPr>
+          <w:rFonts w:ascii="Arial" w:cs="Arial" w:eastAsia="Arial" w:hAnsi="Arial"/>
+          <w:b/>
+          <w:bCs/>
+          <w:color w:val="1A6B72"/>
+          <w:sz w:val="36"/>
+          <w:szCs w:val="36"/>
+        </w:rPr>
+        <w:t xml:space="preserve">9A. JSON API Design</w:t>
+      </w:r>
+    </w:p>
+    <w:p>
+      <w:pPr>
+        <w:spacing w:after="80" w:before="80"/>
+      </w:pPr>
+      <w:r>
+        <w:rPr>
+          <w:rFonts w:ascii="Arial" w:cs="Arial" w:eastAsia="Arial" w:hAnsi="Arial"/>
+          <w:color w:val="2D3748"/>
+          <w:sz w:val="22"/>
+          <w:szCs w:val="22"/>
+        </w:rPr>
+        <w:t xml:space="preserve">All endpoints accept Content-Type: application/json and return application/json. HTTP status codes are used semantically. The servlet reads the JSON body via request.getReader() and Gson, and writes the response via response.getWriter().</w:t>
+      </w:r>
+    </w:p>
+    <w:p>
+      <w:pPr>
+        <w:spacing w:after="0" w:before="80"/>
+      </w:pPr>
+      <w:r>
+        <w:t xml:space="preserve"/>
+      </w:r>
+    </w:p>
+    <w:p>
+      <w:pPr>
+        <w:pStyle w:val="Heading2"/>
+        <w:spacing w:after="120" w:before="300"/>
+      </w:pPr>
+      <w:r>
+        <w:rPr>
+          <w:rFonts w:ascii="Arial" w:cs="Arial" w:eastAsia="Arial" w:hAnsi="Arial"/>
+          <w:b/>
+          <w:bCs/>
+          <w:color w:val="2D3748"/>
+          <w:sz w:val="28"/>
+          <w:szCs w:val="28"/>
+        </w:rPr>
+        <w:t xml:space="preserve">9A.1 Standard Response Envelope</w:t>
+      </w:r>
+    </w:p>
+    <w:p>
+      <w:pPr>
+        <w:spacing w:after="80" w:before="80"/>
+      </w:pPr>
+      <w:r>
+        <w:rPr>
+          <w:rFonts w:ascii="Arial" w:cs="Arial" w:eastAsia="Arial" w:hAnsi="Arial"/>
+          <w:color w:val="2D3748"/>
+          <w:sz w:val="22"/>
+          <w:szCs w:val="22"/>
+        </w:rPr>
+        <w:t xml:space="preserve">Every API response follows this JSON wrapper structure:</w:t>
+      </w:r>
+    </w:p>
+    <w:tbl>
+      <w:tblPr>
+        <w:tblW w:type="dxa" w:w="9360"/>
+        <w:tblBorders>
+          <w:top w:val="single" w:color="auto" w:sz="4"/>
+          <w:left w:val="single" w:color="auto" w:sz="4"/>
+          <w:bottom w:val="single" w:color="auto" w:sz="4"/>
+          <w:right w:val="single" w:color="auto" w:sz="4"/>
+          <w:insideH w:val="single" w:color="auto" w:sz="4"/>
+          <w:insideV w:val="single" w:color="auto" w:sz="4"/>
+        </w:tblBorders>
+      </w:tblPr>
+      <w:tblGrid>
+        <w:gridCol w:w="1800"/>
+        <w:gridCol w:w="2000"/>
+        <w:gridCol w:w="5560"/>
+      </w:tblGrid>
+      <w:tr>
+        <w:trPr>
+          <w:tblHeader/>
+        </w:trPr>
+        <w:tc>
+          <w:tcPr>
+            <w:tcBorders>
+              <w:top w:val="single" w:color="CCCCCC" w:sz="1"/>
+              <w:left w:val="single" w:color="CCCCCC" w:sz="1"/>
+              <w:bottom w:val="single" w:color="CCCCCC" w:sz="1"/>
+              <w:right w:val="single" w:color="CCCCCC" w:sz="1"/>
+            </w:tcBorders>
+            <w:shd w:fill="1A6B72" w:val="clear"/>
+            <w:tcMar>
+              <w:top w:type="dxa" w:w="100"/>
+              <w:left w:type="dxa" w:w="140"/>
+              <w:bottom w:type="dxa" w:w="100"/>
+              <w:right w:type="dxa" w:w="140"/>
+            </w:tcMar>
+          </w:tcPr>
+          <w:p>
+            <w:r>
+              <w:rPr>
+                <w:rFonts w:ascii="Arial" w:cs="Arial" w:eastAsia="Arial" w:hAnsi="Arial"/>
+                <w:b/>
+                <w:bCs/>
+                <w:color w:val="FFFFFF"/>
+                <w:sz w:val="20"/>
+                <w:szCs w:val="20"/>
+              </w:rPr>
+              <w:t xml:space="preserve">Field</w:t>
+            </w:r>
+          </w:p>
+        </w:tc>
+        <w:tc>
+          <w:tcPr>
+            <w:tcBorders>
+              <w:top w:val="single" w:color="CCCCCC" w:sz="1"/>
+              <w:left w:val="single" w:color="CCCCCC" w:sz="1"/>
+              <w:bottom w:val="single" w:color="CCCCCC" w:sz="1"/>
+              <w:right w:val="single" w:color="CCCCCC" w:sz="1"/>
+            </w:tcBorders>
+            <w:shd w:fill="1A6B72" w:val="clear"/>
+            <w:tcMar>
+              <w:top w:type="dxa" w:w="100"/>
+              <w:left w:type="dxa" w:w="140"/>
+              <w:bottom w:type="dxa" w:w="100"/>
+              <w:right w:type="dxa" w:w="140"/>
+            </w:tcMar>
+          </w:tcPr>
+          <w:p>
+            <w:r>
+              <w:rPr>
+                <w:rFonts w:ascii="Arial" w:cs="Arial" w:eastAsia="Arial" w:hAnsi="Arial"/>
+                <w:b/>
+                <w:bCs/>
+                <w:color w:val="FFFFFF"/>
+                <w:sz w:val="20"/>
+                <w:szCs w:val="20"/>
+              </w:rPr>
+              <w:t xml:space="preserve">Type</w:t>
+            </w:r>
+          </w:p>
+        </w:tc>
+        <w:tc>
+          <w:tcPr>
+            <w:tcBorders>
+              <w:top w:val="single" w:color="CCCCCC" w:sz="1"/>
+              <w:left w:val="single" w:color="CCCCCC" w:sz="1"/>
+              <w:bottom w:val="single" w:color="CCCCCC" w:sz="1"/>
+              <w:right w:val="single" w:color="CCCCCC" w:sz="1"/>
+            </w:tcBorders>
+            <w:shd w:fill="1A6B72" w:val="clear"/>
+            <w:tcMar>
+              <w:top w:type="dxa" w:w="100"/>
+              <w:left w:type="dxa" w:w="140"/>
+              <w:bottom w:type="dxa" w:w="100"/>
+              <w:right w:type="dxa" w:w="140"/>
+            </w:tcMar>
+          </w:tcPr>
+          <w:p>
+            <w:r>
+              <w:rPr>
+                <w:rFonts w:ascii="Arial" w:cs="Arial" w:eastAsia="Arial" w:hAnsi="Arial"/>
+                <w:b/>
+                <w:bCs/>
+                <w:color w:val="FFFFFF"/>
+                <w:sz w:val="20"/>
+                <w:szCs w:val="20"/>
+              </w:rPr>
+              <w:t xml:space="preserve">Description</w:t>
+            </w:r>
+          </w:p>
+        </w:tc>
+      </w:tr>
+      <w:tr>
+        <w:tc>
+          <w:tcPr>
+            <w:tcBorders>
+              <w:top w:val="single" w:color="CCCCCC" w:sz="1"/>
+              <w:left w:val="single" w:color="CCCCCC" w:sz="1"/>
+              <w:bottom w:val="single" w:color="CCCCCC" w:sz="1"/>
+              <w:right w:val="single" w:color="CCCCCC" w:sz="1"/>
+            </w:tcBorders>
+            <w:shd w:fill="FFFFFF" w:val="clear"/>
+            <w:tcMar>
+              <w:top w:type="dxa" w:w="80"/>
+              <w:left w:type="dxa" w:w="140"/>
+              <w:bottom w:type="dxa" w:w="80"/>
+              <w:right w:type="dxa" w:w="140"/>
+            </w:tcMar>
+          </w:tcPr>
+          <w:p>
+            <w:r>
+              <w:rPr>
+                <w:rFonts w:ascii="Arial" w:cs="Arial" w:eastAsia="Arial" w:hAnsi="Arial"/>
+                <w:color w:val="2D3748"/>
+                <w:sz w:val="20"/>
+                <w:szCs w:val="20"/>
+              </w:rPr>
+              <w:t xml:space="preserve">success</w:t>
+            </w:r>
+          </w:p>
+        </w:tc>
+        <w:tc>
+          <w:tcPr>
+            <w:tcBorders>
+              <w:top w:val="single" w:color="CCCCCC" w:sz="1"/>
+              <w:left w:val="single" w:color="CCCCCC" w:sz="1"/>
+              <w:bottom w:val="single" w:color="CCCCCC" w:sz="1"/>
+              <w:right w:val="single" w:color="CCCCCC" w:sz="1"/>
+            </w:tcBorders>
+            <w:shd w:fill="FFFFFF" w:val="clear"/>
+            <w:tcMar>
+              <w:top w:type="dxa" w:w="80"/>
+              <w:left w:type="dxa" w:w="140"/>
+              <w:bottom w:type="dxa" w:w="80"/>
+              <w:right w:type="dxa" w:w="140"/>
+            </w:tcMar>
+          </w:tcPr>
+          <w:p>
+            <w:r>
+              <w:rPr>
+                <w:rFonts w:ascii="Arial" w:cs="Arial" w:eastAsia="Arial" w:hAnsi="Arial"/>
+                <w:color w:val="2D3748"/>
+                <w:sz w:val="20"/>
+                <w:szCs w:val="20"/>
+              </w:rPr>
+              <w:t xml:space="preserve">boolean</w:t>
+            </w:r>
+          </w:p>
+        </w:tc>
+        <w:tc>
+          <w:tcPr>
+            <w:tcBorders>
+              <w:top w:val="single" w:color="CCCCCC" w:sz="1"/>
+              <w:left w:val="single" w:color="CCCCCC" w:sz="1"/>
+              <w:bottom w:val="single" w:color="CCCCCC" w:sz="1"/>
+              <w:right w:val="single" w:color="CCCCCC" w:sz="1"/>
+            </w:tcBorders>
+            <w:shd w:fill="FFFFFF" w:val="clear"/>
+            <w:tcMar>
+              <w:top w:type="dxa" w:w="80"/>
+              <w:left w:type="dxa" w:w="140"/>
+              <w:bottom w:type="dxa" w:w="80"/>
+              <w:right w:type="dxa" w:w="140"/>
+            </w:tcMar>
+          </w:tcPr>
+          <w:p>
+            <w:r>
+              <w:rPr>
+                <w:rFonts w:ascii="Arial" w:cs="Arial" w:eastAsia="Arial" w:hAnsi="Arial"/>
+                <w:color w:val="2D3748"/>
+                <w:sz w:val="20"/>
+                <w:szCs w:val="20"/>
+              </w:rPr>
+              <w:t xml:space="preserve">true if request succeeded, false if error</w:t>
+            </w:r>
+          </w:p>
+        </w:tc>
+      </w:tr>
+      <w:tr>
+        <w:tc>
+          <w:tcPr>
+            <w:tcBorders>
+              <w:top w:val="single" w:color="CCCCCC" w:sz="1"/>
+              <w:left w:val="single" w:color="CCCCCC" w:sz="1"/>
+              <w:bottom w:val="single" w:color="CCCCCC" w:sz="1"/>
+              <w:right w:val="single" w:color="CCCCCC" w:sz="1"/>
+            </w:tcBorders>
+            <w:shd w:fill="E6F4F5" w:val="clear"/>
+            <w:tcMar>
+              <w:top w:type="dxa" w:w="80"/>
+              <w:left w:type="dxa" w:w="140"/>
+              <w:bottom w:type="dxa" w:w="80"/>
+              <w:right w:type="dxa" w:w="140"/>
+            </w:tcMar>
+          </w:tcPr>
+          <w:p>
+            <w:r>
+              <w:rPr>
+                <w:rFonts w:ascii="Arial" w:cs="Arial" w:eastAsia="Arial" w:hAnsi="Arial"/>
+                <w:color w:val="2D3748"/>
+                <w:sz w:val="20"/>
+                <w:szCs w:val="20"/>
+              </w:rPr>
+              <w:t xml:space="preserve">message</w:t>
+            </w:r>
+          </w:p>
+        </w:tc>
+        <w:tc>
+          <w:tcPr>
+            <w:tcBorders>
+              <w:top w:val="single" w:color="CCCCCC" w:sz="1"/>
+              <w:left w:val="single" w:color="CCCCCC" w:sz="1"/>
+              <w:bottom w:val="single" w:color="CCCCCC" w:sz="1"/>
+              <w:right w:val="single" w:color="CCCCCC" w:sz="1"/>
+            </w:tcBorders>
+            <w:shd w:fill="E6F4F5" w:val="clear"/>
+            <w:tcMar>
+              <w:top w:type="dxa" w:w="80"/>
+              <w:left w:type="dxa" w:w="140"/>
+              <w:bottom w:type="dxa" w:w="80"/>
+              <w:right w:type="dxa" w:w="140"/>
+            </w:tcMar>
+          </w:tcPr>
+          <w:p>
+            <w:r>
+              <w:rPr>
+                <w:rFonts w:ascii="Arial" w:cs="Arial" w:eastAsia="Arial" w:hAnsi="Arial"/>
+                <w:color w:val="2D3748"/>
+                <w:sz w:val="20"/>
+                <w:szCs w:val="20"/>
+              </w:rPr>
+              <w:t xml:space="preserve">String</w:t>
+            </w:r>
+          </w:p>
+        </w:tc>
+        <w:tc>
+          <w:tcPr>
+            <w:tcBorders>
+              <w:top w:val="single" w:color="CCCCCC" w:sz="1"/>
+              <w:left w:val="single" w:color="CCCCCC" w:sz="1"/>
+              <w:bottom w:val="single" w:color="CCCCCC" w:sz="1"/>
+              <w:right w:val="single" w:color="CCCCCC" w:sz="1"/>
+            </w:tcBorders>
+            <w:shd w:fill="E6F4F5" w:val="clear"/>
+            <w:tcMar>
+              <w:top w:type="dxa" w:w="80"/>
+              <w:left w:type="dxa" w:w="140"/>
+              <w:bottom w:type="dxa" w:w="80"/>
+              <w:right w:type="dxa" w:w="140"/>
+            </w:tcMar>
+          </w:tcPr>
+          <w:p>
+            <w:r>
+              <w:rPr>
+                <w:rFonts w:ascii="Arial" w:cs="Arial" w:eastAsia="Arial" w:hAnsi="Arial"/>
+                <w:color w:val="2D3748"/>
+                <w:sz w:val="20"/>
+                <w:szCs w:val="20"/>
+              </w:rPr>
+              <w:t xml:space="preserve">Human-readable status message</w:t>
+            </w:r>
+          </w:p>
+        </w:tc>
+      </w:tr>
+      <w:tr>
+        <w:tc>
+          <w:tcPr>
+            <w:tcBorders>
+              <w:top w:val="single" w:color="CCCCCC" w:sz="1"/>
+              <w:left w:val="single" w:color="CCCCCC" w:sz="1"/>
+              <w:bottom w:val="single" w:color="CCCCCC" w:sz="1"/>
+              <w:right w:val="single" w:color="CCCCCC" w:sz="1"/>
+            </w:tcBorders>
+            <w:shd w:fill="FFFFFF" w:val="clear"/>
+            <w:tcMar>
+              <w:top w:type="dxa" w:w="80"/>
+              <w:left w:type="dxa" w:w="140"/>
+              <w:bottom w:type="dxa" w:w="80"/>
+              <w:right w:type="dxa" w:w="140"/>
+            </w:tcMar>
+          </w:tcPr>
+          <w:p>
+            <w:r>
+              <w:rPr>
+                <w:rFonts w:ascii="Arial" w:cs="Arial" w:eastAsia="Arial" w:hAnsi="Arial"/>
+                <w:color w:val="2D3748"/>
+                <w:sz w:val="20"/>
+                <w:szCs w:val="20"/>
+              </w:rPr>
+              <w:t xml:space="preserve">data</w:t>
+            </w:r>
+          </w:p>
+        </w:tc>
+        <w:tc>
+          <w:tcPr>
+            <w:tcBorders>
+              <w:top w:val="single" w:color="CCCCCC" w:sz="1"/>
+              <w:left w:val="single" w:color="CCCCCC" w:sz="1"/>
+              <w:bottom w:val="single" w:color="CCCCCC" w:sz="1"/>
+              <w:right w:val="single" w:color="CCCCCC" w:sz="1"/>
+            </w:tcBorders>
+            <w:shd w:fill="FFFFFF" w:val="clear"/>
+            <w:tcMar>
+              <w:top w:type="dxa" w:w="80"/>
+              <w:left w:type="dxa" w:w="140"/>
+              <w:bottom w:type="dxa" w:w="80"/>
+              <w:right w:type="dxa" w:w="140"/>
+            </w:tcMar>
+          </w:tcPr>
+          <w:p>
+            <w:r>
+              <w:rPr>
+                <w:rFonts w:ascii="Arial" w:cs="Arial" w:eastAsia="Arial" w:hAnsi="Arial"/>
+                <w:color w:val="2D3748"/>
+                <w:sz w:val="20"/>
+                <w:szCs w:val="20"/>
+              </w:rPr>
+              <w:t xml:space="preserve">Object | Array | null</w:t>
+            </w:r>
+          </w:p>
+        </w:tc>
+        <w:tc>
+          <w:tcPr>
+            <w:tcBorders>
+              <w:top w:val="single" w:color="CCCCCC" w:sz="1"/>
+              <w:left w:val="single" w:color="CCCCCC" w:sz="1"/>
+              <w:bottom w:val="single" w:color="CCCCCC" w:sz="1"/>
+              <w:right w:val="single" w:color="CCCCCC" w:sz="1"/>
+            </w:tcBorders>
+            <w:shd w:fill="FFFFFF" w:val="clear"/>
+            <w:tcMar>
+              <w:top w:type="dxa" w:w="80"/>
+              <w:left w:type="dxa" w:w="140"/>
+              <w:bottom w:type="dxa" w:w="80"/>
+              <w:right w:type="dxa" w:w="140"/>
+            </w:tcMar>
+          </w:tcPr>
+          <w:p>
+            <w:r>
+              <w:rPr>
+                <w:rFonts w:ascii="Arial" w:cs="Arial" w:eastAsia="Arial" w:hAnsi="Arial"/>
+                <w:color w:val="2D3748"/>
+                <w:sz w:val="20"/>
+                <w:szCs w:val="20"/>
+              </w:rPr>
+              <w:t xml:space="preserve">Response payload (null on errors)</w:t>
+            </w:r>
+          </w:p>
+        </w:tc>
+      </w:tr>
+      <w:tr>
+        <w:tc>
+          <w:tcPr>
+            <w:tcBorders>
+              <w:top w:val="single" w:color="CCCCCC" w:sz="1"/>
+              <w:left w:val="single" w:color="CCCCCC" w:sz="1"/>
+              <w:bottom w:val="single" w:color="CCCCCC" w:sz="1"/>
+              <w:right w:val="single" w:color="CCCCCC" w:sz="1"/>
+            </w:tcBorders>
+            <w:shd w:fill="E6F4F5" w:val="clear"/>
+            <w:tcMar>
+              <w:top w:type="dxa" w:w="80"/>
+              <w:left w:type="dxa" w:w="140"/>
+              <w:bottom w:type="dxa" w:w="80"/>
+              <w:right w:type="dxa" w:w="140"/>
+            </w:tcMar>
+          </w:tcPr>
+          <w:p>
+            <w:r>
+              <w:rPr>
+                <w:rFonts w:ascii="Arial" w:cs="Arial" w:eastAsia="Arial" w:hAnsi="Arial"/>
+                <w:color w:val="2D3748"/>
+                <w:sz w:val="20"/>
+                <w:szCs w:val="20"/>
+              </w:rPr>
+              <w:t xml:space="preserve">error</w:t>
+            </w:r>
+          </w:p>
+        </w:tc>
+        <w:tc>
+          <w:tcPr>
+            <w:tcBorders>
+              <w:top w:val="single" w:color="CCCCCC" w:sz="1"/>
+              <w:left w:val="single" w:color="CCCCCC" w:sz="1"/>
+              <w:bottom w:val="single" w:color="CCCCCC" w:sz="1"/>
+              <w:right w:val="single" w:color="CCCCCC" w:sz="1"/>
+            </w:tcBorders>
+            <w:shd w:fill="E6F4F5" w:val="clear"/>
+            <w:tcMar>
+              <w:top w:type="dxa" w:w="80"/>
+              <w:left w:type="dxa" w:w="140"/>
+              <w:bottom w:type="dxa" w:w="80"/>
+              <w:right w:type="dxa" w:w="140"/>
+            </w:tcMar>
+          </w:tcPr>
+          <w:p>
+            <w:r>
+              <w:rPr>
+                <w:rFonts w:ascii="Arial" w:cs="Arial" w:eastAsia="Arial" w:hAnsi="Arial"/>
+                <w:color w:val="2D3748"/>
+                <w:sz w:val="20"/>
+                <w:szCs w:val="20"/>
+              </w:rPr>
+              <w:t xml:space="preserve">String | null</w:t>
+            </w:r>
+          </w:p>
+        </w:tc>
+        <w:tc>
+          <w:tcPr>
+            <w:tcBorders>
+              <w:top w:val="single" w:color="CCCCCC" w:sz="1"/>
+              <w:left w:val="single" w:color="CCCCCC" w:sz="1"/>
+              <w:bottom w:val="single" w:color="CCCCCC" w:sz="1"/>
+              <w:right w:val="single" w:color="CCCCCC" w:sz="1"/>
+            </w:tcBorders>
+            <w:shd w:fill="E6F4F5" w:val="clear"/>
+            <w:tcMar>
+              <w:top w:type="dxa" w:w="80"/>
+              <w:left w:type="dxa" w:w="140"/>
+              <w:bottom w:type="dxa" w:w="80"/>
+              <w:right w:type="dxa" w:w="140"/>
+            </w:tcMar>
+          </w:tcPr>
+          <w:p>
+            <w:r>
+              <w:rPr>
+                <w:rFonts w:ascii="Arial" w:cs="Arial" w:eastAsia="Arial" w:hAnsi="Arial"/>
+                <w:color w:val="2D3748"/>
+                <w:sz w:val="20"/>
+                <w:szCs w:val="20"/>
+              </w:rPr>
+              <w:t xml:space="preserve">Error code or description (null on success)</w:t>
+            </w:r>
+          </w:p>
+        </w:tc>
+      </w:tr>
+    </w:tbl>
+    <w:p>
+      <w:pPr>
+        <w:spacing w:after="0" w:before="80"/>
+      </w:pPr>
+      <w:r>
+        <w:t xml:space="preserve"/>
+      </w:r>
+    </w:p>
+    <w:p>
+      <w:pPr>
+        <w:pBdr>
+          <w:left w:val="single" w:color="1A6B72" w:sz="12" w:space="6"/>
+        </w:pBdr>
+        <w:spacing w:after="100" w:before="100"/>
+        <w:ind w:left="360"/>
+      </w:pPr>
+      <w:r>
+        <w:rPr>
+          <w:rFonts w:ascii="Arial" w:cs="Arial" w:eastAsia="Arial" w:hAnsi="Arial"/>
+          <w:color w:val="1A6B72"/>
+          <w:sz w:val="20"/>
+          <w:szCs w:val="20"/>
+        </w:rPr>
+        <w:t xml:space="preserve">ℹ Example success: { "success": true, "message": "Event created.", "data": { "F_id": "abc-123" }, "error": null }</w:t>
+      </w:r>
+    </w:p>
+    <w:p>
+      <w:pPr>
+        <w:spacing w:after="0" w:before="80"/>
+      </w:pPr>
+      <w:r>
+        <w:t xml:space="preserve"/>
+      </w:r>
+    </w:p>
+    <w:p>
+      <w:pPr>
+        <w:pBdr>
+          <w:left w:val="single" w:color="1A6B72" w:sz="12" w:space="6"/>
+        </w:pBdr>
+        <w:spacing w:after="100" w:before="100"/>
+        <w:ind w:left="360"/>
+      </w:pPr>
+      <w:r>
+        <w:rPr>
+          <w:rFonts w:ascii="Arial" w:cs="Arial" w:eastAsia="Arial" w:hAnsi="Arial"/>
+          <w:color w:val="1A6B72"/>
+          <w:sz w:val="20"/>
+          <w:szCs w:val="20"/>
+        </w:rPr>
+        <w:t xml:space="preserve">ℹ Example error: { "success": false, "message": "Validation failed.", "data": null, "error": "INVALID_EMAIL" }</w:t>
+      </w:r>
+    </w:p>
+    <w:p>
+      <w:pPr>
+        <w:spacing w:after="0" w:before="80"/>
+      </w:pPr>
+      <w:r>
+        <w:t xml:space="preserve"/>
+      </w:r>
+    </w:p>
+    <w:p>
+      <w:pPr>
+        <w:pStyle w:val="Heading2"/>
+        <w:spacing w:after="120" w:before="300"/>
+      </w:pPr>
+      <w:r>
+        <w:rPr>
+          <w:rFonts w:ascii="Arial" w:cs="Arial" w:eastAsia="Arial" w:hAnsi="Arial"/>
+          <w:b/>
+          <w:bCs/>
+          <w:color w:val="2D3748"/>
+          <w:sz w:val="28"/>
+          <w:szCs w:val="28"/>
+        </w:rPr>
+        <w:t xml:space="preserve">9A.2 Authentication Endpoints</w:t>
+      </w:r>
+    </w:p>
+    <w:tbl>
+      <w:tblPr>
+        <w:tblW w:type="dxa" w:w="9360"/>
+        <w:tblBorders>
+          <w:top w:val="single" w:color="auto" w:sz="4"/>
+          <w:left w:val="single" w:color="auto" w:sz="4"/>
+          <w:bottom w:val="single" w:color="auto" w:sz="4"/>
+          <w:right w:val="single" w:color="auto" w:sz="4"/>
+          <w:insideH w:val="single" w:color="auto" w:sz="4"/>
+          <w:insideV w:val="single" w:color="auto" w:sz="4"/>
+        </w:tblBorders>
+      </w:tblPr>
+      <w:tblGrid>
+        <w:gridCol w:w="900"/>
+        <w:gridCol w:w="1800"/>
+        <w:gridCol w:w="2200"/>
+        <w:gridCol w:w="2400"/>
+        <w:gridCol w:w="2060"/>
+      </w:tblGrid>
+      <w:tr>
+        <w:trPr>
+          <w:tblHeader/>
+        </w:trPr>
+        <w:tc>
+          <w:tcPr>
+            <w:tcBorders>
+              <w:top w:val="single" w:color="CCCCCC" w:sz="1"/>
+              <w:left w:val="single" w:color="CCCCCC" w:sz="1"/>
+              <w:bottom w:val="single" w:color="CCCCCC" w:sz="1"/>
+              <w:right w:val="single" w:color="CCCCCC" w:sz="1"/>
+            </w:tcBorders>
+            <w:shd w:fill="1A6B72" w:val="clear"/>
+            <w:tcMar>
+              <w:top w:type="dxa" w:w="100"/>
+              <w:left w:type="dxa" w:w="140"/>
+              <w:bottom w:type="dxa" w:w="100"/>
+              <w:right w:type="dxa" w:w="140"/>
+            </w:tcMar>
+          </w:tcPr>
+          <w:p>
+            <w:r>
+              <w:rPr>
+                <w:rFonts w:ascii="Arial" w:cs="Arial" w:eastAsia="Arial" w:hAnsi="Arial"/>
+                <w:b/>
+                <w:bCs/>
+                <w:color w:val="FFFFFF"/>
+                <w:sz w:val="20"/>
+                <w:szCs w:val="20"/>
+              </w:rPr>
+              <w:t xml:space="preserve">Method</w:t>
+            </w:r>
+          </w:p>
+        </w:tc>
+        <w:tc>
+          <w:tcPr>
+            <w:tcBorders>
+              <w:top w:val="single" w:color="CCCCCC" w:sz="1"/>
+              <w:left w:val="single" w:color="CCCCCC" w:sz="1"/>
+              <w:bottom w:val="single" w:color="CCCCCC" w:sz="1"/>
+              <w:right w:val="single" w:color="CCCCCC" w:sz="1"/>
+            </w:tcBorders>
+            <w:shd w:fill="1A6B72" w:val="clear"/>
+            <w:tcMar>
+              <w:top w:type="dxa" w:w="100"/>
+              <w:left w:type="dxa" w:w="140"/>
+              <w:bottom w:type="dxa" w:w="100"/>
+              <w:right w:type="dxa" w:w="140"/>
+            </w:tcMar>
+          </w:tcPr>
+          <w:p>
+            <w:r>
+              <w:rPr>
+                <w:rFonts w:ascii="Arial" w:cs="Arial" w:eastAsia="Arial" w:hAnsi="Arial"/>
+                <w:b/>
+                <w:bCs/>
+                <w:color w:val="FFFFFF"/>
+                <w:sz w:val="20"/>
+                <w:szCs w:val="20"/>
+              </w:rPr>
+              <w:t xml:space="preserve">URL</w:t>
+            </w:r>
+          </w:p>
+        </w:tc>
+        <w:tc>
+          <w:tcPr>
+            <w:tcBorders>
+              <w:top w:val="single" w:color="CCCCCC" w:sz="1"/>
+              <w:left w:val="single" w:color="CCCCCC" w:sz="1"/>
+              <w:bottom w:val="single" w:color="CCCCCC" w:sz="1"/>
+              <w:right w:val="single" w:color="CCCCCC" w:sz="1"/>
+            </w:tcBorders>
+            <w:shd w:fill="1A6B72" w:val="clear"/>
+            <w:tcMar>
+              <w:top w:type="dxa" w:w="100"/>
+              <w:left w:type="dxa" w:w="140"/>
+              <w:bottom w:type="dxa" w:w="100"/>
+              <w:right w:type="dxa" w:w="140"/>
+            </w:tcMar>
+          </w:tcPr>
+          <w:p>
+            <w:r>
+              <w:rPr>
+                <w:rFonts w:ascii="Arial" w:cs="Arial" w:eastAsia="Arial" w:hAnsi="Arial"/>
+                <w:b/>
+                <w:bCs/>
+                <w:color w:val="FFFFFF"/>
+                <w:sz w:val="20"/>
+                <w:szCs w:val="20"/>
+              </w:rPr>
+              <w:t xml:space="preserve">Servlet Class</w:t>
+            </w:r>
+          </w:p>
+        </w:tc>
+        <w:tc>
+          <w:tcPr>
+            <w:tcBorders>
+              <w:top w:val="single" w:color="CCCCCC" w:sz="1"/>
+              <w:left w:val="single" w:color="CCCCCC" w:sz="1"/>
+              <w:bottom w:val="single" w:color="CCCCCC" w:sz="1"/>
+              <w:right w:val="single" w:color="CCCCCC" w:sz="1"/>
+            </w:tcBorders>
+            <w:shd w:fill="1A6B72" w:val="clear"/>
+            <w:tcMar>
+              <w:top w:type="dxa" w:w="100"/>
+              <w:left w:type="dxa" w:w="140"/>
+              <w:bottom w:type="dxa" w:w="100"/>
+              <w:right w:type="dxa" w:w="140"/>
+            </w:tcMar>
+          </w:tcPr>
+          <w:p>
+            <w:r>
+              <w:rPr>
+                <w:rFonts w:ascii="Arial" w:cs="Arial" w:eastAsia="Arial" w:hAnsi="Arial"/>
+                <w:b/>
+                <w:bCs/>
+                <w:color w:val="FFFFFF"/>
+                <w:sz w:val="20"/>
+                <w:szCs w:val="20"/>
+              </w:rPr>
+              <w:t xml:space="preserve">Request JSON</w:t>
+            </w:r>
+          </w:p>
+        </w:tc>
+        <w:tc>
+          <w:tcPr>
+            <w:tcBorders>
+              <w:top w:val="single" w:color="CCCCCC" w:sz="1"/>
+              <w:left w:val="single" w:color="CCCCCC" w:sz="1"/>
+              <w:bottom w:val="single" w:color="CCCCCC" w:sz="1"/>
+              <w:right w:val="single" w:color="CCCCCC" w:sz="1"/>
+            </w:tcBorders>
+            <w:shd w:fill="1A6B72" w:val="clear"/>
+            <w:tcMar>
+              <w:top w:type="dxa" w:w="100"/>
+              <w:left w:type="dxa" w:w="140"/>
+              <w:bottom w:type="dxa" w:w="100"/>
+              <w:right w:type="dxa" w:w="140"/>
+            </w:tcMar>
+          </w:tcPr>
+          <w:p>
+            <w:r>
+              <w:rPr>
+                <w:rFonts w:ascii="Arial" w:cs="Arial" w:eastAsia="Arial" w:hAnsi="Arial"/>
+                <w:b/>
+                <w:bCs/>
+                <w:color w:val="FFFFFF"/>
+                <w:sz w:val="20"/>
+                <w:szCs w:val="20"/>
+              </w:rPr>
+              <w:t xml:space="preserve">Response JSON</w:t>
+            </w:r>
+          </w:p>
+        </w:tc>
+      </w:tr>
+      <w:tr>
+        <w:tc>
+          <w:tcPr>
+            <w:tcBorders>
+              <w:top w:val="single" w:color="CCCCCC" w:sz="1"/>
+              <w:left w:val="single" w:color="CCCCCC" w:sz="1"/>
+              <w:bottom w:val="single" w:color="CCCCCC" w:sz="1"/>
+              <w:right w:val="single" w:color="CCCCCC" w:sz="1"/>
+            </w:tcBorders>
+            <w:shd w:fill="FFFFFF" w:val="clear"/>
+            <w:tcMar>
+              <w:top w:type="dxa" w:w="80"/>
+              <w:left w:type="dxa" w:w="140"/>
+              <w:bottom w:type="dxa" w:w="80"/>
+              <w:right w:type="dxa" w:w="140"/>
+            </w:tcMar>
+          </w:tcPr>
+          <w:p>
+            <w:r>
+              <w:rPr>
+                <w:rFonts w:ascii="Arial" w:cs="Arial" w:eastAsia="Arial" w:hAnsi="Arial"/>
+                <w:color w:val="2D3748"/>
+                <w:sz w:val="20"/>
+                <w:szCs w:val="20"/>
+              </w:rPr>
+              <w:t xml:space="preserve">POST</w:t>
+            </w:r>
+          </w:p>
+        </w:tc>
+        <w:tc>
+          <w:tcPr>
+            <w:tcBorders>
+              <w:top w:val="single" w:color="CCCCCC" w:sz="1"/>
+              <w:left w:val="single" w:color="CCCCCC" w:sz="1"/>
+              <w:bottom w:val="single" w:color="CCCCCC" w:sz="1"/>
+              <w:right w:val="single" w:color="CCCCCC" w:sz="1"/>
+            </w:tcBorders>
+            <w:shd w:fill="FFFFFF" w:val="clear"/>
+            <w:tcMar>
+              <w:top w:type="dxa" w:w="80"/>
+              <w:left w:type="dxa" w:w="140"/>
+              <w:bottom w:type="dxa" w:w="80"/>
+              <w:right w:type="dxa" w:w="140"/>
+            </w:tcMar>
+          </w:tcPr>
+          <w:p>
+            <w:r>
+              <w:rPr>
+                <w:rFonts w:ascii="Arial" w:cs="Arial" w:eastAsia="Arial" w:hAnsi="Arial"/>
+                <w:color w:val="2D3748"/>
+                <w:sz w:val="20"/>
+                <w:szCs w:val="20"/>
+              </w:rPr>
+              <w:t xml:space="preserve">/api/auth/signup</w:t>
+            </w:r>
+          </w:p>
+        </w:tc>
+        <w:tc>
+          <w:tcPr>
+            <w:tcBorders>
+              <w:top w:val="single" w:color="CCCCCC" w:sz="1"/>
+              <w:left w:val="single" w:color="CCCCCC" w:sz="1"/>
+              <w:bottom w:val="single" w:color="CCCCCC" w:sz="1"/>
+              <w:right w:val="single" w:color="CCCCCC" w:sz="1"/>
+            </w:tcBorders>
+            <w:shd w:fill="FFFFFF" w:val="clear"/>
+            <w:tcMar>
+              <w:top w:type="dxa" w:w="80"/>
+              <w:left w:type="dxa" w:w="140"/>
+              <w:bottom w:type="dxa" w:w="80"/>
+              <w:right w:type="dxa" w:w="140"/>
+            </w:tcMar>
+          </w:tcPr>
+          <w:p>
+            <w:r>
+              <w:rPr>
+                <w:rFonts w:ascii="Arial" w:cs="Arial" w:eastAsia="Arial" w:hAnsi="Arial"/>
+                <w:color w:val="2D3748"/>
+                <w:sz w:val="20"/>
+                <w:szCs w:val="20"/>
+              </w:rPr>
+              <w:t xml:space="preserve">SignupServlet</w:t>
+            </w:r>
+          </w:p>
+        </w:tc>
+        <w:tc>
+          <w:tcPr>
+            <w:tcBorders>
+              <w:top w:val="single" w:color="CCCCCC" w:sz="1"/>
+              <w:left w:val="single" w:color="CCCCCC" w:sz="1"/>
+              <w:bottom w:val="single" w:color="CCCCCC" w:sz="1"/>
+              <w:right w:val="single" w:color="CCCCCC" w:sz="1"/>
+            </w:tcBorders>
+            <w:shd w:fill="FFFFFF" w:val="clear"/>
+            <w:tcMar>
+              <w:top w:type="dxa" w:w="80"/>
+              <w:left w:type="dxa" w:w="140"/>
+              <w:bottom w:type="dxa" w:w="80"/>
+              <w:right w:type="dxa" w:w="140"/>
+            </w:tcMar>
+          </w:tcPr>
+          <w:p>
+            <w:r>
+              <w:rPr>
+                <w:rFonts w:ascii="Arial" w:cs="Arial" w:eastAsia="Arial" w:hAnsi="Arial"/>
+                <w:color w:val="2D3748"/>
+                <w:sz w:val="20"/>
+                <w:szCs w:val="20"/>
+              </w:rPr>
+              <w:t xml:space="preserve">{ C_name, C_email, C_phone, password, role, invite_code? }</w:t>
+            </w:r>
+          </w:p>
+        </w:tc>
+        <w:tc>
+          <w:tcPr>
+            <w:tcBorders>
+              <w:top w:val="single" w:color="CCCCCC" w:sz="1"/>
+              <w:left w:val="single" w:color="CCCCCC" w:sz="1"/>
+              <w:bottom w:val="single" w:color="CCCCCC" w:sz="1"/>
+              <w:right w:val="single" w:color="CCCCCC" w:sz="1"/>
+            </w:tcBorders>
+            <w:shd w:fill="FFFFFF" w:val="clear"/>
+            <w:tcMar>
+              <w:top w:type="dxa" w:w="80"/>
+              <w:left w:type="dxa" w:w="140"/>
+              <w:bottom w:type="dxa" w:w="80"/>
+              <w:right w:type="dxa" w:w="140"/>
+            </w:tcMar>
+          </w:tcPr>
+          <w:p>
+            <w:r>
+              <w:rPr>
+                <w:rFonts w:ascii="Arial" w:cs="Arial" w:eastAsia="Arial" w:hAnsi="Arial"/>
+                <w:color w:val="2D3748"/>
+                <w:sz w:val="20"/>
+                <w:szCs w:val="20"/>
+              </w:rPr>
+              <w:t xml:space="preserve">{ success, message, data: { C_id } }</w:t>
+            </w:r>
+          </w:p>
+        </w:tc>
+      </w:tr>
+      <w:tr>
+        <w:tc>
+          <w:tcPr>
+            <w:tcBorders>
+              <w:top w:val="single" w:color="CCCCCC" w:sz="1"/>
+              <w:left w:val="single" w:color="CCCCCC" w:sz="1"/>
+              <w:bottom w:val="single" w:color="CCCCCC" w:sz="1"/>
+              <w:right w:val="single" w:color="CCCCCC" w:sz="1"/>
+            </w:tcBorders>
+            <w:shd w:fill="E6F4F5" w:val="clear"/>
+            <w:tcMar>
+              <w:top w:type="dxa" w:w="80"/>
+              <w:left w:type="dxa" w:w="140"/>
+              <w:bottom w:type="dxa" w:w="80"/>
+              <w:right w:type="dxa" w:w="140"/>
+            </w:tcMar>
+          </w:tcPr>
+          <w:p>
+            <w:r>
+              <w:rPr>
+                <w:rFonts w:ascii="Arial" w:cs="Arial" w:eastAsia="Arial" w:hAnsi="Arial"/>
+                <w:color w:val="2D3748"/>
+                <w:sz w:val="20"/>
+                <w:szCs w:val="20"/>
+              </w:rPr>
+              <w:t xml:space="preserve">POST</w:t>
+            </w:r>
+          </w:p>
+        </w:tc>
+        <w:tc>
+          <w:tcPr>
+            <w:tcBorders>
+              <w:top w:val="single" w:color="CCCCCC" w:sz="1"/>
+              <w:left w:val="single" w:color="CCCCCC" w:sz="1"/>
+              <w:bottom w:val="single" w:color="CCCCCC" w:sz="1"/>
+              <w:right w:val="single" w:color="CCCCCC" w:sz="1"/>
+            </w:tcBorders>
+            <w:shd w:fill="E6F4F5" w:val="clear"/>
+            <w:tcMar>
+              <w:top w:type="dxa" w:w="80"/>
+              <w:left w:type="dxa" w:w="140"/>
+              <w:bottom w:type="dxa" w:w="80"/>
+              <w:right w:type="dxa" w:w="140"/>
+            </w:tcMar>
+          </w:tcPr>
+          <w:p>
+            <w:r>
+              <w:rPr>
+                <w:rFonts w:ascii="Arial" w:cs="Arial" w:eastAsia="Arial" w:hAnsi="Arial"/>
+                <w:color w:val="2D3748"/>
+                <w:sz w:val="20"/>
+                <w:szCs w:val="20"/>
+              </w:rPr>
+              <w:t xml:space="preserve">/api/auth/login</w:t>
+            </w:r>
+          </w:p>
+        </w:tc>
+        <w:tc>
+          <w:tcPr>
+            <w:tcBorders>
+              <w:top w:val="single" w:color="CCCCCC" w:sz="1"/>
+              <w:left w:val="single" w:color="CCCCCC" w:sz="1"/>
+              <w:bottom w:val="single" w:color="CCCCCC" w:sz="1"/>
+              <w:right w:val="single" w:color="CCCCCC" w:sz="1"/>
+            </w:tcBorders>
+            <w:shd w:fill="E6F4F5" w:val="clear"/>
+            <w:tcMar>
+              <w:top w:type="dxa" w:w="80"/>
+              <w:left w:type="dxa" w:w="140"/>
+              <w:bottom w:type="dxa" w:w="80"/>
+              <w:right w:type="dxa" w:w="140"/>
+            </w:tcMar>
+          </w:tcPr>
+          <w:p>
+            <w:r>
+              <w:rPr>
+                <w:rFonts w:ascii="Arial" w:cs="Arial" w:eastAsia="Arial" w:hAnsi="Arial"/>
+                <w:color w:val="2D3748"/>
+                <w:sz w:val="20"/>
+                <w:szCs w:val="20"/>
+              </w:rPr>
+              <w:t xml:space="preserve">LoginServlet</w:t>
+            </w:r>
+          </w:p>
+        </w:tc>
+        <w:tc>
+          <w:tcPr>
+            <w:tcBorders>
+              <w:top w:val="single" w:color="CCCCCC" w:sz="1"/>
+              <w:left w:val="single" w:color="CCCCCC" w:sz="1"/>
+              <w:bottom w:val="single" w:color="CCCCCC" w:sz="1"/>
+              <w:right w:val="single" w:color="CCCCCC" w:sz="1"/>
+            </w:tcBorders>
+            <w:shd w:fill="E6F4F5" w:val="clear"/>
+            <w:tcMar>
+              <w:top w:type="dxa" w:w="80"/>
+              <w:left w:type="dxa" w:w="140"/>
+              <w:bottom w:type="dxa" w:w="80"/>
+              <w:right w:type="dxa" w:w="140"/>
+            </w:tcMar>
+          </w:tcPr>
+          <w:p>
+            <w:r>
+              <w:rPr>
+                <w:rFonts w:ascii="Arial" w:cs="Arial" w:eastAsia="Arial" w:hAnsi="Arial"/>
+                <w:color w:val="2D3748"/>
+                <w:sz w:val="20"/>
+                <w:szCs w:val="20"/>
+              </w:rPr>
+              <w:t xml:space="preserve">{ email, password }</w:t>
+            </w:r>
+          </w:p>
+        </w:tc>
+        <w:tc>
+          <w:tcPr>
+            <w:tcBorders>
+              <w:top w:val="single" w:color="CCCCCC" w:sz="1"/>
+              <w:left w:val="single" w:color="CCCCCC" w:sz="1"/>
+              <w:bottom w:val="single" w:color="CCCCCC" w:sz="1"/>
+              <w:right w:val="single" w:color="CCCCCC" w:sz="1"/>
+            </w:tcBorders>
+            <w:shd w:fill="E6F4F5" w:val="clear"/>
+            <w:tcMar>
+              <w:top w:type="dxa" w:w="80"/>
+              <w:left w:type="dxa" w:w="140"/>
+              <w:bottom w:type="dxa" w:w="80"/>
+              <w:right w:type="dxa" w:w="140"/>
+            </w:tcMar>
+          </w:tcPr>
+          <w:p>
+            <w:r>
+              <w:rPr>
+                <w:rFonts w:ascii="Arial" w:cs="Arial" w:eastAsia="Arial" w:hAnsi="Arial"/>
+                <w:color w:val="2D3748"/>
+                <w:sz w:val="20"/>
+                <w:szCs w:val="20"/>
+              </w:rPr>
+              <w:t xml:space="preserve">{ success, message, data: { role, name, redirect_url } }</w:t>
+            </w:r>
+          </w:p>
+        </w:tc>
+      </w:tr>
+      <w:tr>
+        <w:tc>
+          <w:tcPr>
+            <w:tcBorders>
+              <w:top w:val="single" w:color="CCCCCC" w:sz="1"/>
+              <w:left w:val="single" w:color="CCCCCC" w:sz="1"/>
+              <w:bottom w:val="single" w:color="CCCCCC" w:sz="1"/>
+              <w:right w:val="single" w:color="CCCCCC" w:sz="1"/>
+            </w:tcBorders>
+            <w:shd w:fill="FFFFFF" w:val="clear"/>
+            <w:tcMar>
+              <w:top w:type="dxa" w:w="80"/>
+              <w:left w:type="dxa" w:w="140"/>
+              <w:bottom w:type="dxa" w:w="80"/>
+              <w:right w:type="dxa" w:w="140"/>
+            </w:tcMar>
+          </w:tcPr>
+          <w:p>
+            <w:r>
+              <w:rPr>
+                <w:rFonts w:ascii="Arial" w:cs="Arial" w:eastAsia="Arial" w:hAnsi="Arial"/>
+                <w:color w:val="2D3748"/>
+                <w:sz w:val="20"/>
+                <w:szCs w:val="20"/>
+              </w:rPr>
+              <w:t xml:space="preserve">POST</w:t>
+            </w:r>
+          </w:p>
+        </w:tc>
+        <w:tc>
+          <w:tcPr>
+            <w:tcBorders>
+              <w:top w:val="single" w:color="CCCCCC" w:sz="1"/>
+              <w:left w:val="single" w:color="CCCCCC" w:sz="1"/>
+              <w:bottom w:val="single" w:color="CCCCCC" w:sz="1"/>
+              <w:right w:val="single" w:color="CCCCCC" w:sz="1"/>
+            </w:tcBorders>
+            <w:shd w:fill="FFFFFF" w:val="clear"/>
+            <w:tcMar>
+              <w:top w:type="dxa" w:w="80"/>
+              <w:left w:type="dxa" w:w="140"/>
+              <w:bottom w:type="dxa" w:w="80"/>
+              <w:right w:type="dxa" w:w="140"/>
+            </w:tcMar>
+          </w:tcPr>
+          <w:p>
+            <w:r>
+              <w:rPr>
+                <w:rFonts w:ascii="Arial" w:cs="Arial" w:eastAsia="Arial" w:hAnsi="Arial"/>
+                <w:color w:val="2D3748"/>
+                <w:sz w:val="20"/>
+                <w:szCs w:val="20"/>
+              </w:rPr>
+              <w:t xml:space="preserve">/api/auth/logout</w:t>
+            </w:r>
+          </w:p>
+        </w:tc>
+        <w:tc>
+          <w:tcPr>
+            <w:tcBorders>
+              <w:top w:val="single" w:color="CCCCCC" w:sz="1"/>
+              <w:left w:val="single" w:color="CCCCCC" w:sz="1"/>
+              <w:bottom w:val="single" w:color="CCCCCC" w:sz="1"/>
+              <w:right w:val="single" w:color="CCCCCC" w:sz="1"/>
+            </w:tcBorders>
+            <w:shd w:fill="FFFFFF" w:val="clear"/>
+            <w:tcMar>
+              <w:top w:type="dxa" w:w="80"/>
+              <w:left w:type="dxa" w:w="140"/>
+              <w:bottom w:type="dxa" w:w="80"/>
+              <w:right w:type="dxa" w:w="140"/>
+            </w:tcMar>
+          </w:tcPr>
+          <w:p>
+            <w:r>
+              <w:rPr>
+                <w:rFonts w:ascii="Arial" w:cs="Arial" w:eastAsia="Arial" w:hAnsi="Arial"/>
+                <w:color w:val="2D3748"/>
+                <w:sz w:val="20"/>
+                <w:szCs w:val="20"/>
+              </w:rPr>
+              <w:t xml:space="preserve">LogoutServlet</w:t>
+            </w:r>
+          </w:p>
+        </w:tc>
+        <w:tc>
+          <w:tcPr>
+            <w:tcBorders>
+              <w:top w:val="single" w:color="CCCCCC" w:sz="1"/>
+              <w:left w:val="single" w:color="CCCCCC" w:sz="1"/>
+              <w:bottom w:val="single" w:color="CCCCCC" w:sz="1"/>
+              <w:right w:val="single" w:color="CCCCCC" w:sz="1"/>
+            </w:tcBorders>
+            <w:shd w:fill="FFFFFF" w:val="clear"/>
+            <w:tcMar>
+              <w:top w:type="dxa" w:w="80"/>
+              <w:left w:type="dxa" w:w="140"/>
+              <w:bottom w:type="dxa" w:w="80"/>
+              <w:right w:type="dxa" w:w="140"/>
+            </w:tcMar>
+          </w:tcPr>
+          <w:p>
+            <w:r>
+              <w:rPr>
+                <w:rFonts w:ascii="Arial" w:cs="Arial" w:eastAsia="Arial" w:hAnsi="Arial"/>
+                <w:color w:val="2D3748"/>
+                <w:sz w:val="20"/>
+                <w:szCs w:val="20"/>
+              </w:rPr>
+              <w:t xml:space="preserve">(no body)</w:t>
+            </w:r>
+          </w:p>
+        </w:tc>
+        <w:tc>
+          <w:tcPr>
+            <w:tcBorders>
+              <w:top w:val="single" w:color="CCCCCC" w:sz="1"/>
+              <w:left w:val="single" w:color="CCCCCC" w:sz="1"/>
+              <w:bottom w:val="single" w:color="CCCCCC" w:sz="1"/>
+              <w:right w:val="single" w:color="CCCCCC" w:sz="1"/>
+            </w:tcBorders>
+            <w:shd w:fill="FFFFFF" w:val="clear"/>
+            <w:tcMar>
+              <w:top w:type="dxa" w:w="80"/>
+              <w:left w:type="dxa" w:w="140"/>
+              <w:bottom w:type="dxa" w:w="80"/>
+              <w:right w:type="dxa" w:w="140"/>
+            </w:tcMar>
+          </w:tcPr>
+          <w:p>
+            <w:r>
+              <w:rPr>
+                <w:rFonts w:ascii="Arial" w:cs="Arial" w:eastAsia="Arial" w:hAnsi="Arial"/>
+                <w:color w:val="2D3748"/>
+                <w:sz w:val="20"/>
+                <w:szCs w:val="20"/>
+              </w:rPr>
+              <w:t xml:space="preserve">{ success, message }</w:t>
+            </w:r>
+          </w:p>
+        </w:tc>
+      </w:tr>
+      <w:tr>
+        <w:tc>
+          <w:tcPr>
+            <w:tcBorders>
+              <w:top w:val="single" w:color="CCCCCC" w:sz="1"/>
+              <w:left w:val="single" w:color="CCCCCC" w:sz="1"/>
+              <w:bottom w:val="single" w:color="CCCCCC" w:sz="1"/>
+              <w:right w:val="single" w:color="CCCCCC" w:sz="1"/>
+            </w:tcBorders>
+            <w:shd w:fill="E6F4F5" w:val="clear"/>
+            <w:tcMar>
+              <w:top w:type="dxa" w:w="80"/>
+              <w:left w:type="dxa" w:w="140"/>
+              <w:bottom w:type="dxa" w:w="80"/>
+              <w:right w:type="dxa" w:w="140"/>
+            </w:tcMar>
+          </w:tcPr>
+          <w:p>
+            <w:r>
+              <w:rPr>
+                <w:rFonts w:ascii="Arial" w:cs="Arial" w:eastAsia="Arial" w:hAnsi="Arial"/>
+                <w:color w:val="2D3748"/>
+                <w:sz w:val="20"/>
+                <w:szCs w:val="20"/>
+              </w:rPr>
+              <w:t xml:space="preserve">POST</w:t>
+            </w:r>
+          </w:p>
+        </w:tc>
+        <w:tc>
+          <w:tcPr>
+            <w:tcBorders>
+              <w:top w:val="single" w:color="CCCCCC" w:sz="1"/>
+              <w:left w:val="single" w:color="CCCCCC" w:sz="1"/>
+              <w:bottom w:val="single" w:color="CCCCCC" w:sz="1"/>
+              <w:right w:val="single" w:color="CCCCCC" w:sz="1"/>
+            </w:tcBorders>
+            <w:shd w:fill="E6F4F5" w:val="clear"/>
+            <w:tcMar>
+              <w:top w:type="dxa" w:w="80"/>
+              <w:left w:type="dxa" w:w="140"/>
+              <w:bottom w:type="dxa" w:w="80"/>
+              <w:right w:type="dxa" w:w="140"/>
+            </w:tcMar>
+          </w:tcPr>
+          <w:p>
+            <w:r>
+              <w:rPr>
+                <w:rFonts w:ascii="Arial" w:cs="Arial" w:eastAsia="Arial" w:hAnsi="Arial"/>
+                <w:color w:val="2D3748"/>
+                <w:sz w:val="20"/>
+                <w:szCs w:val="20"/>
+              </w:rPr>
+              <w:t xml:space="preserve">/api/auth/reset-password</w:t>
+            </w:r>
+          </w:p>
+        </w:tc>
+        <w:tc>
+          <w:tcPr>
+            <w:tcBorders>
+              <w:top w:val="single" w:color="CCCCCC" w:sz="1"/>
+              <w:left w:val="single" w:color="CCCCCC" w:sz="1"/>
+              <w:bottom w:val="single" w:color="CCCCCC" w:sz="1"/>
+              <w:right w:val="single" w:color="CCCCCC" w:sz="1"/>
+            </w:tcBorders>
+            <w:shd w:fill="E6F4F5" w:val="clear"/>
+            <w:tcMar>
+              <w:top w:type="dxa" w:w="80"/>
+              <w:left w:type="dxa" w:w="140"/>
+              <w:bottom w:type="dxa" w:w="80"/>
+              <w:right w:type="dxa" w:w="140"/>
+            </w:tcMar>
+          </w:tcPr>
+          <w:p>
+            <w:r>
+              <w:rPr>
+                <w:rFonts w:ascii="Arial" w:cs="Arial" w:eastAsia="Arial" w:hAnsi="Arial"/>
+                <w:color w:val="2D3748"/>
+                <w:sz w:val="20"/>
+                <w:szCs w:val="20"/>
+              </w:rPr>
+              <w:t xml:space="preserve">ResetPasswordServlet</w:t>
+            </w:r>
+          </w:p>
+        </w:tc>
+        <w:tc>
+          <w:tcPr>
+            <w:tcBorders>
+              <w:top w:val="single" w:color="CCCCCC" w:sz="1"/>
+              <w:left w:val="single" w:color="CCCCCC" w:sz="1"/>
+              <w:bottom w:val="single" w:color="CCCCCC" w:sz="1"/>
+              <w:right w:val="single" w:color="CCCCCC" w:sz="1"/>
+            </w:tcBorders>
+            <w:shd w:fill="E6F4F5" w:val="clear"/>
+            <w:tcMar>
+              <w:top w:type="dxa" w:w="80"/>
+              <w:left w:type="dxa" w:w="140"/>
+              <w:bottom w:type="dxa" w:w="80"/>
+              <w:right w:type="dxa" w:w="140"/>
+            </w:tcMar>
+          </w:tcPr>
+          <w:p>
+            <w:r>
+              <w:rPr>
+                <w:rFonts w:ascii="Arial" w:cs="Arial" w:eastAsia="Arial" w:hAnsi="Arial"/>
+                <w:color w:val="2D3748"/>
+                <w:sz w:val="20"/>
+                <w:szCs w:val="20"/>
+              </w:rPr>
+              <w:t xml:space="preserve">{ email }</w:t>
+            </w:r>
+          </w:p>
+        </w:tc>
+        <w:tc>
+          <w:tcPr>
+            <w:tcBorders>
+              <w:top w:val="single" w:color="CCCCCC" w:sz="1"/>
+              <w:left w:val="single" w:color="CCCCCC" w:sz="1"/>
+              <w:bottom w:val="single" w:color="CCCCCC" w:sz="1"/>
+              <w:right w:val="single" w:color="CCCCCC" w:sz="1"/>
+            </w:tcBorders>
+            <w:shd w:fill="E6F4F5" w:val="clear"/>
+            <w:tcMar>
+              <w:top w:type="dxa" w:w="80"/>
+              <w:left w:type="dxa" w:w="140"/>
+              <w:bottom w:type="dxa" w:w="80"/>
+              <w:right w:type="dxa" w:w="140"/>
+            </w:tcMar>
+          </w:tcPr>
+          <w:p>
+            <w:r>
+              <w:rPr>
+                <w:rFonts w:ascii="Arial" w:cs="Arial" w:eastAsia="Arial" w:hAnsi="Arial"/>
+                <w:color w:val="2D3748"/>
+                <w:sz w:val="20"/>
+                <w:szCs w:val="20"/>
+              </w:rPr>
+              <w:t xml:space="preserve">{ success, message }</w:t>
+            </w:r>
+          </w:p>
+        </w:tc>
+      </w:tr>
+    </w:tbl>
+    <w:p>
+      <w:pPr>
+        <w:spacing w:after="0" w:before="80"/>
+      </w:pPr>
+      <w:r>
+        <w:t xml:space="preserve"/>
+      </w:r>
+    </w:p>
+    <w:p>
+      <w:pPr>
+        <w:pStyle w:val="Heading2"/>
+        <w:spacing w:after="120" w:before="300"/>
+      </w:pPr>
+      <w:r>
+        <w:rPr>
+          <w:rFonts w:ascii="Arial" w:cs="Arial" w:eastAsia="Arial" w:hAnsi="Arial"/>
+          <w:b/>
+          <w:bCs/>
+          <w:color w:val="2D3748"/>
+          <w:sz w:val="28"/>
+          <w:szCs w:val="28"/>
+        </w:rPr>
+        <w:t xml:space="preserve">9A.3 Event Endpoints</w:t>
+      </w:r>
+    </w:p>
+    <w:tbl>
+      <w:tblPr>
+        <w:tblW w:type="dxa" w:w="9360"/>
+        <w:tblBorders>
+          <w:top w:val="single" w:color="auto" w:sz="4"/>
+          <w:left w:val="single" w:color="auto" w:sz="4"/>
+          <w:bottom w:val="single" w:color="auto" w:sz="4"/>
+          <w:right w:val="single" w:color="auto" w:sz="4"/>
+          <w:insideH w:val="single" w:color="auto" w:sz="4"/>
+          <w:insideV w:val="single" w:color="auto" w:sz="4"/>
+        </w:tblBorders>
+      </w:tblPr>
+      <w:tblGrid>
+        <w:gridCol w:w="900"/>
+        <w:gridCol w:w="1800"/>
+        <w:gridCol w:w="2000"/>
+        <w:gridCol w:w="2400"/>
+        <w:gridCol w:w="2260"/>
+      </w:tblGrid>
+      <w:tr>
+        <w:trPr>
+          <w:tblHeader/>
+        </w:trPr>
+        <w:tc>
+          <w:tcPr>
+            <w:tcBorders>
+              <w:top w:val="single" w:color="CCCCCC" w:sz="1"/>
+              <w:left w:val="single" w:color="CCCCCC" w:sz="1"/>
+              <w:bottom w:val="single" w:color="CCCCCC" w:sz="1"/>
+              <w:right w:val="single" w:color="CCCCCC" w:sz="1"/>
+            </w:tcBorders>
+            <w:shd w:fill="1A6B72" w:val="clear"/>
+            <w:tcMar>
+              <w:top w:type="dxa" w:w="100"/>
+              <w:left w:type="dxa" w:w="140"/>
+              <w:bottom w:type="dxa" w:w="100"/>
+              <w:right w:type="dxa" w:w="140"/>
+            </w:tcMar>
+          </w:tcPr>
+          <w:p>
+            <w:r>
+              <w:rPr>
+                <w:rFonts w:ascii="Arial" w:cs="Arial" w:eastAsia="Arial" w:hAnsi="Arial"/>
+                <w:b/>
+                <w:bCs/>
+                <w:color w:val="FFFFFF"/>
+                <w:sz w:val="20"/>
+                <w:szCs w:val="20"/>
+              </w:rPr>
+              <w:t xml:space="preserve">Method</w:t>
+            </w:r>
+          </w:p>
+        </w:tc>
+        <w:tc>
+          <w:tcPr>
+            <w:tcBorders>
+              <w:top w:val="single" w:color="CCCCCC" w:sz="1"/>
+              <w:left w:val="single" w:color="CCCCCC" w:sz="1"/>
+              <w:bottom w:val="single" w:color="CCCCCC" w:sz="1"/>
+              <w:right w:val="single" w:color="CCCCCC" w:sz="1"/>
+            </w:tcBorders>
+            <w:shd w:fill="1A6B72" w:val="clear"/>
+            <w:tcMar>
+              <w:top w:type="dxa" w:w="100"/>
+              <w:left w:type="dxa" w:w="140"/>
+              <w:bottom w:type="dxa" w:w="100"/>
+              <w:right w:type="dxa" w:w="140"/>
+            </w:tcMar>
+          </w:tcPr>
+          <w:p>
+            <w:r>
+              <w:rPr>
+                <w:rFonts w:ascii="Arial" w:cs="Arial" w:eastAsia="Arial" w:hAnsi="Arial"/>
+                <w:b/>
+                <w:bCs/>
+                <w:color w:val="FFFFFF"/>
+                <w:sz w:val="20"/>
+                <w:szCs w:val="20"/>
+              </w:rPr>
+              <w:t xml:space="preserve">URL</w:t>
+            </w:r>
+          </w:p>
+        </w:tc>
+        <w:tc>
+          <w:tcPr>
+            <w:tcBorders>
+              <w:top w:val="single" w:color="CCCCCC" w:sz="1"/>
+              <w:left w:val="single" w:color="CCCCCC" w:sz="1"/>
+              <w:bottom w:val="single" w:color="CCCCCC" w:sz="1"/>
+              <w:right w:val="single" w:color="CCCCCC" w:sz="1"/>
+            </w:tcBorders>
+            <w:shd w:fill="1A6B72" w:val="clear"/>
+            <w:tcMar>
+              <w:top w:type="dxa" w:w="100"/>
+              <w:left w:type="dxa" w:w="140"/>
+              <w:bottom w:type="dxa" w:w="100"/>
+              <w:right w:type="dxa" w:w="140"/>
+            </w:tcMar>
+          </w:tcPr>
+          <w:p>
+            <w:r>
+              <w:rPr>
+                <w:rFonts w:ascii="Arial" w:cs="Arial" w:eastAsia="Arial" w:hAnsi="Arial"/>
+                <w:b/>
+                <w:bCs/>
+                <w:color w:val="FFFFFF"/>
+                <w:sz w:val="20"/>
+                <w:szCs w:val="20"/>
+              </w:rPr>
+              <w:t xml:space="preserve">Servlet Class</w:t>
+            </w:r>
+          </w:p>
+        </w:tc>
+        <w:tc>
+          <w:tcPr>
+            <w:tcBorders>
+              <w:top w:val="single" w:color="CCCCCC" w:sz="1"/>
+              <w:left w:val="single" w:color="CCCCCC" w:sz="1"/>
+              <w:bottom w:val="single" w:color="CCCCCC" w:sz="1"/>
+              <w:right w:val="single" w:color="CCCCCC" w:sz="1"/>
+            </w:tcBorders>
+            <w:shd w:fill="1A6B72" w:val="clear"/>
+            <w:tcMar>
+              <w:top w:type="dxa" w:w="100"/>
+              <w:left w:type="dxa" w:w="140"/>
+              <w:bottom w:type="dxa" w:w="100"/>
+              <w:right w:type="dxa" w:w="140"/>
+            </w:tcMar>
+          </w:tcPr>
+          <w:p>
+            <w:r>
+              <w:rPr>
+                <w:rFonts w:ascii="Arial" w:cs="Arial" w:eastAsia="Arial" w:hAnsi="Arial"/>
+                <w:b/>
+                <w:bCs/>
+                <w:color w:val="FFFFFF"/>
+                <w:sz w:val="20"/>
+                <w:szCs w:val="20"/>
+              </w:rPr>
+              <w:t xml:space="preserve">Request JSON</w:t>
+            </w:r>
+          </w:p>
+        </w:tc>
+        <w:tc>
+          <w:tcPr>
+            <w:tcBorders>
+              <w:top w:val="single" w:color="CCCCCC" w:sz="1"/>
+              <w:left w:val="single" w:color="CCCCCC" w:sz="1"/>
+              <w:bottom w:val="single" w:color="CCCCCC" w:sz="1"/>
+              <w:right w:val="single" w:color="CCCCCC" w:sz="1"/>
+            </w:tcBorders>
+            <w:shd w:fill="1A6B72" w:val="clear"/>
+            <w:tcMar>
+              <w:top w:type="dxa" w:w="100"/>
+              <w:left w:type="dxa" w:w="140"/>
+              <w:bottom w:type="dxa" w:w="100"/>
+              <w:right w:type="dxa" w:w="140"/>
+            </w:tcMar>
+          </w:tcPr>
+          <w:p>
+            <w:r>
+              <w:rPr>
+                <w:rFonts w:ascii="Arial" w:cs="Arial" w:eastAsia="Arial" w:hAnsi="Arial"/>
+                <w:b/>
+                <w:bCs/>
+                <w:color w:val="FFFFFF"/>
+                <w:sz w:val="20"/>
+                <w:szCs w:val="20"/>
+              </w:rPr>
+              <w:t xml:space="preserve">Response JSON</w:t>
+            </w:r>
+          </w:p>
+        </w:tc>
+      </w:tr>
+      <w:tr>
+        <w:tc>
+          <w:tcPr>
+            <w:tcBorders>
+              <w:top w:val="single" w:color="CCCCCC" w:sz="1"/>
+              <w:left w:val="single" w:color="CCCCCC" w:sz="1"/>
+              <w:bottom w:val="single" w:color="CCCCCC" w:sz="1"/>
+              <w:right w:val="single" w:color="CCCCCC" w:sz="1"/>
+            </w:tcBorders>
+            <w:shd w:fill="FFFFFF" w:val="clear"/>
+            <w:tcMar>
+              <w:top w:type="dxa" w:w="80"/>
+              <w:left w:type="dxa" w:w="140"/>
+              <w:bottom w:type="dxa" w:w="80"/>
+              <w:right w:type="dxa" w:w="140"/>
+            </w:tcMar>
+          </w:tcPr>
+          <w:p>
+            <w:r>
+              <w:rPr>
+                <w:rFonts w:ascii="Arial" w:cs="Arial" w:eastAsia="Arial" w:hAnsi="Arial"/>
+                <w:color w:val="2D3748"/>
+                <w:sz w:val="20"/>
+                <w:szCs w:val="20"/>
+              </w:rPr>
+              <w:t xml:space="preserve">GET</w:t>
+            </w:r>
+          </w:p>
+        </w:tc>
+        <w:tc>
+          <w:tcPr>
+            <w:tcBorders>
+              <w:top w:val="single" w:color="CCCCCC" w:sz="1"/>
+              <w:left w:val="single" w:color="CCCCCC" w:sz="1"/>
+              <w:bottom w:val="single" w:color="CCCCCC" w:sz="1"/>
+              <w:right w:val="single" w:color="CCCCCC" w:sz="1"/>
+            </w:tcBorders>
+            <w:shd w:fill="FFFFFF" w:val="clear"/>
+            <w:tcMar>
+              <w:top w:type="dxa" w:w="80"/>
+              <w:left w:type="dxa" w:w="140"/>
+              <w:bottom w:type="dxa" w:w="80"/>
+              <w:right w:type="dxa" w:w="140"/>
+            </w:tcMar>
+          </w:tcPr>
+          <w:p>
+            <w:r>
+              <w:rPr>
+                <w:rFonts w:ascii="Arial" w:cs="Arial" w:eastAsia="Arial" w:hAnsi="Arial"/>
+                <w:color w:val="2D3748"/>
+                <w:sz w:val="20"/>
+                <w:szCs w:val="20"/>
+              </w:rPr>
+              <w:t xml:space="preserve">/api/events</w:t>
+            </w:r>
+          </w:p>
+        </w:tc>
+        <w:tc>
+          <w:tcPr>
+            <w:tcBorders>
+              <w:top w:val="single" w:color="CCCCCC" w:sz="1"/>
+              <w:left w:val="single" w:color="CCCCCC" w:sz="1"/>
+              <w:bottom w:val="single" w:color="CCCCCC" w:sz="1"/>
+              <w:right w:val="single" w:color="CCCCCC" w:sz="1"/>
+            </w:tcBorders>
+            <w:shd w:fill="FFFFFF" w:val="clear"/>
+            <w:tcMar>
+              <w:top w:type="dxa" w:w="80"/>
+              <w:left w:type="dxa" w:w="140"/>
+              <w:bottom w:type="dxa" w:w="80"/>
+              <w:right w:type="dxa" w:w="140"/>
+            </w:tcMar>
+          </w:tcPr>
+          <w:p>
+            <w:r>
+              <w:rPr>
+                <w:rFonts w:ascii="Arial" w:cs="Arial" w:eastAsia="Arial" w:hAnsi="Arial"/>
+                <w:color w:val="2D3748"/>
+                <w:sz w:val="20"/>
+                <w:szCs w:val="20"/>
+              </w:rPr>
+              <w:t xml:space="preserve">EventListServlet</w:t>
+            </w:r>
+          </w:p>
+        </w:tc>
+        <w:tc>
+          <w:tcPr>
+            <w:tcBorders>
+              <w:top w:val="single" w:color="CCCCCC" w:sz="1"/>
+              <w:left w:val="single" w:color="CCCCCC" w:sz="1"/>
+              <w:bottom w:val="single" w:color="CCCCCC" w:sz="1"/>
+              <w:right w:val="single" w:color="CCCCCC" w:sz="1"/>
+            </w:tcBorders>
+            <w:shd w:fill="FFFFFF" w:val="clear"/>
+            <w:tcMar>
+              <w:top w:type="dxa" w:w="80"/>
+              <w:left w:type="dxa" w:w="140"/>
+              <w:bottom w:type="dxa" w:w="80"/>
+              <w:right w:type="dxa" w:w="140"/>
+            </w:tcMar>
+          </w:tcPr>
+          <w:p>
+            <w:r>
+              <w:rPr>
+                <w:rFonts w:ascii="Arial" w:cs="Arial" w:eastAsia="Arial" w:hAnsi="Arial"/>
+                <w:color w:val="2D3748"/>
+                <w:sz w:val="20"/>
+                <w:szCs w:val="20"/>
+              </w:rPr>
+              <w:t xml:space="preserve">(query params: month, year)</w:t>
+            </w:r>
+          </w:p>
+        </w:tc>
+        <w:tc>
+          <w:tcPr>
+            <w:tcBorders>
+              <w:top w:val="single" w:color="CCCCCC" w:sz="1"/>
+              <w:left w:val="single" w:color="CCCCCC" w:sz="1"/>
+              <w:bottom w:val="single" w:color="CCCCCC" w:sz="1"/>
+              <w:right w:val="single" w:color="CCCCCC" w:sz="1"/>
+            </w:tcBorders>
+            <w:shd w:fill="FFFFFF" w:val="clear"/>
+            <w:tcMar>
+              <w:top w:type="dxa" w:w="80"/>
+              <w:left w:type="dxa" w:w="140"/>
+              <w:bottom w:type="dxa" w:w="80"/>
+              <w:right w:type="dxa" w:w="140"/>
+            </w:tcMar>
+          </w:tcPr>
+          <w:p>
+            <w:r>
+              <w:rPr>
+                <w:rFonts w:ascii="Arial" w:cs="Arial" w:eastAsia="Arial" w:hAnsi="Arial"/>
+                <w:color w:val="2D3748"/>
+                <w:sz w:val="20"/>
+                <w:szCs w:val="20"/>
+              </w:rPr>
+              <w:t xml:space="preserve">{ success, data: [ { F_id, F_name, F_type, F_start_date, F_end_date, No_of_guests, venue } ] }</w:t>
+            </w:r>
+          </w:p>
+        </w:tc>
+      </w:tr>
+      <w:tr>
+        <w:tc>
+          <w:tcPr>
+            <w:tcBorders>
+              <w:top w:val="single" w:color="CCCCCC" w:sz="1"/>
+              <w:left w:val="single" w:color="CCCCCC" w:sz="1"/>
+              <w:bottom w:val="single" w:color="CCCCCC" w:sz="1"/>
+              <w:right w:val="single" w:color="CCCCCC" w:sz="1"/>
+            </w:tcBorders>
+            <w:shd w:fill="E6F4F5" w:val="clear"/>
+            <w:tcMar>
+              <w:top w:type="dxa" w:w="80"/>
+              <w:left w:type="dxa" w:w="140"/>
+              <w:bottom w:type="dxa" w:w="80"/>
+              <w:right w:type="dxa" w:w="140"/>
+            </w:tcMar>
+          </w:tcPr>
+          <w:p>
+            <w:r>
+              <w:rPr>
+                <w:rFonts w:ascii="Arial" w:cs="Arial" w:eastAsia="Arial" w:hAnsi="Arial"/>
+                <w:color w:val="2D3748"/>
+                <w:sz w:val="20"/>
+                <w:szCs w:val="20"/>
+              </w:rPr>
+              <w:t xml:space="preserve">GET</w:t>
+            </w:r>
+          </w:p>
+        </w:tc>
+        <w:tc>
+          <w:tcPr>
+            <w:tcBorders>
+              <w:top w:val="single" w:color="CCCCCC" w:sz="1"/>
+              <w:left w:val="single" w:color="CCCCCC" w:sz="1"/>
+              <w:bottom w:val="single" w:color="CCCCCC" w:sz="1"/>
+              <w:right w:val="single" w:color="CCCCCC" w:sz="1"/>
+            </w:tcBorders>
+            <w:shd w:fill="E6F4F5" w:val="clear"/>
+            <w:tcMar>
+              <w:top w:type="dxa" w:w="80"/>
+              <w:left w:type="dxa" w:w="140"/>
+              <w:bottom w:type="dxa" w:w="80"/>
+              <w:right w:type="dxa" w:w="140"/>
+            </w:tcMar>
+          </w:tcPr>
+          <w:p>
+            <w:r>
+              <w:rPr>
+                <w:rFonts w:ascii="Arial" w:cs="Arial" w:eastAsia="Arial" w:hAnsi="Arial"/>
+                <w:color w:val="2D3748"/>
+                <w:sz w:val="20"/>
+                <w:szCs w:val="20"/>
+              </w:rPr>
+              <w:t xml:space="preserve">/api/events/{F_id}</w:t>
+            </w:r>
+          </w:p>
+        </w:tc>
+        <w:tc>
+          <w:tcPr>
+            <w:tcBorders>
+              <w:top w:val="single" w:color="CCCCCC" w:sz="1"/>
+              <w:left w:val="single" w:color="CCCCCC" w:sz="1"/>
+              <w:bottom w:val="single" w:color="CCCCCC" w:sz="1"/>
+              <w:right w:val="single" w:color="CCCCCC" w:sz="1"/>
+            </w:tcBorders>
+            <w:shd w:fill="E6F4F5" w:val="clear"/>
+            <w:tcMar>
+              <w:top w:type="dxa" w:w="80"/>
+              <w:left w:type="dxa" w:w="140"/>
+              <w:bottom w:type="dxa" w:w="80"/>
+              <w:right w:type="dxa" w:w="140"/>
+            </w:tcMar>
+          </w:tcPr>
+          <w:p>
+            <w:r>
+              <w:rPr>
+                <w:rFonts w:ascii="Arial" w:cs="Arial" w:eastAsia="Arial" w:hAnsi="Arial"/>
+                <w:color w:val="2D3748"/>
+                <w:sz w:val="20"/>
+                <w:szCs w:val="20"/>
+              </w:rPr>
+              <w:t xml:space="preserve">EventDetailServlet</w:t>
+            </w:r>
+          </w:p>
+        </w:tc>
+        <w:tc>
+          <w:tcPr>
+            <w:tcBorders>
+              <w:top w:val="single" w:color="CCCCCC" w:sz="1"/>
+              <w:left w:val="single" w:color="CCCCCC" w:sz="1"/>
+              <w:bottom w:val="single" w:color="CCCCCC" w:sz="1"/>
+              <w:right w:val="single" w:color="CCCCCC" w:sz="1"/>
+            </w:tcBorders>
+            <w:shd w:fill="E6F4F5" w:val="clear"/>
+            <w:tcMar>
+              <w:top w:type="dxa" w:w="80"/>
+              <w:left w:type="dxa" w:w="140"/>
+              <w:bottom w:type="dxa" w:w="80"/>
+              <w:right w:type="dxa" w:w="140"/>
+            </w:tcMar>
+          </w:tcPr>
+          <w:p>
+            <w:r>
+              <w:rPr>
+                <w:rFonts w:ascii="Arial" w:cs="Arial" w:eastAsia="Arial" w:hAnsi="Arial"/>
+                <w:color w:val="2D3748"/>
+                <w:sz w:val="20"/>
+                <w:szCs w:val="20"/>
+              </w:rPr>
+              <w:t xml:space="preserve">(no body)</w:t>
+            </w:r>
+          </w:p>
+        </w:tc>
+        <w:tc>
+          <w:tcPr>
+            <w:tcBorders>
+              <w:top w:val="single" w:color="CCCCCC" w:sz="1"/>
+              <w:left w:val="single" w:color="CCCCCC" w:sz="1"/>
+              <w:bottom w:val="single" w:color="CCCCCC" w:sz="1"/>
+              <w:right w:val="single" w:color="CCCCCC" w:sz="1"/>
+            </w:tcBorders>
+            <w:shd w:fill="E6F4F5" w:val="clear"/>
+            <w:tcMar>
+              <w:top w:type="dxa" w:w="80"/>
+              <w:left w:type="dxa" w:w="140"/>
+              <w:bottom w:type="dxa" w:w="80"/>
+              <w:right w:type="dxa" w:w="140"/>
+            </w:tcMar>
+          </w:tcPr>
+          <w:p>
+            <w:r>
+              <w:rPr>
+                <w:rFonts w:ascii="Arial" w:cs="Arial" w:eastAsia="Arial" w:hAnsi="Arial"/>
+                <w:color w:val="2D3748"/>
+                <w:sz w:val="20"/>
+                <w:szCs w:val="20"/>
+              </w:rPr>
+              <w:t xml:space="preserve">{ success, data: { event, services, budget_summary } }</w:t>
+            </w:r>
+          </w:p>
+        </w:tc>
+      </w:tr>
+      <w:tr>
+        <w:tc>
+          <w:tcPr>
+            <w:tcBorders>
+              <w:top w:val="single" w:color="CCCCCC" w:sz="1"/>
+              <w:left w:val="single" w:color="CCCCCC" w:sz="1"/>
+              <w:bottom w:val="single" w:color="CCCCCC" w:sz="1"/>
+              <w:right w:val="single" w:color="CCCCCC" w:sz="1"/>
+            </w:tcBorders>
+            <w:shd w:fill="FFFFFF" w:val="clear"/>
+            <w:tcMar>
+              <w:top w:type="dxa" w:w="80"/>
+              <w:left w:type="dxa" w:w="140"/>
+              <w:bottom w:type="dxa" w:w="80"/>
+              <w:right w:type="dxa" w:w="140"/>
+            </w:tcMar>
+          </w:tcPr>
+          <w:p>
+            <w:r>
+              <w:rPr>
+                <w:rFonts w:ascii="Arial" w:cs="Arial" w:eastAsia="Arial" w:hAnsi="Arial"/>
+                <w:color w:val="2D3748"/>
+                <w:sz w:val="20"/>
+                <w:szCs w:val="20"/>
+              </w:rPr>
+              <w:t xml:space="preserve">POST</w:t>
+            </w:r>
+          </w:p>
+        </w:tc>
+        <w:tc>
+          <w:tcPr>
+            <w:tcBorders>
+              <w:top w:val="single" w:color="CCCCCC" w:sz="1"/>
+              <w:left w:val="single" w:color="CCCCCC" w:sz="1"/>
+              <w:bottom w:val="single" w:color="CCCCCC" w:sz="1"/>
+              <w:right w:val="single" w:color="CCCCCC" w:sz="1"/>
+            </w:tcBorders>
+            <w:shd w:fill="FFFFFF" w:val="clear"/>
+            <w:tcMar>
+              <w:top w:type="dxa" w:w="80"/>
+              <w:left w:type="dxa" w:w="140"/>
+              <w:bottom w:type="dxa" w:w="80"/>
+              <w:right w:type="dxa" w:w="140"/>
+            </w:tcMar>
+          </w:tcPr>
+          <w:p>
+            <w:r>
+              <w:rPr>
+                <w:rFonts w:ascii="Arial" w:cs="Arial" w:eastAsia="Arial" w:hAnsi="Arial"/>
+                <w:color w:val="2D3748"/>
+                <w:sz w:val="20"/>
+                <w:szCs w:val="20"/>
+              </w:rPr>
+              <w:t xml:space="preserve">/api/events</w:t>
+            </w:r>
+          </w:p>
+        </w:tc>
+        <w:tc>
+          <w:tcPr>
+            <w:tcBorders>
+              <w:top w:val="single" w:color="CCCCCC" w:sz="1"/>
+              <w:left w:val="single" w:color="CCCCCC" w:sz="1"/>
+              <w:bottom w:val="single" w:color="CCCCCC" w:sz="1"/>
+              <w:right w:val="single" w:color="CCCCCC" w:sz="1"/>
+            </w:tcBorders>
+            <w:shd w:fill="FFFFFF" w:val="clear"/>
+            <w:tcMar>
+              <w:top w:type="dxa" w:w="80"/>
+              <w:left w:type="dxa" w:w="140"/>
+              <w:bottom w:type="dxa" w:w="80"/>
+              <w:right w:type="dxa" w:w="140"/>
+            </w:tcMar>
+          </w:tcPr>
+          <w:p>
+            <w:r>
+              <w:rPr>
+                <w:rFonts w:ascii="Arial" w:cs="Arial" w:eastAsia="Arial" w:hAnsi="Arial"/>
+                <w:color w:val="2D3748"/>
+                <w:sz w:val="20"/>
+                <w:szCs w:val="20"/>
+              </w:rPr>
+              <w:t xml:space="preserve">CreateEventServlet</w:t>
+            </w:r>
+          </w:p>
+        </w:tc>
+        <w:tc>
+          <w:tcPr>
+            <w:tcBorders>
+              <w:top w:val="single" w:color="CCCCCC" w:sz="1"/>
+              <w:left w:val="single" w:color="CCCCCC" w:sz="1"/>
+              <w:bottom w:val="single" w:color="CCCCCC" w:sz="1"/>
+              <w:right w:val="single" w:color="CCCCCC" w:sz="1"/>
+            </w:tcBorders>
+            <w:shd w:fill="FFFFFF" w:val="clear"/>
+            <w:tcMar>
+              <w:top w:type="dxa" w:w="80"/>
+              <w:left w:type="dxa" w:w="140"/>
+              <w:bottom w:type="dxa" w:w="80"/>
+              <w:right w:type="dxa" w:w="140"/>
+            </w:tcMar>
+          </w:tcPr>
+          <w:p>
+            <w:r>
+              <w:rPr>
+                <w:rFonts w:ascii="Arial" w:cs="Arial" w:eastAsia="Arial" w:hAnsi="Arial"/>
+                <w:color w:val="2D3748"/>
+                <w:sz w:val="20"/>
+                <w:szCs w:val="20"/>
+              </w:rPr>
+              <w:t xml:space="preserve">{ F_name, F_type, F_start_date, F_end_date, No_of_guests }</w:t>
+            </w:r>
+          </w:p>
+        </w:tc>
+        <w:tc>
+          <w:tcPr>
+            <w:tcBorders>
+              <w:top w:val="single" w:color="CCCCCC" w:sz="1"/>
+              <w:left w:val="single" w:color="CCCCCC" w:sz="1"/>
+              <w:bottom w:val="single" w:color="CCCCCC" w:sz="1"/>
+              <w:right w:val="single" w:color="CCCCCC" w:sz="1"/>
+            </w:tcBorders>
+            <w:shd w:fill="FFFFFF" w:val="clear"/>
+            <w:tcMar>
+              <w:top w:type="dxa" w:w="80"/>
+              <w:left w:type="dxa" w:w="140"/>
+              <w:bottom w:type="dxa" w:w="80"/>
+              <w:right w:type="dxa" w:w="140"/>
+            </w:tcMar>
+          </w:tcPr>
+          <w:p>
+            <w:r>
+              <w:rPr>
+                <w:rFonts w:ascii="Arial" w:cs="Arial" w:eastAsia="Arial" w:hAnsi="Arial"/>
+                <w:color w:val="2D3748"/>
+                <w:sz w:val="20"/>
+                <w:szCs w:val="20"/>
+              </w:rPr>
+              <w:t xml:space="preserve">{ success, data: { F_id } }</w:t>
+            </w:r>
+          </w:p>
+        </w:tc>
+      </w:tr>
+      <w:tr>
+        <w:tc>
+          <w:tcPr>
+            <w:tcBorders>
+              <w:top w:val="single" w:color="CCCCCC" w:sz="1"/>
+              <w:left w:val="single" w:color="CCCCCC" w:sz="1"/>
+              <w:bottom w:val="single" w:color="CCCCCC" w:sz="1"/>
+              <w:right w:val="single" w:color="CCCCCC" w:sz="1"/>
+            </w:tcBorders>
+            <w:shd w:fill="E6F4F5" w:val="clear"/>
+            <w:tcMar>
+              <w:top w:type="dxa" w:w="80"/>
+              <w:left w:type="dxa" w:w="140"/>
+              <w:bottom w:type="dxa" w:w="80"/>
+              <w:right w:type="dxa" w:w="140"/>
+            </w:tcMar>
+          </w:tcPr>
+          <w:p>
+            <w:r>
+              <w:rPr>
+                <w:rFonts w:ascii="Arial" w:cs="Arial" w:eastAsia="Arial" w:hAnsi="Arial"/>
+                <w:color w:val="2D3748"/>
+                <w:sz w:val="20"/>
+                <w:szCs w:val="20"/>
+              </w:rPr>
+              <w:t xml:space="preserve">PUT</w:t>
+            </w:r>
+          </w:p>
+        </w:tc>
+        <w:tc>
+          <w:tcPr>
+            <w:tcBorders>
+              <w:top w:val="single" w:color="CCCCCC" w:sz="1"/>
+              <w:left w:val="single" w:color="CCCCCC" w:sz="1"/>
+              <w:bottom w:val="single" w:color="CCCCCC" w:sz="1"/>
+              <w:right w:val="single" w:color="CCCCCC" w:sz="1"/>
+            </w:tcBorders>
+            <w:shd w:fill="E6F4F5" w:val="clear"/>
+            <w:tcMar>
+              <w:top w:type="dxa" w:w="80"/>
+              <w:left w:type="dxa" w:w="140"/>
+              <w:bottom w:type="dxa" w:w="80"/>
+              <w:right w:type="dxa" w:w="140"/>
+            </w:tcMar>
+          </w:tcPr>
+          <w:p>
+            <w:r>
+              <w:rPr>
+                <w:rFonts w:ascii="Arial" w:cs="Arial" w:eastAsia="Arial" w:hAnsi="Arial"/>
+                <w:color w:val="2D3748"/>
+                <w:sz w:val="20"/>
+                <w:szCs w:val="20"/>
+              </w:rPr>
+              <w:t xml:space="preserve">/api/events/{F_id}</w:t>
+            </w:r>
+          </w:p>
+        </w:tc>
+        <w:tc>
+          <w:tcPr>
+            <w:tcBorders>
+              <w:top w:val="single" w:color="CCCCCC" w:sz="1"/>
+              <w:left w:val="single" w:color="CCCCCC" w:sz="1"/>
+              <w:bottom w:val="single" w:color="CCCCCC" w:sz="1"/>
+              <w:right w:val="single" w:color="CCCCCC" w:sz="1"/>
+            </w:tcBorders>
+            <w:shd w:fill="E6F4F5" w:val="clear"/>
+            <w:tcMar>
+              <w:top w:type="dxa" w:w="80"/>
+              <w:left w:type="dxa" w:w="140"/>
+              <w:bottom w:type="dxa" w:w="80"/>
+              <w:right w:type="dxa" w:w="140"/>
+            </w:tcMar>
+          </w:tcPr>
+          <w:p>
+            <w:r>
+              <w:rPr>
+                <w:rFonts w:ascii="Arial" w:cs="Arial" w:eastAsia="Arial" w:hAnsi="Arial"/>
+                <w:color w:val="2D3748"/>
+                <w:sz w:val="20"/>
+                <w:szCs w:val="20"/>
+              </w:rPr>
+              <w:t xml:space="preserve">UpdateEventServlet</w:t>
+            </w:r>
+          </w:p>
+        </w:tc>
+        <w:tc>
+          <w:tcPr>
+            <w:tcBorders>
+              <w:top w:val="single" w:color="CCCCCC" w:sz="1"/>
+              <w:left w:val="single" w:color="CCCCCC" w:sz="1"/>
+              <w:bottom w:val="single" w:color="CCCCCC" w:sz="1"/>
+              <w:right w:val="single" w:color="CCCCCC" w:sz="1"/>
+            </w:tcBorders>
+            <w:shd w:fill="E6F4F5" w:val="clear"/>
+            <w:tcMar>
+              <w:top w:type="dxa" w:w="80"/>
+              <w:left w:type="dxa" w:w="140"/>
+              <w:bottom w:type="dxa" w:w="80"/>
+              <w:right w:type="dxa" w:w="140"/>
+            </w:tcMar>
+          </w:tcPr>
+          <w:p>
+            <w:r>
+              <w:rPr>
+                <w:rFonts w:ascii="Arial" w:cs="Arial" w:eastAsia="Arial" w:hAnsi="Arial"/>
+                <w:color w:val="2D3748"/>
+                <w:sz w:val="20"/>
+                <w:szCs w:val="20"/>
+              </w:rPr>
+              <w:t xml:space="preserve">{ F_name?, F_type?, F_start_date?, F_end_date?, No_of_guests? }</w:t>
+            </w:r>
+          </w:p>
+        </w:tc>
+        <w:tc>
+          <w:tcPr>
+            <w:tcBorders>
+              <w:top w:val="single" w:color="CCCCCC" w:sz="1"/>
+              <w:left w:val="single" w:color="CCCCCC" w:sz="1"/>
+              <w:bottom w:val="single" w:color="CCCCCC" w:sz="1"/>
+              <w:right w:val="single" w:color="CCCCCC" w:sz="1"/>
+            </w:tcBorders>
+            <w:shd w:fill="E6F4F5" w:val="clear"/>
+            <w:tcMar>
+              <w:top w:type="dxa" w:w="80"/>
+              <w:left w:type="dxa" w:w="140"/>
+              <w:bottom w:type="dxa" w:w="80"/>
+              <w:right w:type="dxa" w:w="140"/>
+            </w:tcMar>
+          </w:tcPr>
+          <w:p>
+            <w:r>
+              <w:rPr>
+                <w:rFonts w:ascii="Arial" w:cs="Arial" w:eastAsia="Arial" w:hAnsi="Arial"/>
+                <w:color w:val="2D3748"/>
+                <w:sz w:val="20"/>
+                <w:szCs w:val="20"/>
+              </w:rPr>
+              <w:t xml:space="preserve">{ success, message }</w:t>
+            </w:r>
+          </w:p>
+        </w:tc>
+      </w:tr>
+      <w:tr>
+        <w:tc>
+          <w:tcPr>
+            <w:tcBorders>
+              <w:top w:val="single" w:color="CCCCCC" w:sz="1"/>
+              <w:left w:val="single" w:color="CCCCCC" w:sz="1"/>
+              <w:bottom w:val="single" w:color="CCCCCC" w:sz="1"/>
+              <w:right w:val="single" w:color="CCCCCC" w:sz="1"/>
+            </w:tcBorders>
+            <w:shd w:fill="FFFFFF" w:val="clear"/>
+            <w:tcMar>
+              <w:top w:type="dxa" w:w="80"/>
+              <w:left w:type="dxa" w:w="140"/>
+              <w:bottom w:type="dxa" w:w="80"/>
+              <w:right w:type="dxa" w:w="140"/>
+            </w:tcMar>
+          </w:tcPr>
+          <w:p>
+            <w:r>
+              <w:rPr>
+                <w:rFonts w:ascii="Arial" w:cs="Arial" w:eastAsia="Arial" w:hAnsi="Arial"/>
+                <w:color w:val="2D3748"/>
+                <w:sz w:val="20"/>
+                <w:szCs w:val="20"/>
+              </w:rPr>
+              <w:t xml:space="preserve">DELETE</w:t>
+            </w:r>
+          </w:p>
+        </w:tc>
+        <w:tc>
+          <w:tcPr>
+            <w:tcBorders>
+              <w:top w:val="single" w:color="CCCCCC" w:sz="1"/>
+              <w:left w:val="single" w:color="CCCCCC" w:sz="1"/>
+              <w:bottom w:val="single" w:color="CCCCCC" w:sz="1"/>
+              <w:right w:val="single" w:color="CCCCCC" w:sz="1"/>
+            </w:tcBorders>
+            <w:shd w:fill="FFFFFF" w:val="clear"/>
+            <w:tcMar>
+              <w:top w:type="dxa" w:w="80"/>
+              <w:left w:type="dxa" w:w="140"/>
+              <w:bottom w:type="dxa" w:w="80"/>
+              <w:right w:type="dxa" w:w="140"/>
+            </w:tcMar>
+          </w:tcPr>
+          <w:p>
+            <w:r>
+              <w:rPr>
+                <w:rFonts w:ascii="Arial" w:cs="Arial" w:eastAsia="Arial" w:hAnsi="Arial"/>
+                <w:color w:val="2D3748"/>
+                <w:sz w:val="20"/>
+                <w:szCs w:val="20"/>
+              </w:rPr>
+              <w:t xml:space="preserve">/api/events/{F_id}</w:t>
+            </w:r>
+          </w:p>
+        </w:tc>
+        <w:tc>
+          <w:tcPr>
+            <w:tcBorders>
+              <w:top w:val="single" w:color="CCCCCC" w:sz="1"/>
+              <w:left w:val="single" w:color="CCCCCC" w:sz="1"/>
+              <w:bottom w:val="single" w:color="CCCCCC" w:sz="1"/>
+              <w:right w:val="single" w:color="CCCCCC" w:sz="1"/>
+            </w:tcBorders>
+            <w:shd w:fill="FFFFFF" w:val="clear"/>
+            <w:tcMar>
+              <w:top w:type="dxa" w:w="80"/>
+              <w:left w:type="dxa" w:w="140"/>
+              <w:bottom w:type="dxa" w:w="80"/>
+              <w:right w:type="dxa" w:w="140"/>
+            </w:tcMar>
+          </w:tcPr>
+          <w:p>
+            <w:r>
+              <w:rPr>
+                <w:rFonts w:ascii="Arial" w:cs="Arial" w:eastAsia="Arial" w:hAnsi="Arial"/>
+                <w:color w:val="2D3748"/>
+                <w:sz w:val="20"/>
+                <w:szCs w:val="20"/>
+              </w:rPr>
+              <w:t xml:space="preserve">DeleteEventServlet</w:t>
+            </w:r>
+          </w:p>
+        </w:tc>
+        <w:tc>
+          <w:tcPr>
+            <w:tcBorders>
+              <w:top w:val="single" w:color="CCCCCC" w:sz="1"/>
+              <w:left w:val="single" w:color="CCCCCC" w:sz="1"/>
+              <w:bottom w:val="single" w:color="CCCCCC" w:sz="1"/>
+              <w:right w:val="single" w:color="CCCCCC" w:sz="1"/>
+            </w:tcBorders>
+            <w:shd w:fill="FFFFFF" w:val="clear"/>
+            <w:tcMar>
+              <w:top w:type="dxa" w:w="80"/>
+              <w:left w:type="dxa" w:w="140"/>
+              <w:bottom w:type="dxa" w:w="80"/>
+              <w:right w:type="dxa" w:w="140"/>
+            </w:tcMar>
+          </w:tcPr>
+          <w:p>
+            <w:r>
+              <w:rPr>
+                <w:rFonts w:ascii="Arial" w:cs="Arial" w:eastAsia="Arial" w:hAnsi="Arial"/>
+                <w:color w:val="2D3748"/>
+                <w:sz w:val="20"/>
+                <w:szCs w:val="20"/>
+              </w:rPr>
+              <w:t xml:space="preserve">(no body)</w:t>
+            </w:r>
+          </w:p>
+        </w:tc>
+        <w:tc>
+          <w:tcPr>
+            <w:tcBorders>
+              <w:top w:val="single" w:color="CCCCCC" w:sz="1"/>
+              <w:left w:val="single" w:color="CCCCCC" w:sz="1"/>
+              <w:bottom w:val="single" w:color="CCCCCC" w:sz="1"/>
+              <w:right w:val="single" w:color="CCCCCC" w:sz="1"/>
+            </w:tcBorders>
+            <w:shd w:fill="FFFFFF" w:val="clear"/>
+            <w:tcMar>
+              <w:top w:type="dxa" w:w="80"/>
+              <w:left w:type="dxa" w:w="140"/>
+              <w:bottom w:type="dxa" w:w="80"/>
+              <w:right w:type="dxa" w:w="140"/>
+            </w:tcMar>
+          </w:tcPr>
+          <w:p>
+            <w:r>
+              <w:rPr>
+                <w:rFonts w:ascii="Arial" w:cs="Arial" w:eastAsia="Arial" w:hAnsi="Arial"/>
+                <w:color w:val="2D3748"/>
+                <w:sz w:val="20"/>
+                <w:szCs w:val="20"/>
+              </w:rPr>
+              <w:t xml:space="preserve">{ success, message }</w:t>
+            </w:r>
+          </w:p>
+        </w:tc>
+      </w:tr>
+      <w:tr>
+        <w:tc>
+          <w:tcPr>
+            <w:tcBorders>
+              <w:top w:val="single" w:color="CCCCCC" w:sz="1"/>
+              <w:left w:val="single" w:color="CCCCCC" w:sz="1"/>
+              <w:bottom w:val="single" w:color="CCCCCC" w:sz="1"/>
+              <w:right w:val="single" w:color="CCCCCC" w:sz="1"/>
+            </w:tcBorders>
+            <w:shd w:fill="E6F4F5" w:val="clear"/>
+            <w:tcMar>
+              <w:top w:type="dxa" w:w="80"/>
+              <w:left w:type="dxa" w:w="140"/>
+              <w:bottom w:type="dxa" w:w="80"/>
+              <w:right w:type="dxa" w:w="140"/>
+            </w:tcMar>
+          </w:tcPr>
+          <w:p>
+            <w:r>
+              <w:rPr>
+                <w:rFonts w:ascii="Arial" w:cs="Arial" w:eastAsia="Arial" w:hAnsi="Arial"/>
+                <w:color w:val="2D3748"/>
+                <w:sz w:val="20"/>
+                <w:szCs w:val="20"/>
+              </w:rPr>
+              <w:t xml:space="preserve">PUT</w:t>
+            </w:r>
+          </w:p>
+        </w:tc>
+        <w:tc>
+          <w:tcPr>
+            <w:tcBorders>
+              <w:top w:val="single" w:color="CCCCCC" w:sz="1"/>
+              <w:left w:val="single" w:color="CCCCCC" w:sz="1"/>
+              <w:bottom w:val="single" w:color="CCCCCC" w:sz="1"/>
+              <w:right w:val="single" w:color="CCCCCC" w:sz="1"/>
+            </w:tcBorders>
+            <w:shd w:fill="E6F4F5" w:val="clear"/>
+            <w:tcMar>
+              <w:top w:type="dxa" w:w="80"/>
+              <w:left w:type="dxa" w:w="140"/>
+              <w:bottom w:type="dxa" w:w="80"/>
+              <w:right w:type="dxa" w:w="140"/>
+            </w:tcMar>
+          </w:tcPr>
+          <w:p>
+            <w:r>
+              <w:rPr>
+                <w:rFonts w:ascii="Arial" w:cs="Arial" w:eastAsia="Arial" w:hAnsi="Arial"/>
+                <w:color w:val="2D3748"/>
+                <w:sz w:val="20"/>
+                <w:szCs w:val="20"/>
+              </w:rPr>
+              <w:t xml:space="preserve">/api/events/{F_id}/status</w:t>
+            </w:r>
+          </w:p>
+        </w:tc>
+        <w:tc>
+          <w:tcPr>
+            <w:tcBorders>
+              <w:top w:val="single" w:color="CCCCCC" w:sz="1"/>
+              <w:left w:val="single" w:color="CCCCCC" w:sz="1"/>
+              <w:bottom w:val="single" w:color="CCCCCC" w:sz="1"/>
+              <w:right w:val="single" w:color="CCCCCC" w:sz="1"/>
+            </w:tcBorders>
+            <w:shd w:fill="E6F4F5" w:val="clear"/>
+            <w:tcMar>
+              <w:top w:type="dxa" w:w="80"/>
+              <w:left w:type="dxa" w:w="140"/>
+              <w:bottom w:type="dxa" w:w="80"/>
+              <w:right w:type="dxa" w:w="140"/>
+            </w:tcMar>
+          </w:tcPr>
+          <w:p>
+            <w:r>
+              <w:rPr>
+                <w:rFonts w:ascii="Arial" w:cs="Arial" w:eastAsia="Arial" w:hAnsi="Arial"/>
+                <w:color w:val="2D3748"/>
+                <w:sz w:val="20"/>
+                <w:szCs w:val="20"/>
+              </w:rPr>
+              <w:t xml:space="preserve">EventStatusServlet</w:t>
+            </w:r>
+          </w:p>
+        </w:tc>
+        <w:tc>
+          <w:tcPr>
+            <w:tcBorders>
+              <w:top w:val="single" w:color="CCCCCC" w:sz="1"/>
+              <w:left w:val="single" w:color="CCCCCC" w:sz="1"/>
+              <w:bottom w:val="single" w:color="CCCCCC" w:sz="1"/>
+              <w:right w:val="single" w:color="CCCCCC" w:sz="1"/>
+            </w:tcBorders>
+            <w:shd w:fill="E6F4F5" w:val="clear"/>
+            <w:tcMar>
+              <w:top w:type="dxa" w:w="80"/>
+              <w:left w:type="dxa" w:w="140"/>
+              <w:bottom w:type="dxa" w:w="80"/>
+              <w:right w:type="dxa" w:w="140"/>
+            </w:tcMar>
+          </w:tcPr>
+          <w:p>
+            <w:r>
+              <w:rPr>
+                <w:rFonts w:ascii="Arial" w:cs="Arial" w:eastAsia="Arial" w:hAnsi="Arial"/>
+                <w:color w:val="2D3748"/>
+                <w:sz w:val="20"/>
+                <w:szCs w:val="20"/>
+              </w:rPr>
+              <w:t xml:space="preserve">{ status }</w:t>
+            </w:r>
+          </w:p>
+        </w:tc>
+        <w:tc>
+          <w:tcPr>
+            <w:tcBorders>
+              <w:top w:val="single" w:color="CCCCCC" w:sz="1"/>
+              <w:left w:val="single" w:color="CCCCCC" w:sz="1"/>
+              <w:bottom w:val="single" w:color="CCCCCC" w:sz="1"/>
+              <w:right w:val="single" w:color="CCCCCC" w:sz="1"/>
+            </w:tcBorders>
+            <w:shd w:fill="E6F4F5" w:val="clear"/>
+            <w:tcMar>
+              <w:top w:type="dxa" w:w="80"/>
+              <w:left w:type="dxa" w:w="140"/>
+              <w:bottom w:type="dxa" w:w="80"/>
+              <w:right w:type="dxa" w:w="140"/>
+            </w:tcMar>
+          </w:tcPr>
+          <w:p>
+            <w:r>
+              <w:rPr>
+                <w:rFonts w:ascii="Arial" w:cs="Arial" w:eastAsia="Arial" w:hAnsi="Arial"/>
+                <w:color w:val="2D3748"/>
+                <w:sz w:val="20"/>
+                <w:szCs w:val="20"/>
+              </w:rPr>
+              <w:t xml:space="preserve">{ success, message }</w:t>
+            </w:r>
+          </w:p>
+        </w:tc>
+      </w:tr>
+    </w:tbl>
+    <w:p>
+      <w:pPr>
+        <w:spacing w:after="0" w:before="80"/>
+      </w:pPr>
+      <w:r>
+        <w:t xml:space="preserve"/>
+      </w:r>
+    </w:p>
+    <w:p>
+      <w:pPr>
+        <w:pStyle w:val="Heading2"/>
+        <w:spacing w:after="120" w:before="300"/>
+      </w:pPr>
+      <w:r>
+        <w:rPr>
+          <w:rFonts w:ascii="Arial" w:cs="Arial" w:eastAsia="Arial" w:hAnsi="Arial"/>
+          <w:b/>
+          <w:bCs/>
+          <w:color w:val="2D3748"/>
+          <w:sz w:val="28"/>
+          <w:szCs w:val="28"/>
+        </w:rPr>
+        <w:t xml:space="preserve">9A.4 Participant Endpoints</w:t>
+      </w:r>
+    </w:p>
+    <w:tbl>
+      <w:tblPr>
+        <w:tblW w:type="dxa" w:w="9360"/>
+        <w:tblBorders>
+          <w:top w:val="single" w:color="auto" w:sz="4"/>
+          <w:left w:val="single" w:color="auto" w:sz="4"/>
+          <w:bottom w:val="single" w:color="auto" w:sz="4"/>
+          <w:right w:val="single" w:color="auto" w:sz="4"/>
+          <w:insideH w:val="single" w:color="auto" w:sz="4"/>
+          <w:insideV w:val="single" w:color="auto" w:sz="4"/>
+        </w:tblBorders>
+      </w:tblPr>
+      <w:tblGrid>
+        <w:gridCol w:w="900"/>
+        <w:gridCol w:w="2000"/>
+        <w:gridCol w:w="2200"/>
+        <w:gridCol w:w="2200"/>
+        <w:gridCol w:w="2060"/>
+      </w:tblGrid>
+      <w:tr>
+        <w:trPr>
+          <w:tblHeader/>
+        </w:trPr>
+        <w:tc>
+          <w:tcPr>
+            <w:tcBorders>
+              <w:top w:val="single" w:color="CCCCCC" w:sz="1"/>
+              <w:left w:val="single" w:color="CCCCCC" w:sz="1"/>
+              <w:bottom w:val="single" w:color="CCCCCC" w:sz="1"/>
+              <w:right w:val="single" w:color="CCCCCC" w:sz="1"/>
+            </w:tcBorders>
+            <w:shd w:fill="1A6B72" w:val="clear"/>
+            <w:tcMar>
+              <w:top w:type="dxa" w:w="100"/>
+              <w:left w:type="dxa" w:w="140"/>
+              <w:bottom w:type="dxa" w:w="100"/>
+              <w:right w:type="dxa" w:w="140"/>
+            </w:tcMar>
+          </w:tcPr>
+          <w:p>
+            <w:r>
+              <w:rPr>
+                <w:rFonts w:ascii="Arial" w:cs="Arial" w:eastAsia="Arial" w:hAnsi="Arial"/>
+                <w:b/>
+                <w:bCs/>
+                <w:color w:val="FFFFFF"/>
+                <w:sz w:val="20"/>
+                <w:szCs w:val="20"/>
+              </w:rPr>
+              <w:t xml:space="preserve">Method</w:t>
+            </w:r>
+          </w:p>
+        </w:tc>
+        <w:tc>
+          <w:tcPr>
+            <w:tcBorders>
+              <w:top w:val="single" w:color="CCCCCC" w:sz="1"/>
+              <w:left w:val="single" w:color="CCCCCC" w:sz="1"/>
+              <w:bottom w:val="single" w:color="CCCCCC" w:sz="1"/>
+              <w:right w:val="single" w:color="CCCCCC" w:sz="1"/>
+            </w:tcBorders>
+            <w:shd w:fill="1A6B72" w:val="clear"/>
+            <w:tcMar>
+              <w:top w:type="dxa" w:w="100"/>
+              <w:left w:type="dxa" w:w="140"/>
+              <w:bottom w:type="dxa" w:w="100"/>
+              <w:right w:type="dxa" w:w="140"/>
+            </w:tcMar>
+          </w:tcPr>
+          <w:p>
+            <w:r>
+              <w:rPr>
+                <w:rFonts w:ascii="Arial" w:cs="Arial" w:eastAsia="Arial" w:hAnsi="Arial"/>
+                <w:b/>
+                <w:bCs/>
+                <w:color w:val="FFFFFF"/>
+                <w:sz w:val="20"/>
+                <w:szCs w:val="20"/>
+              </w:rPr>
+              <w:t xml:space="preserve">URL</w:t>
+            </w:r>
+          </w:p>
+        </w:tc>
+        <w:tc>
+          <w:tcPr>
+            <w:tcBorders>
+              <w:top w:val="single" w:color="CCCCCC" w:sz="1"/>
+              <w:left w:val="single" w:color="CCCCCC" w:sz="1"/>
+              <w:bottom w:val="single" w:color="CCCCCC" w:sz="1"/>
+              <w:right w:val="single" w:color="CCCCCC" w:sz="1"/>
+            </w:tcBorders>
+            <w:shd w:fill="1A6B72" w:val="clear"/>
+            <w:tcMar>
+              <w:top w:type="dxa" w:w="100"/>
+              <w:left w:type="dxa" w:w="140"/>
+              <w:bottom w:type="dxa" w:w="100"/>
+              <w:right w:type="dxa" w:w="140"/>
+            </w:tcMar>
+          </w:tcPr>
+          <w:p>
+            <w:r>
+              <w:rPr>
+                <w:rFonts w:ascii="Arial" w:cs="Arial" w:eastAsia="Arial" w:hAnsi="Arial"/>
+                <w:b/>
+                <w:bCs/>
+                <w:color w:val="FFFFFF"/>
+                <w:sz w:val="20"/>
+                <w:szCs w:val="20"/>
+              </w:rPr>
+              <w:t xml:space="preserve">Servlet Class</w:t>
+            </w:r>
+          </w:p>
+        </w:tc>
+        <w:tc>
+          <w:tcPr>
+            <w:tcBorders>
+              <w:top w:val="single" w:color="CCCCCC" w:sz="1"/>
+              <w:left w:val="single" w:color="CCCCCC" w:sz="1"/>
+              <w:bottom w:val="single" w:color="CCCCCC" w:sz="1"/>
+              <w:right w:val="single" w:color="CCCCCC" w:sz="1"/>
+            </w:tcBorders>
+            <w:shd w:fill="1A6B72" w:val="clear"/>
+            <w:tcMar>
+              <w:top w:type="dxa" w:w="100"/>
+              <w:left w:type="dxa" w:w="140"/>
+              <w:bottom w:type="dxa" w:w="100"/>
+              <w:right w:type="dxa" w:w="140"/>
+            </w:tcMar>
+          </w:tcPr>
+          <w:p>
+            <w:r>
+              <w:rPr>
+                <w:rFonts w:ascii="Arial" w:cs="Arial" w:eastAsia="Arial" w:hAnsi="Arial"/>
+                <w:b/>
+                <w:bCs/>
+                <w:color w:val="FFFFFF"/>
+                <w:sz w:val="20"/>
+                <w:szCs w:val="20"/>
+              </w:rPr>
+              <w:t xml:space="preserve">Request JSON</w:t>
+            </w:r>
+          </w:p>
+        </w:tc>
+        <w:tc>
+          <w:tcPr>
+            <w:tcBorders>
+              <w:top w:val="single" w:color="CCCCCC" w:sz="1"/>
+              <w:left w:val="single" w:color="CCCCCC" w:sz="1"/>
+              <w:bottom w:val="single" w:color="CCCCCC" w:sz="1"/>
+              <w:right w:val="single" w:color="CCCCCC" w:sz="1"/>
+            </w:tcBorders>
+            <w:shd w:fill="1A6B72" w:val="clear"/>
+            <w:tcMar>
+              <w:top w:type="dxa" w:w="100"/>
+              <w:left w:type="dxa" w:w="140"/>
+              <w:bottom w:type="dxa" w:w="100"/>
+              <w:right w:type="dxa" w:w="140"/>
+            </w:tcMar>
+          </w:tcPr>
+          <w:p>
+            <w:r>
+              <w:rPr>
+                <w:rFonts w:ascii="Arial" w:cs="Arial" w:eastAsia="Arial" w:hAnsi="Arial"/>
+                <w:b/>
+                <w:bCs/>
+                <w:color w:val="FFFFFF"/>
+                <w:sz w:val="20"/>
+                <w:szCs w:val="20"/>
+              </w:rPr>
+              <w:t xml:space="preserve">Response JSON</w:t>
+            </w:r>
+          </w:p>
+        </w:tc>
+      </w:tr>
+      <w:tr>
+        <w:tc>
+          <w:tcPr>
+            <w:tcBorders>
+              <w:top w:val="single" w:color="CCCCCC" w:sz="1"/>
+              <w:left w:val="single" w:color="CCCCCC" w:sz="1"/>
+              <w:bottom w:val="single" w:color="CCCCCC" w:sz="1"/>
+              <w:right w:val="single" w:color="CCCCCC" w:sz="1"/>
+            </w:tcBorders>
+            <w:shd w:fill="FFFFFF" w:val="clear"/>
+            <w:tcMar>
+              <w:top w:type="dxa" w:w="80"/>
+              <w:left w:type="dxa" w:w="140"/>
+              <w:bottom w:type="dxa" w:w="80"/>
+              <w:right w:type="dxa" w:w="140"/>
+            </w:tcMar>
+          </w:tcPr>
+          <w:p>
+            <w:r>
+              <w:rPr>
+                <w:rFonts w:ascii="Arial" w:cs="Arial" w:eastAsia="Arial" w:hAnsi="Arial"/>
+                <w:color w:val="2D3748"/>
+                <w:sz w:val="20"/>
+                <w:szCs w:val="20"/>
+              </w:rPr>
+              <w:t xml:space="preserve">POST</w:t>
+            </w:r>
+          </w:p>
+        </w:tc>
+        <w:tc>
+          <w:tcPr>
+            <w:tcBorders>
+              <w:top w:val="single" w:color="CCCCCC" w:sz="1"/>
+              <w:left w:val="single" w:color="CCCCCC" w:sz="1"/>
+              <w:bottom w:val="single" w:color="CCCCCC" w:sz="1"/>
+              <w:right w:val="single" w:color="CCCCCC" w:sz="1"/>
+            </w:tcBorders>
+            <w:shd w:fill="FFFFFF" w:val="clear"/>
+            <w:tcMar>
+              <w:top w:type="dxa" w:w="80"/>
+              <w:left w:type="dxa" w:w="140"/>
+              <w:bottom w:type="dxa" w:w="80"/>
+              <w:right w:type="dxa" w:w="140"/>
+            </w:tcMar>
+          </w:tcPr>
+          <w:p>
+            <w:r>
+              <w:rPr>
+                <w:rFonts w:ascii="Arial" w:cs="Arial" w:eastAsia="Arial" w:hAnsi="Arial"/>
+                <w:color w:val="2D3748"/>
+                <w:sz w:val="20"/>
+                <w:szCs w:val="20"/>
+              </w:rPr>
+              <w:t xml:space="preserve">/api/events/{F_id}/participate</w:t>
+            </w:r>
+          </w:p>
+        </w:tc>
+        <w:tc>
+          <w:tcPr>
+            <w:tcBorders>
+              <w:top w:val="single" w:color="CCCCCC" w:sz="1"/>
+              <w:left w:val="single" w:color="CCCCCC" w:sz="1"/>
+              <w:bottom w:val="single" w:color="CCCCCC" w:sz="1"/>
+              <w:right w:val="single" w:color="CCCCCC" w:sz="1"/>
+            </w:tcBorders>
+            <w:shd w:fill="FFFFFF" w:val="clear"/>
+            <w:tcMar>
+              <w:top w:type="dxa" w:w="80"/>
+              <w:left w:type="dxa" w:w="140"/>
+              <w:bottom w:type="dxa" w:w="80"/>
+              <w:right w:type="dxa" w:w="140"/>
+            </w:tcMar>
+          </w:tcPr>
+          <w:p>
+            <w:r>
+              <w:rPr>
+                <w:rFonts w:ascii="Arial" w:cs="Arial" w:eastAsia="Arial" w:hAnsi="Arial"/>
+                <w:color w:val="2D3748"/>
+                <w:sz w:val="20"/>
+                <w:szCs w:val="20"/>
+              </w:rPr>
+              <w:t xml:space="preserve">ParticipateServlet</w:t>
+            </w:r>
+          </w:p>
+        </w:tc>
+        <w:tc>
+          <w:tcPr>
+            <w:tcBorders>
+              <w:top w:val="single" w:color="CCCCCC" w:sz="1"/>
+              <w:left w:val="single" w:color="CCCCCC" w:sz="1"/>
+              <w:bottom w:val="single" w:color="CCCCCC" w:sz="1"/>
+              <w:right w:val="single" w:color="CCCCCC" w:sz="1"/>
+            </w:tcBorders>
+            <w:shd w:fill="FFFFFF" w:val="clear"/>
+            <w:tcMar>
+              <w:top w:type="dxa" w:w="80"/>
+              <w:left w:type="dxa" w:w="140"/>
+              <w:bottom w:type="dxa" w:w="80"/>
+              <w:right w:type="dxa" w:w="140"/>
+            </w:tcMar>
+          </w:tcPr>
+          <w:p>
+            <w:r>
+              <w:rPr>
+                <w:rFonts w:ascii="Arial" w:cs="Arial" w:eastAsia="Arial" w:hAnsi="Arial"/>
+                <w:color w:val="2D3748"/>
+                <w:sz w:val="20"/>
+                <w:szCs w:val="20"/>
+              </w:rPr>
+              <w:t xml:space="preserve">(session provides C_id)</w:t>
+            </w:r>
+          </w:p>
+        </w:tc>
+        <w:tc>
+          <w:tcPr>
+            <w:tcBorders>
+              <w:top w:val="single" w:color="CCCCCC" w:sz="1"/>
+              <w:left w:val="single" w:color="CCCCCC" w:sz="1"/>
+              <w:bottom w:val="single" w:color="CCCCCC" w:sz="1"/>
+              <w:right w:val="single" w:color="CCCCCC" w:sz="1"/>
+            </w:tcBorders>
+            <w:shd w:fill="FFFFFF" w:val="clear"/>
+            <w:tcMar>
+              <w:top w:type="dxa" w:w="80"/>
+              <w:left w:type="dxa" w:w="140"/>
+              <w:bottom w:type="dxa" w:w="80"/>
+              <w:right w:type="dxa" w:w="140"/>
+            </w:tcMar>
+          </w:tcPr>
+          <w:p>
+            <w:r>
+              <w:rPr>
+                <w:rFonts w:ascii="Arial" w:cs="Arial" w:eastAsia="Arial" w:hAnsi="Arial"/>
+                <w:color w:val="2D3748"/>
+                <w:sz w:val="20"/>
+                <w:szCs w:val="20"/>
+              </w:rPr>
+              <w:t xml:space="preserve">{ success, message, data: { registration_id } }</w:t>
+            </w:r>
+          </w:p>
+        </w:tc>
+      </w:tr>
+      <w:tr>
+        <w:tc>
+          <w:tcPr>
+            <w:tcBorders>
+              <w:top w:val="single" w:color="CCCCCC" w:sz="1"/>
+              <w:left w:val="single" w:color="CCCCCC" w:sz="1"/>
+              <w:bottom w:val="single" w:color="CCCCCC" w:sz="1"/>
+              <w:right w:val="single" w:color="CCCCCC" w:sz="1"/>
+            </w:tcBorders>
+            <w:shd w:fill="E6F4F5" w:val="clear"/>
+            <w:tcMar>
+              <w:top w:type="dxa" w:w="80"/>
+              <w:left w:type="dxa" w:w="140"/>
+              <w:bottom w:type="dxa" w:w="80"/>
+              <w:right w:type="dxa" w:w="140"/>
+            </w:tcMar>
+          </w:tcPr>
+          <w:p>
+            <w:r>
+              <w:rPr>
+                <w:rFonts w:ascii="Arial" w:cs="Arial" w:eastAsia="Arial" w:hAnsi="Arial"/>
+                <w:color w:val="2D3748"/>
+                <w:sz w:val="20"/>
+                <w:szCs w:val="20"/>
+              </w:rPr>
+              <w:t xml:space="preserve">GET</w:t>
+            </w:r>
+          </w:p>
+        </w:tc>
+        <w:tc>
+          <w:tcPr>
+            <w:tcBorders>
+              <w:top w:val="single" w:color="CCCCCC" w:sz="1"/>
+              <w:left w:val="single" w:color="CCCCCC" w:sz="1"/>
+              <w:bottom w:val="single" w:color="CCCCCC" w:sz="1"/>
+              <w:right w:val="single" w:color="CCCCCC" w:sz="1"/>
+            </w:tcBorders>
+            <w:shd w:fill="E6F4F5" w:val="clear"/>
+            <w:tcMar>
+              <w:top w:type="dxa" w:w="80"/>
+              <w:left w:type="dxa" w:w="140"/>
+              <w:bottom w:type="dxa" w:w="80"/>
+              <w:right w:type="dxa" w:w="140"/>
+            </w:tcMar>
+          </w:tcPr>
+          <w:p>
+            <w:r>
+              <w:rPr>
+                <w:rFonts w:ascii="Arial" w:cs="Arial" w:eastAsia="Arial" w:hAnsi="Arial"/>
+                <w:color w:val="2D3748"/>
+                <w:sz w:val="20"/>
+                <w:szCs w:val="20"/>
+              </w:rPr>
+              <w:t xml:space="preserve">/api/participants/my-events</w:t>
+            </w:r>
+          </w:p>
+        </w:tc>
+        <w:tc>
+          <w:tcPr>
+            <w:tcBorders>
+              <w:top w:val="single" w:color="CCCCCC" w:sz="1"/>
+              <w:left w:val="single" w:color="CCCCCC" w:sz="1"/>
+              <w:bottom w:val="single" w:color="CCCCCC" w:sz="1"/>
+              <w:right w:val="single" w:color="CCCCCC" w:sz="1"/>
+            </w:tcBorders>
+            <w:shd w:fill="E6F4F5" w:val="clear"/>
+            <w:tcMar>
+              <w:top w:type="dxa" w:w="80"/>
+              <w:left w:type="dxa" w:w="140"/>
+              <w:bottom w:type="dxa" w:w="80"/>
+              <w:right w:type="dxa" w:w="140"/>
+            </w:tcMar>
+          </w:tcPr>
+          <w:p>
+            <w:r>
+              <w:rPr>
+                <w:rFonts w:ascii="Arial" w:cs="Arial" w:eastAsia="Arial" w:hAnsi="Arial"/>
+                <w:color w:val="2D3748"/>
+                <w:sz w:val="20"/>
+                <w:szCs w:val="20"/>
+              </w:rPr>
+              <w:t xml:space="preserve">MyEventsServlet</w:t>
+            </w:r>
+          </w:p>
+        </w:tc>
+        <w:tc>
+          <w:tcPr>
+            <w:tcBorders>
+              <w:top w:val="single" w:color="CCCCCC" w:sz="1"/>
+              <w:left w:val="single" w:color="CCCCCC" w:sz="1"/>
+              <w:bottom w:val="single" w:color="CCCCCC" w:sz="1"/>
+              <w:right w:val="single" w:color="CCCCCC" w:sz="1"/>
+            </w:tcBorders>
+            <w:shd w:fill="E6F4F5" w:val="clear"/>
+            <w:tcMar>
+              <w:top w:type="dxa" w:w="80"/>
+              <w:left w:type="dxa" w:w="140"/>
+              <w:bottom w:type="dxa" w:w="80"/>
+              <w:right w:type="dxa" w:w="140"/>
+            </w:tcMar>
+          </w:tcPr>
+          <w:p>
+            <w:r>
+              <w:rPr>
+                <w:rFonts w:ascii="Arial" w:cs="Arial" w:eastAsia="Arial" w:hAnsi="Arial"/>
+                <w:color w:val="2D3748"/>
+                <w:sz w:val="20"/>
+                <w:szCs w:val="20"/>
+              </w:rPr>
+              <w:t xml:space="preserve">(session provides C_id)</w:t>
+            </w:r>
+          </w:p>
+        </w:tc>
+        <w:tc>
+          <w:tcPr>
+            <w:tcBorders>
+              <w:top w:val="single" w:color="CCCCCC" w:sz="1"/>
+              <w:left w:val="single" w:color="CCCCCC" w:sz="1"/>
+              <w:bottom w:val="single" w:color="CCCCCC" w:sz="1"/>
+              <w:right w:val="single" w:color="CCCCCC" w:sz="1"/>
+            </w:tcBorders>
+            <w:shd w:fill="E6F4F5" w:val="clear"/>
+            <w:tcMar>
+              <w:top w:type="dxa" w:w="80"/>
+              <w:left w:type="dxa" w:w="140"/>
+              <w:bottom w:type="dxa" w:w="80"/>
+              <w:right w:type="dxa" w:w="140"/>
+            </w:tcMar>
+          </w:tcPr>
+          <w:p>
+            <w:r>
+              <w:rPr>
+                <w:rFonts w:ascii="Arial" w:cs="Arial" w:eastAsia="Arial" w:hAnsi="Arial"/>
+                <w:color w:val="2D3748"/>
+                <w:sz w:val="20"/>
+                <w:szCs w:val="20"/>
+              </w:rPr>
+              <w:t xml:space="preserve">{ success, data: [ { F_id, F_name, status } ] }</w:t>
+            </w:r>
+          </w:p>
+        </w:tc>
+      </w:tr>
+      <w:tr>
+        <w:tc>
+          <w:tcPr>
+            <w:tcBorders>
+              <w:top w:val="single" w:color="CCCCCC" w:sz="1"/>
+              <w:left w:val="single" w:color="CCCCCC" w:sz="1"/>
+              <w:bottom w:val="single" w:color="CCCCCC" w:sz="1"/>
+              <w:right w:val="single" w:color="CCCCCC" w:sz="1"/>
+            </w:tcBorders>
+            <w:shd w:fill="FFFFFF" w:val="clear"/>
+            <w:tcMar>
+              <w:top w:type="dxa" w:w="80"/>
+              <w:left w:type="dxa" w:w="140"/>
+              <w:bottom w:type="dxa" w:w="80"/>
+              <w:right w:type="dxa" w:w="140"/>
+            </w:tcMar>
+          </w:tcPr>
+          <w:p>
+            <w:r>
+              <w:rPr>
+                <w:rFonts w:ascii="Arial" w:cs="Arial" w:eastAsia="Arial" w:hAnsi="Arial"/>
+                <w:color w:val="2D3748"/>
+                <w:sz w:val="20"/>
+                <w:szCs w:val="20"/>
+              </w:rPr>
+              <w:t xml:space="preserve">DELETE</w:t>
+            </w:r>
+          </w:p>
+        </w:tc>
+        <w:tc>
+          <w:tcPr>
+            <w:tcBorders>
+              <w:top w:val="single" w:color="CCCCCC" w:sz="1"/>
+              <w:left w:val="single" w:color="CCCCCC" w:sz="1"/>
+              <w:bottom w:val="single" w:color="CCCCCC" w:sz="1"/>
+              <w:right w:val="single" w:color="CCCCCC" w:sz="1"/>
+            </w:tcBorders>
+            <w:shd w:fill="FFFFFF" w:val="clear"/>
+            <w:tcMar>
+              <w:top w:type="dxa" w:w="80"/>
+              <w:left w:type="dxa" w:w="140"/>
+              <w:bottom w:type="dxa" w:w="80"/>
+              <w:right w:type="dxa" w:w="140"/>
+            </w:tcMar>
+          </w:tcPr>
+          <w:p>
+            <w:r>
+              <w:rPr>
+                <w:rFonts w:ascii="Arial" w:cs="Arial" w:eastAsia="Arial" w:hAnsi="Arial"/>
+                <w:color w:val="2D3748"/>
+                <w:sz w:val="20"/>
+                <w:szCs w:val="20"/>
+              </w:rPr>
+              <w:t xml:space="preserve">/api/events/{F_id}/participate</w:t>
+            </w:r>
+          </w:p>
+        </w:tc>
+        <w:tc>
+          <w:tcPr>
+            <w:tcBorders>
+              <w:top w:val="single" w:color="CCCCCC" w:sz="1"/>
+              <w:left w:val="single" w:color="CCCCCC" w:sz="1"/>
+              <w:bottom w:val="single" w:color="CCCCCC" w:sz="1"/>
+              <w:right w:val="single" w:color="CCCCCC" w:sz="1"/>
+            </w:tcBorders>
+            <w:shd w:fill="FFFFFF" w:val="clear"/>
+            <w:tcMar>
+              <w:top w:type="dxa" w:w="80"/>
+              <w:left w:type="dxa" w:w="140"/>
+              <w:bottom w:type="dxa" w:w="80"/>
+              <w:right w:type="dxa" w:w="140"/>
+            </w:tcMar>
+          </w:tcPr>
+          <w:p>
+            <w:r>
+              <w:rPr>
+                <w:rFonts w:ascii="Arial" w:cs="Arial" w:eastAsia="Arial" w:hAnsi="Arial"/>
+                <w:color w:val="2D3748"/>
+                <w:sz w:val="20"/>
+                <w:szCs w:val="20"/>
+              </w:rPr>
+              <w:t xml:space="preserve">CancelParticipationServlet</w:t>
+            </w:r>
+          </w:p>
+        </w:tc>
+        <w:tc>
+          <w:tcPr>
+            <w:tcBorders>
+              <w:top w:val="single" w:color="CCCCCC" w:sz="1"/>
+              <w:left w:val="single" w:color="CCCCCC" w:sz="1"/>
+              <w:bottom w:val="single" w:color="CCCCCC" w:sz="1"/>
+              <w:right w:val="single" w:color="CCCCCC" w:sz="1"/>
+            </w:tcBorders>
+            <w:shd w:fill="FFFFFF" w:val="clear"/>
+            <w:tcMar>
+              <w:top w:type="dxa" w:w="80"/>
+              <w:left w:type="dxa" w:w="140"/>
+              <w:bottom w:type="dxa" w:w="80"/>
+              <w:right w:type="dxa" w:w="140"/>
+            </w:tcMar>
+          </w:tcPr>
+          <w:p>
+            <w:r>
+              <w:rPr>
+                <w:rFonts w:ascii="Arial" w:cs="Arial" w:eastAsia="Arial" w:hAnsi="Arial"/>
+                <w:color w:val="2D3748"/>
+                <w:sz w:val="20"/>
+                <w:szCs w:val="20"/>
+              </w:rPr>
+              <w:t xml:space="preserve">(session provides C_id)</w:t>
+            </w:r>
+          </w:p>
+        </w:tc>
+        <w:tc>
+          <w:tcPr>
+            <w:tcBorders>
+              <w:top w:val="single" w:color="CCCCCC" w:sz="1"/>
+              <w:left w:val="single" w:color="CCCCCC" w:sz="1"/>
+              <w:bottom w:val="single" w:color="CCCCCC" w:sz="1"/>
+              <w:right w:val="single" w:color="CCCCCC" w:sz="1"/>
+            </w:tcBorders>
+            <w:shd w:fill="FFFFFF" w:val="clear"/>
+            <w:tcMar>
+              <w:top w:type="dxa" w:w="80"/>
+              <w:left w:type="dxa" w:w="140"/>
+              <w:bottom w:type="dxa" w:w="80"/>
+              <w:right w:type="dxa" w:w="140"/>
+            </w:tcMar>
+          </w:tcPr>
+          <w:p>
+            <w:r>
+              <w:rPr>
+                <w:rFonts w:ascii="Arial" w:cs="Arial" w:eastAsia="Arial" w:hAnsi="Arial"/>
+                <w:color w:val="2D3748"/>
+                <w:sz w:val="20"/>
+                <w:szCs w:val="20"/>
+              </w:rPr>
+              <w:t xml:space="preserve">{ success, message }</w:t>
+            </w:r>
+          </w:p>
+        </w:tc>
+      </w:tr>
+    </w:tbl>
+    <w:p>
+      <w:pPr>
+        <w:spacing w:after="0" w:before="80"/>
+      </w:pPr>
+      <w:r>
+        <w:t xml:space="preserve"/>
+      </w:r>
+    </w:p>
+    <w:p>
+      <w:pPr>
+        <w:pStyle w:val="Heading2"/>
+        <w:spacing w:after="120" w:before="300"/>
+      </w:pPr>
+      <w:r>
+        <w:rPr>
+          <w:rFonts w:ascii="Arial" w:cs="Arial" w:eastAsia="Arial" w:hAnsi="Arial"/>
+          <w:b/>
+          <w:bCs/>
+          <w:color w:val="2D3748"/>
+          <w:sz w:val="28"/>
+          <w:szCs w:val="28"/>
+        </w:rPr>
+        <w:t xml:space="preserve">9A.5 Budget Endpoints</w:t>
+      </w:r>
+    </w:p>
+    <w:tbl>
+      <w:tblPr>
+        <w:tblW w:type="dxa" w:w="9360"/>
+        <w:tblBorders>
+          <w:top w:val="single" w:color="auto" w:sz="4"/>
+          <w:left w:val="single" w:color="auto" w:sz="4"/>
+          <w:bottom w:val="single" w:color="auto" w:sz="4"/>
+          <w:right w:val="single" w:color="auto" w:sz="4"/>
+          <w:insideH w:val="single" w:color="auto" w:sz="4"/>
+          <w:insideV w:val="single" w:color="auto" w:sz="4"/>
+        </w:tblBorders>
+      </w:tblPr>
+      <w:tblGrid>
+        <w:gridCol w:w="900"/>
+        <w:gridCol w:w="2000"/>
+        <w:gridCol w:w="2000"/>
+        <w:gridCol w:w="2400"/>
+        <w:gridCol w:w="2060"/>
+      </w:tblGrid>
+      <w:tr>
+        <w:trPr>
+          <w:tblHeader/>
+        </w:trPr>
+        <w:tc>
+          <w:tcPr>
+            <w:tcBorders>
+              <w:top w:val="single" w:color="CCCCCC" w:sz="1"/>
+              <w:left w:val="single" w:color="CCCCCC" w:sz="1"/>
+              <w:bottom w:val="single" w:color="CCCCCC" w:sz="1"/>
+              <w:right w:val="single" w:color="CCCCCC" w:sz="1"/>
+            </w:tcBorders>
+            <w:shd w:fill="1A6B72" w:val="clear"/>
+            <w:tcMar>
+              <w:top w:type="dxa" w:w="100"/>
+              <w:left w:type="dxa" w:w="140"/>
+              <w:bottom w:type="dxa" w:w="100"/>
+              <w:right w:type="dxa" w:w="140"/>
+            </w:tcMar>
+          </w:tcPr>
+          <w:p>
+            <w:r>
+              <w:rPr>
+                <w:rFonts w:ascii="Arial" w:cs="Arial" w:eastAsia="Arial" w:hAnsi="Arial"/>
+                <w:b/>
+                <w:bCs/>
+                <w:color w:val="FFFFFF"/>
+                <w:sz w:val="20"/>
+                <w:szCs w:val="20"/>
+              </w:rPr>
+              <w:t xml:space="preserve">Method</w:t>
+            </w:r>
+          </w:p>
+        </w:tc>
+        <w:tc>
+          <w:tcPr>
+            <w:tcBorders>
+              <w:top w:val="single" w:color="CCCCCC" w:sz="1"/>
+              <w:left w:val="single" w:color="CCCCCC" w:sz="1"/>
+              <w:bottom w:val="single" w:color="CCCCCC" w:sz="1"/>
+              <w:right w:val="single" w:color="CCCCCC" w:sz="1"/>
+            </w:tcBorders>
+            <w:shd w:fill="1A6B72" w:val="clear"/>
+            <w:tcMar>
+              <w:top w:type="dxa" w:w="100"/>
+              <w:left w:type="dxa" w:w="140"/>
+              <w:bottom w:type="dxa" w:w="100"/>
+              <w:right w:type="dxa" w:w="140"/>
+            </w:tcMar>
+          </w:tcPr>
+          <w:p>
+            <w:r>
+              <w:rPr>
+                <w:rFonts w:ascii="Arial" w:cs="Arial" w:eastAsia="Arial" w:hAnsi="Arial"/>
+                <w:b/>
+                <w:bCs/>
+                <w:color w:val="FFFFFF"/>
+                <w:sz w:val="20"/>
+                <w:szCs w:val="20"/>
+              </w:rPr>
+              <w:t xml:space="preserve">URL</w:t>
+            </w:r>
+          </w:p>
+        </w:tc>
+        <w:tc>
+          <w:tcPr>
+            <w:tcBorders>
+              <w:top w:val="single" w:color="CCCCCC" w:sz="1"/>
+              <w:left w:val="single" w:color="CCCCCC" w:sz="1"/>
+              <w:bottom w:val="single" w:color="CCCCCC" w:sz="1"/>
+              <w:right w:val="single" w:color="CCCCCC" w:sz="1"/>
+            </w:tcBorders>
+            <w:shd w:fill="1A6B72" w:val="clear"/>
+            <w:tcMar>
+              <w:top w:type="dxa" w:w="100"/>
+              <w:left w:type="dxa" w:w="140"/>
+              <w:bottom w:type="dxa" w:w="100"/>
+              <w:right w:type="dxa" w:w="140"/>
+            </w:tcMar>
+          </w:tcPr>
+          <w:p>
+            <w:r>
+              <w:rPr>
+                <w:rFonts w:ascii="Arial" w:cs="Arial" w:eastAsia="Arial" w:hAnsi="Arial"/>
+                <w:b/>
+                <w:bCs/>
+                <w:color w:val="FFFFFF"/>
+                <w:sz w:val="20"/>
+                <w:szCs w:val="20"/>
+              </w:rPr>
+              <w:t xml:space="preserve">Servlet Class</w:t>
+            </w:r>
+          </w:p>
+        </w:tc>
+        <w:tc>
+          <w:tcPr>
+            <w:tcBorders>
+              <w:top w:val="single" w:color="CCCCCC" w:sz="1"/>
+              <w:left w:val="single" w:color="CCCCCC" w:sz="1"/>
+              <w:bottom w:val="single" w:color="CCCCCC" w:sz="1"/>
+              <w:right w:val="single" w:color="CCCCCC" w:sz="1"/>
+            </w:tcBorders>
+            <w:shd w:fill="1A6B72" w:val="clear"/>
+            <w:tcMar>
+              <w:top w:type="dxa" w:w="100"/>
+              <w:left w:type="dxa" w:w="140"/>
+              <w:bottom w:type="dxa" w:w="100"/>
+              <w:right w:type="dxa" w:w="140"/>
+            </w:tcMar>
+          </w:tcPr>
+          <w:p>
+            <w:r>
+              <w:rPr>
+                <w:rFonts w:ascii="Arial" w:cs="Arial" w:eastAsia="Arial" w:hAnsi="Arial"/>
+                <w:b/>
+                <w:bCs/>
+                <w:color w:val="FFFFFF"/>
+                <w:sz w:val="20"/>
+                <w:szCs w:val="20"/>
+              </w:rPr>
+              <w:t xml:space="preserve">Request JSON</w:t>
+            </w:r>
+          </w:p>
+        </w:tc>
+        <w:tc>
+          <w:tcPr>
+            <w:tcBorders>
+              <w:top w:val="single" w:color="CCCCCC" w:sz="1"/>
+              <w:left w:val="single" w:color="CCCCCC" w:sz="1"/>
+              <w:bottom w:val="single" w:color="CCCCCC" w:sz="1"/>
+              <w:right w:val="single" w:color="CCCCCC" w:sz="1"/>
+            </w:tcBorders>
+            <w:shd w:fill="1A6B72" w:val="clear"/>
+            <w:tcMar>
+              <w:top w:type="dxa" w:w="100"/>
+              <w:left w:type="dxa" w:w="140"/>
+              <w:bottom w:type="dxa" w:w="100"/>
+              <w:right w:type="dxa" w:w="140"/>
+            </w:tcMar>
+          </w:tcPr>
+          <w:p>
+            <w:r>
+              <w:rPr>
+                <w:rFonts w:ascii="Arial" w:cs="Arial" w:eastAsia="Arial" w:hAnsi="Arial"/>
+                <w:b/>
+                <w:bCs/>
+                <w:color w:val="FFFFFF"/>
+                <w:sz w:val="20"/>
+                <w:szCs w:val="20"/>
+              </w:rPr>
+              <w:t xml:space="preserve">Response JSON</w:t>
+            </w:r>
+          </w:p>
+        </w:tc>
+      </w:tr>
+      <w:tr>
+        <w:tc>
+          <w:tcPr>
+            <w:tcBorders>
+              <w:top w:val="single" w:color="CCCCCC" w:sz="1"/>
+              <w:left w:val="single" w:color="CCCCCC" w:sz="1"/>
+              <w:bottom w:val="single" w:color="CCCCCC" w:sz="1"/>
+              <w:right w:val="single" w:color="CCCCCC" w:sz="1"/>
+            </w:tcBorders>
+            <w:shd w:fill="FFFFFF" w:val="clear"/>
+            <w:tcMar>
+              <w:top w:type="dxa" w:w="80"/>
+              <w:left w:type="dxa" w:w="140"/>
+              <w:bottom w:type="dxa" w:w="80"/>
+              <w:right w:type="dxa" w:w="140"/>
+            </w:tcMar>
+          </w:tcPr>
+          <w:p>
+            <w:r>
+              <w:rPr>
+                <w:rFonts w:ascii="Arial" w:cs="Arial" w:eastAsia="Arial" w:hAnsi="Arial"/>
+                <w:color w:val="2D3748"/>
+                <w:sz w:val="20"/>
+                <w:szCs w:val="20"/>
+              </w:rPr>
+              <w:t xml:space="preserve">GET</w:t>
+            </w:r>
+          </w:p>
+        </w:tc>
+        <w:tc>
+          <w:tcPr>
+            <w:tcBorders>
+              <w:top w:val="single" w:color="CCCCCC" w:sz="1"/>
+              <w:left w:val="single" w:color="CCCCCC" w:sz="1"/>
+              <w:bottom w:val="single" w:color="CCCCCC" w:sz="1"/>
+              <w:right w:val="single" w:color="CCCCCC" w:sz="1"/>
+            </w:tcBorders>
+            <w:shd w:fill="FFFFFF" w:val="clear"/>
+            <w:tcMar>
+              <w:top w:type="dxa" w:w="80"/>
+              <w:left w:type="dxa" w:w="140"/>
+              <w:bottom w:type="dxa" w:w="80"/>
+              <w:right w:type="dxa" w:w="140"/>
+            </w:tcMar>
+          </w:tcPr>
+          <w:p>
+            <w:r>
+              <w:rPr>
+                <w:rFonts w:ascii="Arial" w:cs="Arial" w:eastAsia="Arial" w:hAnsi="Arial"/>
+                <w:color w:val="2D3748"/>
+                <w:sz w:val="20"/>
+                <w:szCs w:val="20"/>
+              </w:rPr>
+              <w:t xml:space="preserve">/api/events/{F_id}/budget</w:t>
+            </w:r>
+          </w:p>
+        </w:tc>
+        <w:tc>
+          <w:tcPr>
+            <w:tcBorders>
+              <w:top w:val="single" w:color="CCCCCC" w:sz="1"/>
+              <w:left w:val="single" w:color="CCCCCC" w:sz="1"/>
+              <w:bottom w:val="single" w:color="CCCCCC" w:sz="1"/>
+              <w:right w:val="single" w:color="CCCCCC" w:sz="1"/>
+            </w:tcBorders>
+            <w:shd w:fill="FFFFFF" w:val="clear"/>
+            <w:tcMar>
+              <w:top w:type="dxa" w:w="80"/>
+              <w:left w:type="dxa" w:w="140"/>
+              <w:bottom w:type="dxa" w:w="80"/>
+              <w:right w:type="dxa" w:w="140"/>
+            </w:tcMar>
+          </w:tcPr>
+          <w:p>
+            <w:r>
+              <w:rPr>
+                <w:rFonts w:ascii="Arial" w:cs="Arial" w:eastAsia="Arial" w:hAnsi="Arial"/>
+                <w:color w:val="2D3748"/>
+                <w:sz w:val="20"/>
+                <w:szCs w:val="20"/>
+              </w:rPr>
+              <w:t xml:space="preserve">GetBudgetServlet</w:t>
+            </w:r>
+          </w:p>
+        </w:tc>
+        <w:tc>
+          <w:tcPr>
+            <w:tcBorders>
+              <w:top w:val="single" w:color="CCCCCC" w:sz="1"/>
+              <w:left w:val="single" w:color="CCCCCC" w:sz="1"/>
+              <w:bottom w:val="single" w:color="CCCCCC" w:sz="1"/>
+              <w:right w:val="single" w:color="CCCCCC" w:sz="1"/>
+            </w:tcBorders>
+            <w:shd w:fill="FFFFFF" w:val="clear"/>
+            <w:tcMar>
+              <w:top w:type="dxa" w:w="80"/>
+              <w:left w:type="dxa" w:w="140"/>
+              <w:bottom w:type="dxa" w:w="80"/>
+              <w:right w:type="dxa" w:w="140"/>
+            </w:tcMar>
+          </w:tcPr>
+          <w:p>
+            <w:r>
+              <w:rPr>
+                <w:rFonts w:ascii="Arial" w:cs="Arial" w:eastAsia="Arial" w:hAnsi="Arial"/>
+                <w:color w:val="2D3748"/>
+                <w:sz w:val="20"/>
+                <w:szCs w:val="20"/>
+              </w:rPr>
+              <w:t xml:space="preserve">(no body)</w:t>
+            </w:r>
+          </w:p>
+        </w:tc>
+        <w:tc>
+          <w:tcPr>
+            <w:tcBorders>
+              <w:top w:val="single" w:color="CCCCCC" w:sz="1"/>
+              <w:left w:val="single" w:color="CCCCCC" w:sz="1"/>
+              <w:bottom w:val="single" w:color="CCCCCC" w:sz="1"/>
+              <w:right w:val="single" w:color="CCCCCC" w:sz="1"/>
+            </w:tcBorders>
+            <w:shd w:fill="FFFFFF" w:val="clear"/>
+            <w:tcMar>
+              <w:top w:type="dxa" w:w="80"/>
+              <w:left w:type="dxa" w:w="140"/>
+              <w:bottom w:type="dxa" w:w="80"/>
+              <w:right w:type="dxa" w:w="140"/>
+            </w:tcMar>
+          </w:tcPr>
+          <w:p>
+            <w:r>
+              <w:rPr>
+                <w:rFonts w:ascii="Arial" w:cs="Arial" w:eastAsia="Arial" w:hAnsi="Arial"/>
+                <w:color w:val="2D3748"/>
+                <w:sz w:val="20"/>
+                <w:szCs w:val="20"/>
+              </w:rPr>
+              <w:t xml:space="preserve">{ success, data: { Total_amount, Estimated_cost, Discount, Amount_paid, Amount_due, P_type } }</w:t>
+            </w:r>
+          </w:p>
+        </w:tc>
+      </w:tr>
+      <w:tr>
+        <w:tc>
+          <w:tcPr>
+            <w:tcBorders>
+              <w:top w:val="single" w:color="CCCCCC" w:sz="1"/>
+              <w:left w:val="single" w:color="CCCCCC" w:sz="1"/>
+              <w:bottom w:val="single" w:color="CCCCCC" w:sz="1"/>
+              <w:right w:val="single" w:color="CCCCCC" w:sz="1"/>
+            </w:tcBorders>
+            <w:shd w:fill="E6F4F5" w:val="clear"/>
+            <w:tcMar>
+              <w:top w:type="dxa" w:w="80"/>
+              <w:left w:type="dxa" w:w="140"/>
+              <w:bottom w:type="dxa" w:w="80"/>
+              <w:right w:type="dxa" w:w="140"/>
+            </w:tcMar>
+          </w:tcPr>
+          <w:p>
+            <w:r>
+              <w:rPr>
+                <w:rFonts w:ascii="Arial" w:cs="Arial" w:eastAsia="Arial" w:hAnsi="Arial"/>
+                <w:color w:val="2D3748"/>
+                <w:sz w:val="20"/>
+                <w:szCs w:val="20"/>
+              </w:rPr>
+              <w:t xml:space="preserve">POST</w:t>
+            </w:r>
+          </w:p>
+        </w:tc>
+        <w:tc>
+          <w:tcPr>
+            <w:tcBorders>
+              <w:top w:val="single" w:color="CCCCCC" w:sz="1"/>
+              <w:left w:val="single" w:color="CCCCCC" w:sz="1"/>
+              <w:bottom w:val="single" w:color="CCCCCC" w:sz="1"/>
+              <w:right w:val="single" w:color="CCCCCC" w:sz="1"/>
+            </w:tcBorders>
+            <w:shd w:fill="E6F4F5" w:val="clear"/>
+            <w:tcMar>
+              <w:top w:type="dxa" w:w="80"/>
+              <w:left w:type="dxa" w:w="140"/>
+              <w:bottom w:type="dxa" w:w="80"/>
+              <w:right w:type="dxa" w:w="140"/>
+            </w:tcMar>
+          </w:tcPr>
+          <w:p>
+            <w:r>
+              <w:rPr>
+                <w:rFonts w:ascii="Arial" w:cs="Arial" w:eastAsia="Arial" w:hAnsi="Arial"/>
+                <w:color w:val="2D3748"/>
+                <w:sz w:val="20"/>
+                <w:szCs w:val="20"/>
+              </w:rPr>
+              <w:t xml:space="preserve">/api/events/{F_id}/budget</w:t>
+            </w:r>
+          </w:p>
+        </w:tc>
+        <w:tc>
+          <w:tcPr>
+            <w:tcBorders>
+              <w:top w:val="single" w:color="CCCCCC" w:sz="1"/>
+              <w:left w:val="single" w:color="CCCCCC" w:sz="1"/>
+              <w:bottom w:val="single" w:color="CCCCCC" w:sz="1"/>
+              <w:right w:val="single" w:color="CCCCCC" w:sz="1"/>
+            </w:tcBorders>
+            <w:shd w:fill="E6F4F5" w:val="clear"/>
+            <w:tcMar>
+              <w:top w:type="dxa" w:w="80"/>
+              <w:left w:type="dxa" w:w="140"/>
+              <w:bottom w:type="dxa" w:w="80"/>
+              <w:right w:type="dxa" w:w="140"/>
+            </w:tcMar>
+          </w:tcPr>
+          <w:p>
+            <w:r>
+              <w:rPr>
+                <w:rFonts w:ascii="Arial" w:cs="Arial" w:eastAsia="Arial" w:hAnsi="Arial"/>
+                <w:color w:val="2D3748"/>
+                <w:sz w:val="20"/>
+                <w:szCs w:val="20"/>
+              </w:rPr>
+              <w:t xml:space="preserve">CreateBudgetServlet</w:t>
+            </w:r>
+          </w:p>
+        </w:tc>
+        <w:tc>
+          <w:tcPr>
+            <w:tcBorders>
+              <w:top w:val="single" w:color="CCCCCC" w:sz="1"/>
+              <w:left w:val="single" w:color="CCCCCC" w:sz="1"/>
+              <w:bottom w:val="single" w:color="CCCCCC" w:sz="1"/>
+              <w:right w:val="single" w:color="CCCCCC" w:sz="1"/>
+            </w:tcBorders>
+            <w:shd w:fill="E6F4F5" w:val="clear"/>
+            <w:tcMar>
+              <w:top w:type="dxa" w:w="80"/>
+              <w:left w:type="dxa" w:w="140"/>
+              <w:bottom w:type="dxa" w:w="80"/>
+              <w:right w:type="dxa" w:w="140"/>
+            </w:tcMar>
+          </w:tcPr>
+          <w:p>
+            <w:r>
+              <w:rPr>
+                <w:rFonts w:ascii="Arial" w:cs="Arial" w:eastAsia="Arial" w:hAnsi="Arial"/>
+                <w:color w:val="2D3748"/>
+                <w:sz w:val="20"/>
+                <w:szCs w:val="20"/>
+              </w:rPr>
+              <w:t xml:space="preserve">{ Total_amount, Estimated_cost, Discount, P_type }</w:t>
+            </w:r>
+          </w:p>
+        </w:tc>
+        <w:tc>
+          <w:tcPr>
+            <w:tcBorders>
+              <w:top w:val="single" w:color="CCCCCC" w:sz="1"/>
+              <w:left w:val="single" w:color="CCCCCC" w:sz="1"/>
+              <w:bottom w:val="single" w:color="CCCCCC" w:sz="1"/>
+              <w:right w:val="single" w:color="CCCCCC" w:sz="1"/>
+            </w:tcBorders>
+            <w:shd w:fill="E6F4F5" w:val="clear"/>
+            <w:tcMar>
+              <w:top w:type="dxa" w:w="80"/>
+              <w:left w:type="dxa" w:w="140"/>
+              <w:bottom w:type="dxa" w:w="80"/>
+              <w:right w:type="dxa" w:w="140"/>
+            </w:tcMar>
+          </w:tcPr>
+          <w:p>
+            <w:r>
+              <w:rPr>
+                <w:rFonts w:ascii="Arial" w:cs="Arial" w:eastAsia="Arial" w:hAnsi="Arial"/>
+                <w:color w:val="2D3748"/>
+                <w:sz w:val="20"/>
+                <w:szCs w:val="20"/>
+              </w:rPr>
+              <w:t xml:space="preserve">{ success, data: { budget_id } }</w:t>
+            </w:r>
+          </w:p>
+        </w:tc>
+      </w:tr>
+      <w:tr>
+        <w:tc>
+          <w:tcPr>
+            <w:tcBorders>
+              <w:top w:val="single" w:color="CCCCCC" w:sz="1"/>
+              <w:left w:val="single" w:color="CCCCCC" w:sz="1"/>
+              <w:bottom w:val="single" w:color="CCCCCC" w:sz="1"/>
+              <w:right w:val="single" w:color="CCCCCC" w:sz="1"/>
+            </w:tcBorders>
+            <w:shd w:fill="FFFFFF" w:val="clear"/>
+            <w:tcMar>
+              <w:top w:type="dxa" w:w="80"/>
+              <w:left w:type="dxa" w:w="140"/>
+              <w:bottom w:type="dxa" w:w="80"/>
+              <w:right w:type="dxa" w:w="140"/>
+            </w:tcMar>
+          </w:tcPr>
+          <w:p>
+            <w:r>
+              <w:rPr>
+                <w:rFonts w:ascii="Arial" w:cs="Arial" w:eastAsia="Arial" w:hAnsi="Arial"/>
+                <w:color w:val="2D3748"/>
+                <w:sz w:val="20"/>
+                <w:szCs w:val="20"/>
+              </w:rPr>
+              <w:t xml:space="preserve">PUT</w:t>
+            </w:r>
+          </w:p>
+        </w:tc>
+        <w:tc>
+          <w:tcPr>
+            <w:tcBorders>
+              <w:top w:val="single" w:color="CCCCCC" w:sz="1"/>
+              <w:left w:val="single" w:color="CCCCCC" w:sz="1"/>
+              <w:bottom w:val="single" w:color="CCCCCC" w:sz="1"/>
+              <w:right w:val="single" w:color="CCCCCC" w:sz="1"/>
+            </w:tcBorders>
+            <w:shd w:fill="FFFFFF" w:val="clear"/>
+            <w:tcMar>
+              <w:top w:type="dxa" w:w="80"/>
+              <w:left w:type="dxa" w:w="140"/>
+              <w:bottom w:type="dxa" w:w="80"/>
+              <w:right w:type="dxa" w:w="140"/>
+            </w:tcMar>
+          </w:tcPr>
+          <w:p>
+            <w:r>
+              <w:rPr>
+                <w:rFonts w:ascii="Arial" w:cs="Arial" w:eastAsia="Arial" w:hAnsi="Arial"/>
+                <w:color w:val="2D3748"/>
+                <w:sz w:val="20"/>
+                <w:szCs w:val="20"/>
+              </w:rPr>
+              <w:t xml:space="preserve">/api/events/{F_id}/budget</w:t>
+            </w:r>
+          </w:p>
+        </w:tc>
+        <w:tc>
+          <w:tcPr>
+            <w:tcBorders>
+              <w:top w:val="single" w:color="CCCCCC" w:sz="1"/>
+              <w:left w:val="single" w:color="CCCCCC" w:sz="1"/>
+              <w:bottom w:val="single" w:color="CCCCCC" w:sz="1"/>
+              <w:right w:val="single" w:color="CCCCCC" w:sz="1"/>
+            </w:tcBorders>
+            <w:shd w:fill="FFFFFF" w:val="clear"/>
+            <w:tcMar>
+              <w:top w:type="dxa" w:w="80"/>
+              <w:left w:type="dxa" w:w="140"/>
+              <w:bottom w:type="dxa" w:w="80"/>
+              <w:right w:type="dxa" w:w="140"/>
+            </w:tcMar>
+          </w:tcPr>
+          <w:p>
+            <w:r>
+              <w:rPr>
+                <w:rFonts w:ascii="Arial" w:cs="Arial" w:eastAsia="Arial" w:hAnsi="Arial"/>
+                <w:color w:val="2D3748"/>
+                <w:sz w:val="20"/>
+                <w:szCs w:val="20"/>
+              </w:rPr>
+              <w:t xml:space="preserve">UpdateBudgetServlet</w:t>
+            </w:r>
+          </w:p>
+        </w:tc>
+        <w:tc>
+          <w:tcPr>
+            <w:tcBorders>
+              <w:top w:val="single" w:color="CCCCCC" w:sz="1"/>
+              <w:left w:val="single" w:color="CCCCCC" w:sz="1"/>
+              <w:bottom w:val="single" w:color="CCCCCC" w:sz="1"/>
+              <w:right w:val="single" w:color="CCCCCC" w:sz="1"/>
+            </w:tcBorders>
+            <w:shd w:fill="FFFFFF" w:val="clear"/>
+            <w:tcMar>
+              <w:top w:type="dxa" w:w="80"/>
+              <w:left w:type="dxa" w:w="140"/>
+              <w:bottom w:type="dxa" w:w="80"/>
+              <w:right w:type="dxa" w:w="140"/>
+            </w:tcMar>
+          </w:tcPr>
+          <w:p>
+            <w:r>
+              <w:rPr>
+                <w:rFonts w:ascii="Arial" w:cs="Arial" w:eastAsia="Arial" w:hAnsi="Arial"/>
+                <w:color w:val="2D3748"/>
+                <w:sz w:val="20"/>
+                <w:szCs w:val="20"/>
+              </w:rPr>
+              <w:t xml:space="preserve">{ Amount_paid?, Discount?, P_type? }</w:t>
+            </w:r>
+          </w:p>
+        </w:tc>
+        <w:tc>
+          <w:tcPr>
+            <w:tcBorders>
+              <w:top w:val="single" w:color="CCCCCC" w:sz="1"/>
+              <w:left w:val="single" w:color="CCCCCC" w:sz="1"/>
+              <w:bottom w:val="single" w:color="CCCCCC" w:sz="1"/>
+              <w:right w:val="single" w:color="CCCCCC" w:sz="1"/>
+            </w:tcBorders>
+            <w:shd w:fill="FFFFFF" w:val="clear"/>
+            <w:tcMar>
+              <w:top w:type="dxa" w:w="80"/>
+              <w:left w:type="dxa" w:w="140"/>
+              <w:bottom w:type="dxa" w:w="80"/>
+              <w:right w:type="dxa" w:w="140"/>
+            </w:tcMar>
+          </w:tcPr>
+          <w:p>
+            <w:r>
+              <w:rPr>
+                <w:rFonts w:ascii="Arial" w:cs="Arial" w:eastAsia="Arial" w:hAnsi="Arial"/>
+                <w:color w:val="2D3748"/>
+                <w:sz w:val="20"/>
+                <w:szCs w:val="20"/>
+              </w:rPr>
+              <w:t xml:space="preserve">{ success, message }</w:t>
+            </w:r>
+          </w:p>
+        </w:tc>
+      </w:tr>
+      <w:tr>
+        <w:tc>
+          <w:tcPr>
+            <w:tcBorders>
+              <w:top w:val="single" w:color="CCCCCC" w:sz="1"/>
+              <w:left w:val="single" w:color="CCCCCC" w:sz="1"/>
+              <w:bottom w:val="single" w:color="CCCCCC" w:sz="1"/>
+              <w:right w:val="single" w:color="CCCCCC" w:sz="1"/>
+            </w:tcBorders>
+            <w:shd w:fill="E6F4F5" w:val="clear"/>
+            <w:tcMar>
+              <w:top w:type="dxa" w:w="80"/>
+              <w:left w:type="dxa" w:w="140"/>
+              <w:bottom w:type="dxa" w:w="80"/>
+              <w:right w:type="dxa" w:w="140"/>
+            </w:tcMar>
+          </w:tcPr>
+          <w:p>
+            <w:r>
+              <w:rPr>
+                <w:rFonts w:ascii="Arial" w:cs="Arial" w:eastAsia="Arial" w:hAnsi="Arial"/>
+                <w:color w:val="2D3748"/>
+                <w:sz w:val="20"/>
+                <w:szCs w:val="20"/>
+              </w:rPr>
+              <w:t xml:space="preserve">POST</w:t>
+            </w:r>
+          </w:p>
+        </w:tc>
+        <w:tc>
+          <w:tcPr>
+            <w:tcBorders>
+              <w:top w:val="single" w:color="CCCCCC" w:sz="1"/>
+              <w:left w:val="single" w:color="CCCCCC" w:sz="1"/>
+              <w:bottom w:val="single" w:color="CCCCCC" w:sz="1"/>
+              <w:right w:val="single" w:color="CCCCCC" w:sz="1"/>
+            </w:tcBorders>
+            <w:shd w:fill="E6F4F5" w:val="clear"/>
+            <w:tcMar>
+              <w:top w:type="dxa" w:w="80"/>
+              <w:left w:type="dxa" w:w="140"/>
+              <w:bottom w:type="dxa" w:w="80"/>
+              <w:right w:type="dxa" w:w="140"/>
+            </w:tcMar>
+          </w:tcPr>
+          <w:p>
+            <w:r>
+              <w:rPr>
+                <w:rFonts w:ascii="Arial" w:cs="Arial" w:eastAsia="Arial" w:hAnsi="Arial"/>
+                <w:color w:val="2D3748"/>
+                <w:sz w:val="20"/>
+                <w:szCs w:val="20"/>
+              </w:rPr>
+              <w:t xml:space="preserve">/api/events/{F_id}/budget/offers</w:t>
+            </w:r>
+          </w:p>
+        </w:tc>
+        <w:tc>
+          <w:tcPr>
+            <w:tcBorders>
+              <w:top w:val="single" w:color="CCCCCC" w:sz="1"/>
+              <w:left w:val="single" w:color="CCCCCC" w:sz="1"/>
+              <w:bottom w:val="single" w:color="CCCCCC" w:sz="1"/>
+              <w:right w:val="single" w:color="CCCCCC" w:sz="1"/>
+            </w:tcBorders>
+            <w:shd w:fill="E6F4F5" w:val="clear"/>
+            <w:tcMar>
+              <w:top w:type="dxa" w:w="80"/>
+              <w:left w:type="dxa" w:w="140"/>
+              <w:bottom w:type="dxa" w:w="80"/>
+              <w:right w:type="dxa" w:w="140"/>
+            </w:tcMar>
+          </w:tcPr>
+          <w:p>
+            <w:r>
+              <w:rPr>
+                <w:rFonts w:ascii="Arial" w:cs="Arial" w:eastAsia="Arial" w:hAnsi="Arial"/>
+                <w:color w:val="2D3748"/>
+                <w:sz w:val="20"/>
+                <w:szCs w:val="20"/>
+              </w:rPr>
+              <w:t xml:space="preserve">SpecialOfferServlet</w:t>
+            </w:r>
+          </w:p>
+        </w:tc>
+        <w:tc>
+          <w:tcPr>
+            <w:tcBorders>
+              <w:top w:val="single" w:color="CCCCCC" w:sz="1"/>
+              <w:left w:val="single" w:color="CCCCCC" w:sz="1"/>
+              <w:bottom w:val="single" w:color="CCCCCC" w:sz="1"/>
+              <w:right w:val="single" w:color="CCCCCC" w:sz="1"/>
+            </w:tcBorders>
+            <w:shd w:fill="E6F4F5" w:val="clear"/>
+            <w:tcMar>
+              <w:top w:type="dxa" w:w="80"/>
+              <w:left w:type="dxa" w:w="140"/>
+              <w:bottom w:type="dxa" w:w="80"/>
+              <w:right w:type="dxa" w:w="140"/>
+            </w:tcMar>
+          </w:tcPr>
+          <w:p>
+            <w:r>
+              <w:rPr>
+                <w:rFonts w:ascii="Arial" w:cs="Arial" w:eastAsia="Arial" w:hAnsi="Arial"/>
+                <w:color w:val="2D3748"/>
+                <w:sz w:val="20"/>
+                <w:szCs w:val="20"/>
+              </w:rPr>
+              <w:t xml:space="preserve">{ S_type, Valid_dates }</w:t>
+            </w:r>
+          </w:p>
+        </w:tc>
+        <w:tc>
+          <w:tcPr>
+            <w:tcBorders>
+              <w:top w:val="single" w:color="CCCCCC" w:sz="1"/>
+              <w:left w:val="single" w:color="CCCCCC" w:sz="1"/>
+              <w:bottom w:val="single" w:color="CCCCCC" w:sz="1"/>
+              <w:right w:val="single" w:color="CCCCCC" w:sz="1"/>
+            </w:tcBorders>
+            <w:shd w:fill="E6F4F5" w:val="clear"/>
+            <w:tcMar>
+              <w:top w:type="dxa" w:w="80"/>
+              <w:left w:type="dxa" w:w="140"/>
+              <w:bottom w:type="dxa" w:w="80"/>
+              <w:right w:type="dxa" w:w="140"/>
+            </w:tcMar>
+          </w:tcPr>
+          <w:p>
+            <w:r>
+              <w:rPr>
+                <w:rFonts w:ascii="Arial" w:cs="Arial" w:eastAsia="Arial" w:hAnsi="Arial"/>
+                <w:color w:val="2D3748"/>
+                <w:sz w:val="20"/>
+                <w:szCs w:val="20"/>
+              </w:rPr>
+              <w:t xml:space="preserve">{ success, data: { SO_id } }</w:t>
+            </w:r>
+          </w:p>
+        </w:tc>
+      </w:tr>
+    </w:tbl>
+    <w:p>
+      <w:pPr>
+        <w:spacing w:after="0" w:before="80"/>
+      </w:pPr>
+      <w:r>
+        <w:t xml:space="preserve"/>
+      </w:r>
+    </w:p>
+    <w:p>
+      <w:pPr>
+        <w:pStyle w:val="Heading2"/>
+        <w:spacing w:after="120" w:before="300"/>
+      </w:pPr>
+      <w:r>
+        <w:rPr>
+          <w:rFonts w:ascii="Arial" w:cs="Arial" w:eastAsia="Arial" w:hAnsi="Arial"/>
+          <w:b/>
+          <w:bCs/>
+          <w:color w:val="2D3748"/>
+          <w:sz w:val="28"/>
+          <w:szCs w:val="28"/>
+        </w:rPr>
+        <w:t xml:space="preserve">9A.6 Service Endpoints</w:t>
+      </w:r>
+    </w:p>
+    <w:tbl>
+      <w:tblPr>
+        <w:tblW w:type="dxa" w:w="9360"/>
+        <w:tblBorders>
+          <w:top w:val="single" w:color="auto" w:sz="4"/>
+          <w:left w:val="single" w:color="auto" w:sz="4"/>
+          <w:bottom w:val="single" w:color="auto" w:sz="4"/>
+          <w:right w:val="single" w:color="auto" w:sz="4"/>
+          <w:insideH w:val="single" w:color="auto" w:sz="4"/>
+          <w:insideV w:val="single" w:color="auto" w:sz="4"/>
+        </w:tblBorders>
+      </w:tblPr>
+      <w:tblGrid>
+        <w:gridCol w:w="900"/>
+        <w:gridCol w:w="2000"/>
+        <w:gridCol w:w="2200"/>
+        <w:gridCol w:w="2400"/>
+        <w:gridCol w:w="2060"/>
+      </w:tblGrid>
+      <w:tr>
+        <w:trPr>
+          <w:tblHeader/>
+        </w:trPr>
+        <w:tc>
+          <w:tcPr>
+            <w:tcBorders>
+              <w:top w:val="single" w:color="CCCCCC" w:sz="1"/>
+              <w:left w:val="single" w:color="CCCCCC" w:sz="1"/>
+              <w:bottom w:val="single" w:color="CCCCCC" w:sz="1"/>
+              <w:right w:val="single" w:color="CCCCCC" w:sz="1"/>
+            </w:tcBorders>
+            <w:shd w:fill="1A6B72" w:val="clear"/>
+            <w:tcMar>
+              <w:top w:type="dxa" w:w="100"/>
+              <w:left w:type="dxa" w:w="140"/>
+              <w:bottom w:type="dxa" w:w="100"/>
+              <w:right w:type="dxa" w:w="140"/>
+            </w:tcMar>
+          </w:tcPr>
+          <w:p>
+            <w:r>
+              <w:rPr>
+                <w:rFonts w:ascii="Arial" w:cs="Arial" w:eastAsia="Arial" w:hAnsi="Arial"/>
+                <w:b/>
+                <w:bCs/>
+                <w:color w:val="FFFFFF"/>
+                <w:sz w:val="20"/>
+                <w:szCs w:val="20"/>
+              </w:rPr>
+              <w:t xml:space="preserve">Method</w:t>
+            </w:r>
+          </w:p>
+        </w:tc>
+        <w:tc>
+          <w:tcPr>
+            <w:tcBorders>
+              <w:top w:val="single" w:color="CCCCCC" w:sz="1"/>
+              <w:left w:val="single" w:color="CCCCCC" w:sz="1"/>
+              <w:bottom w:val="single" w:color="CCCCCC" w:sz="1"/>
+              <w:right w:val="single" w:color="CCCCCC" w:sz="1"/>
+            </w:tcBorders>
+            <w:shd w:fill="1A6B72" w:val="clear"/>
+            <w:tcMar>
+              <w:top w:type="dxa" w:w="100"/>
+              <w:left w:type="dxa" w:w="140"/>
+              <w:bottom w:type="dxa" w:w="100"/>
+              <w:right w:type="dxa" w:w="140"/>
+            </w:tcMar>
+          </w:tcPr>
+          <w:p>
+            <w:r>
+              <w:rPr>
+                <w:rFonts w:ascii="Arial" w:cs="Arial" w:eastAsia="Arial" w:hAnsi="Arial"/>
+                <w:b/>
+                <w:bCs/>
+                <w:color w:val="FFFFFF"/>
+                <w:sz w:val="20"/>
+                <w:szCs w:val="20"/>
+              </w:rPr>
+              <w:t xml:space="preserve">URL</w:t>
+            </w:r>
+          </w:p>
+        </w:tc>
+        <w:tc>
+          <w:tcPr>
+            <w:tcBorders>
+              <w:top w:val="single" w:color="CCCCCC" w:sz="1"/>
+              <w:left w:val="single" w:color="CCCCCC" w:sz="1"/>
+              <w:bottom w:val="single" w:color="CCCCCC" w:sz="1"/>
+              <w:right w:val="single" w:color="CCCCCC" w:sz="1"/>
+            </w:tcBorders>
+            <w:shd w:fill="1A6B72" w:val="clear"/>
+            <w:tcMar>
+              <w:top w:type="dxa" w:w="100"/>
+              <w:left w:type="dxa" w:w="140"/>
+              <w:bottom w:type="dxa" w:w="100"/>
+              <w:right w:type="dxa" w:w="140"/>
+            </w:tcMar>
+          </w:tcPr>
+          <w:p>
+            <w:r>
+              <w:rPr>
+                <w:rFonts w:ascii="Arial" w:cs="Arial" w:eastAsia="Arial" w:hAnsi="Arial"/>
+                <w:b/>
+                <w:bCs/>
+                <w:color w:val="FFFFFF"/>
+                <w:sz w:val="20"/>
+                <w:szCs w:val="20"/>
+              </w:rPr>
+              <w:t xml:space="preserve">Servlet Class</w:t>
+            </w:r>
+          </w:p>
+        </w:tc>
+        <w:tc>
+          <w:tcPr>
+            <w:tcBorders>
+              <w:top w:val="single" w:color="CCCCCC" w:sz="1"/>
+              <w:left w:val="single" w:color="CCCCCC" w:sz="1"/>
+              <w:bottom w:val="single" w:color="CCCCCC" w:sz="1"/>
+              <w:right w:val="single" w:color="CCCCCC" w:sz="1"/>
+            </w:tcBorders>
+            <w:shd w:fill="1A6B72" w:val="clear"/>
+            <w:tcMar>
+              <w:top w:type="dxa" w:w="100"/>
+              <w:left w:type="dxa" w:w="140"/>
+              <w:bottom w:type="dxa" w:w="100"/>
+              <w:right w:type="dxa" w:w="140"/>
+            </w:tcMar>
+          </w:tcPr>
+          <w:p>
+            <w:r>
+              <w:rPr>
+                <w:rFonts w:ascii="Arial" w:cs="Arial" w:eastAsia="Arial" w:hAnsi="Arial"/>
+                <w:b/>
+                <w:bCs/>
+                <w:color w:val="FFFFFF"/>
+                <w:sz w:val="20"/>
+                <w:szCs w:val="20"/>
+              </w:rPr>
+              <w:t xml:space="preserve">Request JSON</w:t>
+            </w:r>
+          </w:p>
+        </w:tc>
+        <w:tc>
+          <w:tcPr>
+            <w:tcBorders>
+              <w:top w:val="single" w:color="CCCCCC" w:sz="1"/>
+              <w:left w:val="single" w:color="CCCCCC" w:sz="1"/>
+              <w:bottom w:val="single" w:color="CCCCCC" w:sz="1"/>
+              <w:right w:val="single" w:color="CCCCCC" w:sz="1"/>
+            </w:tcBorders>
+            <w:shd w:fill="1A6B72" w:val="clear"/>
+            <w:tcMar>
+              <w:top w:type="dxa" w:w="100"/>
+              <w:left w:type="dxa" w:w="140"/>
+              <w:bottom w:type="dxa" w:w="100"/>
+              <w:right w:type="dxa" w:w="140"/>
+            </w:tcMar>
+          </w:tcPr>
+          <w:p>
+            <w:r>
+              <w:rPr>
+                <w:rFonts w:ascii="Arial" w:cs="Arial" w:eastAsia="Arial" w:hAnsi="Arial"/>
+                <w:b/>
+                <w:bCs/>
+                <w:color w:val="FFFFFF"/>
+                <w:sz w:val="20"/>
+                <w:szCs w:val="20"/>
+              </w:rPr>
+              <w:t xml:space="preserve">Response JSON</w:t>
+            </w:r>
+          </w:p>
+        </w:tc>
+      </w:tr>
+      <w:tr>
+        <w:tc>
+          <w:tcPr>
+            <w:tcBorders>
+              <w:top w:val="single" w:color="CCCCCC" w:sz="1"/>
+              <w:left w:val="single" w:color="CCCCCC" w:sz="1"/>
+              <w:bottom w:val="single" w:color="CCCCCC" w:sz="1"/>
+              <w:right w:val="single" w:color="CCCCCC" w:sz="1"/>
+            </w:tcBorders>
+            <w:shd w:fill="FFFFFF" w:val="clear"/>
+            <w:tcMar>
+              <w:top w:type="dxa" w:w="80"/>
+              <w:left w:type="dxa" w:w="140"/>
+              <w:bottom w:type="dxa" w:w="80"/>
+              <w:right w:type="dxa" w:w="140"/>
+            </w:tcMar>
+          </w:tcPr>
+          <w:p>
+            <w:r>
+              <w:rPr>
+                <w:rFonts w:ascii="Arial" w:cs="Arial" w:eastAsia="Arial" w:hAnsi="Arial"/>
+                <w:color w:val="2D3748"/>
+                <w:sz w:val="20"/>
+                <w:szCs w:val="20"/>
+              </w:rPr>
+              <w:t xml:space="preserve">GET</w:t>
+            </w:r>
+          </w:p>
+        </w:tc>
+        <w:tc>
+          <w:tcPr>
+            <w:tcBorders>
+              <w:top w:val="single" w:color="CCCCCC" w:sz="1"/>
+              <w:left w:val="single" w:color="CCCCCC" w:sz="1"/>
+              <w:bottom w:val="single" w:color="CCCCCC" w:sz="1"/>
+              <w:right w:val="single" w:color="CCCCCC" w:sz="1"/>
+            </w:tcBorders>
+            <w:shd w:fill="FFFFFF" w:val="clear"/>
+            <w:tcMar>
+              <w:top w:type="dxa" w:w="80"/>
+              <w:left w:type="dxa" w:w="140"/>
+              <w:bottom w:type="dxa" w:w="80"/>
+              <w:right w:type="dxa" w:w="140"/>
+            </w:tcMar>
+          </w:tcPr>
+          <w:p>
+            <w:r>
+              <w:rPr>
+                <w:rFonts w:ascii="Arial" w:cs="Arial" w:eastAsia="Arial" w:hAnsi="Arial"/>
+                <w:color w:val="2D3748"/>
+                <w:sz w:val="20"/>
+                <w:szCs w:val="20"/>
+              </w:rPr>
+              <w:t xml:space="preserve">/api/services</w:t>
+            </w:r>
+          </w:p>
+        </w:tc>
+        <w:tc>
+          <w:tcPr>
+            <w:tcBorders>
+              <w:top w:val="single" w:color="CCCCCC" w:sz="1"/>
+              <w:left w:val="single" w:color="CCCCCC" w:sz="1"/>
+              <w:bottom w:val="single" w:color="CCCCCC" w:sz="1"/>
+              <w:right w:val="single" w:color="CCCCCC" w:sz="1"/>
+            </w:tcBorders>
+            <w:shd w:fill="FFFFFF" w:val="clear"/>
+            <w:tcMar>
+              <w:top w:type="dxa" w:w="80"/>
+              <w:left w:type="dxa" w:w="140"/>
+              <w:bottom w:type="dxa" w:w="80"/>
+              <w:right w:type="dxa" w:w="140"/>
+            </w:tcMar>
+          </w:tcPr>
+          <w:p>
+            <w:r>
+              <w:rPr>
+                <w:rFonts w:ascii="Arial" w:cs="Arial" w:eastAsia="Arial" w:hAnsi="Arial"/>
+                <w:color w:val="2D3748"/>
+                <w:sz w:val="20"/>
+                <w:szCs w:val="20"/>
+              </w:rPr>
+              <w:t xml:space="preserve">ServiceListServlet</w:t>
+            </w:r>
+          </w:p>
+        </w:tc>
+        <w:tc>
+          <w:tcPr>
+            <w:tcBorders>
+              <w:top w:val="single" w:color="CCCCCC" w:sz="1"/>
+              <w:left w:val="single" w:color="CCCCCC" w:sz="1"/>
+              <w:bottom w:val="single" w:color="CCCCCC" w:sz="1"/>
+              <w:right w:val="single" w:color="CCCCCC" w:sz="1"/>
+            </w:tcBorders>
+            <w:shd w:fill="FFFFFF" w:val="clear"/>
+            <w:tcMar>
+              <w:top w:type="dxa" w:w="80"/>
+              <w:left w:type="dxa" w:w="140"/>
+              <w:bottom w:type="dxa" w:w="80"/>
+              <w:right w:type="dxa" w:w="140"/>
+            </w:tcMar>
+          </w:tcPr>
+          <w:p>
+            <w:r>
+              <w:rPr>
+                <w:rFonts w:ascii="Arial" w:cs="Arial" w:eastAsia="Arial" w:hAnsi="Arial"/>
+                <w:color w:val="2D3748"/>
+                <w:sz w:val="20"/>
+                <w:szCs w:val="20"/>
+              </w:rPr>
+              <w:t xml:space="preserve">(query param: type)</w:t>
+            </w:r>
+          </w:p>
+        </w:tc>
+        <w:tc>
+          <w:tcPr>
+            <w:tcBorders>
+              <w:top w:val="single" w:color="CCCCCC" w:sz="1"/>
+              <w:left w:val="single" w:color="CCCCCC" w:sz="1"/>
+              <w:bottom w:val="single" w:color="CCCCCC" w:sz="1"/>
+              <w:right w:val="single" w:color="CCCCCC" w:sz="1"/>
+            </w:tcBorders>
+            <w:shd w:fill="FFFFFF" w:val="clear"/>
+            <w:tcMar>
+              <w:top w:type="dxa" w:w="80"/>
+              <w:left w:type="dxa" w:w="140"/>
+              <w:bottom w:type="dxa" w:w="80"/>
+              <w:right w:type="dxa" w:w="140"/>
+            </w:tcMar>
+          </w:tcPr>
+          <w:p>
+            <w:r>
+              <w:rPr>
+                <w:rFonts w:ascii="Arial" w:cs="Arial" w:eastAsia="Arial" w:hAnsi="Arial"/>
+                <w:color w:val="2D3748"/>
+                <w:sz w:val="20"/>
+                <w:szCs w:val="20"/>
+              </w:rPr>
+              <w:t xml:space="preserve">{ success, data: [ { S_id, service_type, name, phone } ] }</w:t>
+            </w:r>
+          </w:p>
+        </w:tc>
+      </w:tr>
+      <w:tr>
+        <w:tc>
+          <w:tcPr>
+            <w:tcBorders>
+              <w:top w:val="single" w:color="CCCCCC" w:sz="1"/>
+              <w:left w:val="single" w:color="CCCCCC" w:sz="1"/>
+              <w:bottom w:val="single" w:color="CCCCCC" w:sz="1"/>
+              <w:right w:val="single" w:color="CCCCCC" w:sz="1"/>
+            </w:tcBorders>
+            <w:shd w:fill="E6F4F5" w:val="clear"/>
+            <w:tcMar>
+              <w:top w:type="dxa" w:w="80"/>
+              <w:left w:type="dxa" w:w="140"/>
+              <w:bottom w:type="dxa" w:w="80"/>
+              <w:right w:type="dxa" w:w="140"/>
+            </w:tcMar>
+          </w:tcPr>
+          <w:p>
+            <w:r>
+              <w:rPr>
+                <w:rFonts w:ascii="Arial" w:cs="Arial" w:eastAsia="Arial" w:hAnsi="Arial"/>
+                <w:color w:val="2D3748"/>
+                <w:sz w:val="20"/>
+                <w:szCs w:val="20"/>
+              </w:rPr>
+              <w:t xml:space="preserve">POST</w:t>
+            </w:r>
+          </w:p>
+        </w:tc>
+        <w:tc>
+          <w:tcPr>
+            <w:tcBorders>
+              <w:top w:val="single" w:color="CCCCCC" w:sz="1"/>
+              <w:left w:val="single" w:color="CCCCCC" w:sz="1"/>
+              <w:bottom w:val="single" w:color="CCCCCC" w:sz="1"/>
+              <w:right w:val="single" w:color="CCCCCC" w:sz="1"/>
+            </w:tcBorders>
+            <w:shd w:fill="E6F4F5" w:val="clear"/>
+            <w:tcMar>
+              <w:top w:type="dxa" w:w="80"/>
+              <w:left w:type="dxa" w:w="140"/>
+              <w:bottom w:type="dxa" w:w="80"/>
+              <w:right w:type="dxa" w:w="140"/>
+            </w:tcMar>
+          </w:tcPr>
+          <w:p>
+            <w:r>
+              <w:rPr>
+                <w:rFonts w:ascii="Arial" w:cs="Arial" w:eastAsia="Arial" w:hAnsi="Arial"/>
+                <w:color w:val="2D3748"/>
+                <w:sz w:val="20"/>
+                <w:szCs w:val="20"/>
+              </w:rPr>
+              <w:t xml:space="preserve">/api/services</w:t>
+            </w:r>
+          </w:p>
+        </w:tc>
+        <w:tc>
+          <w:tcPr>
+            <w:tcBorders>
+              <w:top w:val="single" w:color="CCCCCC" w:sz="1"/>
+              <w:left w:val="single" w:color="CCCCCC" w:sz="1"/>
+              <w:bottom w:val="single" w:color="CCCCCC" w:sz="1"/>
+              <w:right w:val="single" w:color="CCCCCC" w:sz="1"/>
+            </w:tcBorders>
+            <w:shd w:fill="E6F4F5" w:val="clear"/>
+            <w:tcMar>
+              <w:top w:type="dxa" w:w="80"/>
+              <w:left w:type="dxa" w:w="140"/>
+              <w:bottom w:type="dxa" w:w="80"/>
+              <w:right w:type="dxa" w:w="140"/>
+            </w:tcMar>
+          </w:tcPr>
+          <w:p>
+            <w:r>
+              <w:rPr>
+                <w:rFonts w:ascii="Arial" w:cs="Arial" w:eastAsia="Arial" w:hAnsi="Arial"/>
+                <w:color w:val="2D3748"/>
+                <w:sz w:val="20"/>
+                <w:szCs w:val="20"/>
+              </w:rPr>
+              <w:t xml:space="preserve">CreateServiceServlet</w:t>
+            </w:r>
+          </w:p>
+        </w:tc>
+        <w:tc>
+          <w:tcPr>
+            <w:tcBorders>
+              <w:top w:val="single" w:color="CCCCCC" w:sz="1"/>
+              <w:left w:val="single" w:color="CCCCCC" w:sz="1"/>
+              <w:bottom w:val="single" w:color="CCCCCC" w:sz="1"/>
+              <w:right w:val="single" w:color="CCCCCC" w:sz="1"/>
+            </w:tcBorders>
+            <w:shd w:fill="E6F4F5" w:val="clear"/>
+            <w:tcMar>
+              <w:top w:type="dxa" w:w="80"/>
+              <w:left w:type="dxa" w:w="140"/>
+              <w:bottom w:type="dxa" w:w="80"/>
+              <w:right w:type="dxa" w:w="140"/>
+            </w:tcMar>
+          </w:tcPr>
+          <w:p>
+            <w:r>
+              <w:rPr>
+                <w:rFonts w:ascii="Arial" w:cs="Arial" w:eastAsia="Arial" w:hAnsi="Arial"/>
+                <w:color w:val="2D3748"/>
+                <w:sz w:val="20"/>
+                <w:szCs w:val="20"/>
+              </w:rPr>
+              <w:t xml:space="preserve">{ service_type, name, phone }</w:t>
+            </w:r>
+          </w:p>
+        </w:tc>
+        <w:tc>
+          <w:tcPr>
+            <w:tcBorders>
+              <w:top w:val="single" w:color="CCCCCC" w:sz="1"/>
+              <w:left w:val="single" w:color="CCCCCC" w:sz="1"/>
+              <w:bottom w:val="single" w:color="CCCCCC" w:sz="1"/>
+              <w:right w:val="single" w:color="CCCCCC" w:sz="1"/>
+            </w:tcBorders>
+            <w:shd w:fill="E6F4F5" w:val="clear"/>
+            <w:tcMar>
+              <w:top w:type="dxa" w:w="80"/>
+              <w:left w:type="dxa" w:w="140"/>
+              <w:bottom w:type="dxa" w:w="80"/>
+              <w:right w:type="dxa" w:w="140"/>
+            </w:tcMar>
+          </w:tcPr>
+          <w:p>
+            <w:r>
+              <w:rPr>
+                <w:rFonts w:ascii="Arial" w:cs="Arial" w:eastAsia="Arial" w:hAnsi="Arial"/>
+                <w:color w:val="2D3748"/>
+                <w:sz w:val="20"/>
+                <w:szCs w:val="20"/>
+              </w:rPr>
+              <w:t xml:space="preserve">{ success, data: { S_id } }</w:t>
+            </w:r>
+          </w:p>
+        </w:tc>
+      </w:tr>
+      <w:tr>
+        <w:tc>
+          <w:tcPr>
+            <w:tcBorders>
+              <w:top w:val="single" w:color="CCCCCC" w:sz="1"/>
+              <w:left w:val="single" w:color="CCCCCC" w:sz="1"/>
+              <w:bottom w:val="single" w:color="CCCCCC" w:sz="1"/>
+              <w:right w:val="single" w:color="CCCCCC" w:sz="1"/>
+            </w:tcBorders>
+            <w:shd w:fill="FFFFFF" w:val="clear"/>
+            <w:tcMar>
+              <w:top w:type="dxa" w:w="80"/>
+              <w:left w:type="dxa" w:w="140"/>
+              <w:bottom w:type="dxa" w:w="80"/>
+              <w:right w:type="dxa" w:w="140"/>
+            </w:tcMar>
+          </w:tcPr>
+          <w:p>
+            <w:r>
+              <w:rPr>
+                <w:rFonts w:ascii="Arial" w:cs="Arial" w:eastAsia="Arial" w:hAnsi="Arial"/>
+                <w:color w:val="2D3748"/>
+                <w:sz w:val="20"/>
+                <w:szCs w:val="20"/>
+              </w:rPr>
+              <w:t xml:space="preserve">POST</w:t>
+            </w:r>
+          </w:p>
+        </w:tc>
+        <w:tc>
+          <w:tcPr>
+            <w:tcBorders>
+              <w:top w:val="single" w:color="CCCCCC" w:sz="1"/>
+              <w:left w:val="single" w:color="CCCCCC" w:sz="1"/>
+              <w:bottom w:val="single" w:color="CCCCCC" w:sz="1"/>
+              <w:right w:val="single" w:color="CCCCCC" w:sz="1"/>
+            </w:tcBorders>
+            <w:shd w:fill="FFFFFF" w:val="clear"/>
+            <w:tcMar>
+              <w:top w:type="dxa" w:w="80"/>
+              <w:left w:type="dxa" w:w="140"/>
+              <w:bottom w:type="dxa" w:w="80"/>
+              <w:right w:type="dxa" w:w="140"/>
+            </w:tcMar>
+          </w:tcPr>
+          <w:p>
+            <w:r>
+              <w:rPr>
+                <w:rFonts w:ascii="Arial" w:cs="Arial" w:eastAsia="Arial" w:hAnsi="Arial"/>
+                <w:color w:val="2D3748"/>
+                <w:sz w:val="20"/>
+                <w:szCs w:val="20"/>
+              </w:rPr>
+              <w:t xml:space="preserve">/api/events/{F_id}/services</w:t>
+            </w:r>
+          </w:p>
+        </w:tc>
+        <w:tc>
+          <w:tcPr>
+            <w:tcBorders>
+              <w:top w:val="single" w:color="CCCCCC" w:sz="1"/>
+              <w:left w:val="single" w:color="CCCCCC" w:sz="1"/>
+              <w:bottom w:val="single" w:color="CCCCCC" w:sz="1"/>
+              <w:right w:val="single" w:color="CCCCCC" w:sz="1"/>
+            </w:tcBorders>
+            <w:shd w:fill="FFFFFF" w:val="clear"/>
+            <w:tcMar>
+              <w:top w:type="dxa" w:w="80"/>
+              <w:left w:type="dxa" w:w="140"/>
+              <w:bottom w:type="dxa" w:w="80"/>
+              <w:right w:type="dxa" w:w="140"/>
+            </w:tcMar>
+          </w:tcPr>
+          <w:p>
+            <w:r>
+              <w:rPr>
+                <w:rFonts w:ascii="Arial" w:cs="Arial" w:eastAsia="Arial" w:hAnsi="Arial"/>
+                <w:color w:val="2D3748"/>
+                <w:sz w:val="20"/>
+                <w:szCs w:val="20"/>
+              </w:rPr>
+              <w:t xml:space="preserve">LinkServiceServlet</w:t>
+            </w:r>
+          </w:p>
+        </w:tc>
+        <w:tc>
+          <w:tcPr>
+            <w:tcBorders>
+              <w:top w:val="single" w:color="CCCCCC" w:sz="1"/>
+              <w:left w:val="single" w:color="CCCCCC" w:sz="1"/>
+              <w:bottom w:val="single" w:color="CCCCCC" w:sz="1"/>
+              <w:right w:val="single" w:color="CCCCCC" w:sz="1"/>
+            </w:tcBorders>
+            <w:shd w:fill="FFFFFF" w:val="clear"/>
+            <w:tcMar>
+              <w:top w:type="dxa" w:w="80"/>
+              <w:left w:type="dxa" w:w="140"/>
+              <w:bottom w:type="dxa" w:w="80"/>
+              <w:right w:type="dxa" w:w="140"/>
+            </w:tcMar>
+          </w:tcPr>
+          <w:p>
+            <w:r>
+              <w:rPr>
+                <w:rFonts w:ascii="Arial" w:cs="Arial" w:eastAsia="Arial" w:hAnsi="Arial"/>
+                <w:color w:val="2D3748"/>
+                <w:sz w:val="20"/>
+                <w:szCs w:val="20"/>
+              </w:rPr>
+              <w:t xml:space="preserve">{ S_id }</w:t>
+            </w:r>
+          </w:p>
+        </w:tc>
+        <w:tc>
+          <w:tcPr>
+            <w:tcBorders>
+              <w:top w:val="single" w:color="CCCCCC" w:sz="1"/>
+              <w:left w:val="single" w:color="CCCCCC" w:sz="1"/>
+              <w:bottom w:val="single" w:color="CCCCCC" w:sz="1"/>
+              <w:right w:val="single" w:color="CCCCCC" w:sz="1"/>
+            </w:tcBorders>
+            <w:shd w:fill="FFFFFF" w:val="clear"/>
+            <w:tcMar>
+              <w:top w:type="dxa" w:w="80"/>
+              <w:left w:type="dxa" w:w="140"/>
+              <w:bottom w:type="dxa" w:w="80"/>
+              <w:right w:type="dxa" w:w="140"/>
+            </w:tcMar>
+          </w:tcPr>
+          <w:p>
+            <w:r>
+              <w:rPr>
+                <w:rFonts w:ascii="Arial" w:cs="Arial" w:eastAsia="Arial" w:hAnsi="Arial"/>
+                <w:color w:val="2D3748"/>
+                <w:sz w:val="20"/>
+                <w:szCs w:val="20"/>
+              </w:rPr>
+              <w:t xml:space="preserve">{ success, message }</w:t>
+            </w:r>
+          </w:p>
+        </w:tc>
+      </w:tr>
+      <w:tr>
+        <w:tc>
+          <w:tcPr>
+            <w:tcBorders>
+              <w:top w:val="single" w:color="CCCCCC" w:sz="1"/>
+              <w:left w:val="single" w:color="CCCCCC" w:sz="1"/>
+              <w:bottom w:val="single" w:color="CCCCCC" w:sz="1"/>
+              <w:right w:val="single" w:color="CCCCCC" w:sz="1"/>
+            </w:tcBorders>
+            <w:shd w:fill="E6F4F5" w:val="clear"/>
+            <w:tcMar>
+              <w:top w:type="dxa" w:w="80"/>
+              <w:left w:type="dxa" w:w="140"/>
+              <w:bottom w:type="dxa" w:w="80"/>
+              <w:right w:type="dxa" w:w="140"/>
+            </w:tcMar>
+          </w:tcPr>
+          <w:p>
+            <w:r>
+              <w:rPr>
+                <w:rFonts w:ascii="Arial" w:cs="Arial" w:eastAsia="Arial" w:hAnsi="Arial"/>
+                <w:color w:val="2D3748"/>
+                <w:sz w:val="20"/>
+                <w:szCs w:val="20"/>
+              </w:rPr>
+              <w:t xml:space="preserve">DELETE</w:t>
+            </w:r>
+          </w:p>
+        </w:tc>
+        <w:tc>
+          <w:tcPr>
+            <w:tcBorders>
+              <w:top w:val="single" w:color="CCCCCC" w:sz="1"/>
+              <w:left w:val="single" w:color="CCCCCC" w:sz="1"/>
+              <w:bottom w:val="single" w:color="CCCCCC" w:sz="1"/>
+              <w:right w:val="single" w:color="CCCCCC" w:sz="1"/>
+            </w:tcBorders>
+            <w:shd w:fill="E6F4F5" w:val="clear"/>
+            <w:tcMar>
+              <w:top w:type="dxa" w:w="80"/>
+              <w:left w:type="dxa" w:w="140"/>
+              <w:bottom w:type="dxa" w:w="80"/>
+              <w:right w:type="dxa" w:w="140"/>
+            </w:tcMar>
+          </w:tcPr>
+          <w:p>
+            <w:r>
+              <w:rPr>
+                <w:rFonts w:ascii="Arial" w:cs="Arial" w:eastAsia="Arial" w:hAnsi="Arial"/>
+                <w:color w:val="2D3748"/>
+                <w:sz w:val="20"/>
+                <w:szCs w:val="20"/>
+              </w:rPr>
+              <w:t xml:space="preserve">/api/events/{F_id}/services/{S_id}</w:t>
+            </w:r>
+          </w:p>
+        </w:tc>
+        <w:tc>
+          <w:tcPr>
+            <w:tcBorders>
+              <w:top w:val="single" w:color="CCCCCC" w:sz="1"/>
+              <w:left w:val="single" w:color="CCCCCC" w:sz="1"/>
+              <w:bottom w:val="single" w:color="CCCCCC" w:sz="1"/>
+              <w:right w:val="single" w:color="CCCCCC" w:sz="1"/>
+            </w:tcBorders>
+            <w:shd w:fill="E6F4F5" w:val="clear"/>
+            <w:tcMar>
+              <w:top w:type="dxa" w:w="80"/>
+              <w:left w:type="dxa" w:w="140"/>
+              <w:bottom w:type="dxa" w:w="80"/>
+              <w:right w:type="dxa" w:w="140"/>
+            </w:tcMar>
+          </w:tcPr>
+          <w:p>
+            <w:r>
+              <w:rPr>
+                <w:rFonts w:ascii="Arial" w:cs="Arial" w:eastAsia="Arial" w:hAnsi="Arial"/>
+                <w:color w:val="2D3748"/>
+                <w:sz w:val="20"/>
+                <w:szCs w:val="20"/>
+              </w:rPr>
+              <w:t xml:space="preserve">UnlinkServiceServlet</w:t>
+            </w:r>
+          </w:p>
+        </w:tc>
+        <w:tc>
+          <w:tcPr>
+            <w:tcBorders>
+              <w:top w:val="single" w:color="CCCCCC" w:sz="1"/>
+              <w:left w:val="single" w:color="CCCCCC" w:sz="1"/>
+              <w:bottom w:val="single" w:color="CCCCCC" w:sz="1"/>
+              <w:right w:val="single" w:color="CCCCCC" w:sz="1"/>
+            </w:tcBorders>
+            <w:shd w:fill="E6F4F5" w:val="clear"/>
+            <w:tcMar>
+              <w:top w:type="dxa" w:w="80"/>
+              <w:left w:type="dxa" w:w="140"/>
+              <w:bottom w:type="dxa" w:w="80"/>
+              <w:right w:type="dxa" w:w="140"/>
+            </w:tcMar>
+          </w:tcPr>
+          <w:p>
+            <w:r>
+              <w:rPr>
+                <w:rFonts w:ascii="Arial" w:cs="Arial" w:eastAsia="Arial" w:hAnsi="Arial"/>
+                <w:color w:val="2D3748"/>
+                <w:sz w:val="20"/>
+                <w:szCs w:val="20"/>
+              </w:rPr>
+              <w:t xml:space="preserve">(no body)</w:t>
+            </w:r>
+          </w:p>
+        </w:tc>
+        <w:tc>
+          <w:tcPr>
+            <w:tcBorders>
+              <w:top w:val="single" w:color="CCCCCC" w:sz="1"/>
+              <w:left w:val="single" w:color="CCCCCC" w:sz="1"/>
+              <w:bottom w:val="single" w:color="CCCCCC" w:sz="1"/>
+              <w:right w:val="single" w:color="CCCCCC" w:sz="1"/>
+            </w:tcBorders>
+            <w:shd w:fill="E6F4F5" w:val="clear"/>
+            <w:tcMar>
+              <w:top w:type="dxa" w:w="80"/>
+              <w:left w:type="dxa" w:w="140"/>
+              <w:bottom w:type="dxa" w:w="80"/>
+              <w:right w:type="dxa" w:w="140"/>
+            </w:tcMar>
+          </w:tcPr>
+          <w:p>
+            <w:r>
+              <w:rPr>
+                <w:rFonts w:ascii="Arial" w:cs="Arial" w:eastAsia="Arial" w:hAnsi="Arial"/>
+                <w:color w:val="2D3748"/>
+                <w:sz w:val="20"/>
+                <w:szCs w:val="20"/>
+              </w:rPr>
+              <w:t xml:space="preserve">{ success, message }</w:t>
+            </w:r>
+          </w:p>
+        </w:tc>
+      </w:tr>
+    </w:tbl>
+    <w:p>
+      <w:pPr>
+        <w:spacing w:after="0" w:before="80"/>
+      </w:pPr>
+      <w:r>
+        <w:t xml:space="preserve"/>
+      </w:r>
+    </w:p>
+    <w:p>
+      <w:pPr>
+        <w:pStyle w:val="Heading2"/>
+        <w:spacing w:after="120" w:before="300"/>
+      </w:pPr>
+      <w:r>
+        <w:rPr>
+          <w:rFonts w:ascii="Arial" w:cs="Arial" w:eastAsia="Arial" w:hAnsi="Arial"/>
+          <w:b/>
+          <w:bCs/>
+          <w:color w:val="2D3748"/>
+          <w:sz w:val="28"/>
+          <w:szCs w:val="28"/>
+        </w:rPr>
+        <w:t xml:space="preserve">9A.7 Feedback Endpoints</w:t>
+      </w:r>
+    </w:p>
+    <w:tbl>
+      <w:tblPr>
+        <w:tblW w:type="dxa" w:w="9360"/>
+        <w:tblBorders>
+          <w:top w:val="single" w:color="auto" w:sz="4"/>
+          <w:left w:val="single" w:color="auto" w:sz="4"/>
+          <w:bottom w:val="single" w:color="auto" w:sz="4"/>
+          <w:right w:val="single" w:color="auto" w:sz="4"/>
+          <w:insideH w:val="single" w:color="auto" w:sz="4"/>
+          <w:insideV w:val="single" w:color="auto" w:sz="4"/>
+        </w:tblBorders>
+      </w:tblPr>
+      <w:tblGrid>
+        <w:gridCol w:w="900"/>
+        <w:gridCol w:w="2000"/>
+        <w:gridCol w:w="2200"/>
+        <w:gridCol w:w="2400"/>
+        <w:gridCol w:w="2060"/>
+      </w:tblGrid>
+      <w:tr>
+        <w:trPr>
+          <w:tblHeader/>
+        </w:trPr>
+        <w:tc>
+          <w:tcPr>
+            <w:tcBorders>
+              <w:top w:val="single" w:color="CCCCCC" w:sz="1"/>
+              <w:left w:val="single" w:color="CCCCCC" w:sz="1"/>
+              <w:bottom w:val="single" w:color="CCCCCC" w:sz="1"/>
+              <w:right w:val="single" w:color="CCCCCC" w:sz="1"/>
+            </w:tcBorders>
+            <w:shd w:fill="1A6B72" w:val="clear"/>
+            <w:tcMar>
+              <w:top w:type="dxa" w:w="100"/>
+              <w:left w:type="dxa" w:w="140"/>
+              <w:bottom w:type="dxa" w:w="100"/>
+              <w:right w:type="dxa" w:w="140"/>
+            </w:tcMar>
+          </w:tcPr>
+          <w:p>
+            <w:r>
+              <w:rPr>
+                <w:rFonts w:ascii="Arial" w:cs="Arial" w:eastAsia="Arial" w:hAnsi="Arial"/>
+                <w:b/>
+                <w:bCs/>
+                <w:color w:val="FFFFFF"/>
+                <w:sz w:val="20"/>
+                <w:szCs w:val="20"/>
+              </w:rPr>
+              <w:t xml:space="preserve">Method</w:t>
+            </w:r>
+          </w:p>
+        </w:tc>
+        <w:tc>
+          <w:tcPr>
+            <w:tcBorders>
+              <w:top w:val="single" w:color="CCCCCC" w:sz="1"/>
+              <w:left w:val="single" w:color="CCCCCC" w:sz="1"/>
+              <w:bottom w:val="single" w:color="CCCCCC" w:sz="1"/>
+              <w:right w:val="single" w:color="CCCCCC" w:sz="1"/>
+            </w:tcBorders>
+            <w:shd w:fill="1A6B72" w:val="clear"/>
+            <w:tcMar>
+              <w:top w:type="dxa" w:w="100"/>
+              <w:left w:type="dxa" w:w="140"/>
+              <w:bottom w:type="dxa" w:w="100"/>
+              <w:right w:type="dxa" w:w="140"/>
+            </w:tcMar>
+          </w:tcPr>
+          <w:p>
+            <w:r>
+              <w:rPr>
+                <w:rFonts w:ascii="Arial" w:cs="Arial" w:eastAsia="Arial" w:hAnsi="Arial"/>
+                <w:b/>
+                <w:bCs/>
+                <w:color w:val="FFFFFF"/>
+                <w:sz w:val="20"/>
+                <w:szCs w:val="20"/>
+              </w:rPr>
+              <w:t xml:space="preserve">URL</w:t>
+            </w:r>
+          </w:p>
+        </w:tc>
+        <w:tc>
+          <w:tcPr>
+            <w:tcBorders>
+              <w:top w:val="single" w:color="CCCCCC" w:sz="1"/>
+              <w:left w:val="single" w:color="CCCCCC" w:sz="1"/>
+              <w:bottom w:val="single" w:color="CCCCCC" w:sz="1"/>
+              <w:right w:val="single" w:color="CCCCCC" w:sz="1"/>
+            </w:tcBorders>
+            <w:shd w:fill="1A6B72" w:val="clear"/>
+            <w:tcMar>
+              <w:top w:type="dxa" w:w="100"/>
+              <w:left w:type="dxa" w:w="140"/>
+              <w:bottom w:type="dxa" w:w="100"/>
+              <w:right w:type="dxa" w:w="140"/>
+            </w:tcMar>
+          </w:tcPr>
+          <w:p>
+            <w:r>
+              <w:rPr>
+                <w:rFonts w:ascii="Arial" w:cs="Arial" w:eastAsia="Arial" w:hAnsi="Arial"/>
+                <w:b/>
+                <w:bCs/>
+                <w:color w:val="FFFFFF"/>
+                <w:sz w:val="20"/>
+                <w:szCs w:val="20"/>
+              </w:rPr>
+              <w:t xml:space="preserve">Servlet Class</w:t>
+            </w:r>
+          </w:p>
+        </w:tc>
+        <w:tc>
+          <w:tcPr>
+            <w:tcBorders>
+              <w:top w:val="single" w:color="CCCCCC" w:sz="1"/>
+              <w:left w:val="single" w:color="CCCCCC" w:sz="1"/>
+              <w:bottom w:val="single" w:color="CCCCCC" w:sz="1"/>
+              <w:right w:val="single" w:color="CCCCCC" w:sz="1"/>
+            </w:tcBorders>
+            <w:shd w:fill="1A6B72" w:val="clear"/>
+            <w:tcMar>
+              <w:top w:type="dxa" w:w="100"/>
+              <w:left w:type="dxa" w:w="140"/>
+              <w:bottom w:type="dxa" w:w="100"/>
+              <w:right w:type="dxa" w:w="140"/>
+            </w:tcMar>
+          </w:tcPr>
+          <w:p>
+            <w:r>
+              <w:rPr>
+                <w:rFonts w:ascii="Arial" w:cs="Arial" w:eastAsia="Arial" w:hAnsi="Arial"/>
+                <w:b/>
+                <w:bCs/>
+                <w:color w:val="FFFFFF"/>
+                <w:sz w:val="20"/>
+                <w:szCs w:val="20"/>
+              </w:rPr>
+              <w:t xml:space="preserve">Request JSON</w:t>
+            </w:r>
+          </w:p>
+        </w:tc>
+        <w:tc>
+          <w:tcPr>
+            <w:tcBorders>
+              <w:top w:val="single" w:color="CCCCCC" w:sz="1"/>
+              <w:left w:val="single" w:color="CCCCCC" w:sz="1"/>
+              <w:bottom w:val="single" w:color="CCCCCC" w:sz="1"/>
+              <w:right w:val="single" w:color="CCCCCC" w:sz="1"/>
+            </w:tcBorders>
+            <w:shd w:fill="1A6B72" w:val="clear"/>
+            <w:tcMar>
+              <w:top w:type="dxa" w:w="100"/>
+              <w:left w:type="dxa" w:w="140"/>
+              <w:bottom w:type="dxa" w:w="100"/>
+              <w:right w:type="dxa" w:w="140"/>
+            </w:tcMar>
+          </w:tcPr>
+          <w:p>
+            <w:r>
+              <w:rPr>
+                <w:rFonts w:ascii="Arial" w:cs="Arial" w:eastAsia="Arial" w:hAnsi="Arial"/>
+                <w:b/>
+                <w:bCs/>
+                <w:color w:val="FFFFFF"/>
+                <w:sz w:val="20"/>
+                <w:szCs w:val="20"/>
+              </w:rPr>
+              <w:t xml:space="preserve">Response JSON</w:t>
+            </w:r>
+          </w:p>
+        </w:tc>
+      </w:tr>
+      <w:tr>
+        <w:tc>
+          <w:tcPr>
+            <w:tcBorders>
+              <w:top w:val="single" w:color="CCCCCC" w:sz="1"/>
+              <w:left w:val="single" w:color="CCCCCC" w:sz="1"/>
+              <w:bottom w:val="single" w:color="CCCCCC" w:sz="1"/>
+              <w:right w:val="single" w:color="CCCCCC" w:sz="1"/>
+            </w:tcBorders>
+            <w:shd w:fill="FFFFFF" w:val="clear"/>
+            <w:tcMar>
+              <w:top w:type="dxa" w:w="80"/>
+              <w:left w:type="dxa" w:w="140"/>
+              <w:bottom w:type="dxa" w:w="80"/>
+              <w:right w:type="dxa" w:w="140"/>
+            </w:tcMar>
+          </w:tcPr>
+          <w:p>
+            <w:r>
+              <w:rPr>
+                <w:rFonts w:ascii="Arial" w:cs="Arial" w:eastAsia="Arial" w:hAnsi="Arial"/>
+                <w:color w:val="2D3748"/>
+                <w:sz w:val="20"/>
+                <w:szCs w:val="20"/>
+              </w:rPr>
+              <w:t xml:space="preserve">POST</w:t>
+            </w:r>
+          </w:p>
+        </w:tc>
+        <w:tc>
+          <w:tcPr>
+            <w:tcBorders>
+              <w:top w:val="single" w:color="CCCCCC" w:sz="1"/>
+              <w:left w:val="single" w:color="CCCCCC" w:sz="1"/>
+              <w:bottom w:val="single" w:color="CCCCCC" w:sz="1"/>
+              <w:right w:val="single" w:color="CCCCCC" w:sz="1"/>
+            </w:tcBorders>
+            <w:shd w:fill="FFFFFF" w:val="clear"/>
+            <w:tcMar>
+              <w:top w:type="dxa" w:w="80"/>
+              <w:left w:type="dxa" w:w="140"/>
+              <w:bottom w:type="dxa" w:w="80"/>
+              <w:right w:type="dxa" w:w="140"/>
+            </w:tcMar>
+          </w:tcPr>
+          <w:p>
+            <w:r>
+              <w:rPr>
+                <w:rFonts w:ascii="Arial" w:cs="Arial" w:eastAsia="Arial" w:hAnsi="Arial"/>
+                <w:color w:val="2D3748"/>
+                <w:sz w:val="20"/>
+                <w:szCs w:val="20"/>
+              </w:rPr>
+              <w:t xml:space="preserve">/api/events/{F_id}/feedback</w:t>
+            </w:r>
+          </w:p>
+        </w:tc>
+        <w:tc>
+          <w:tcPr>
+            <w:tcBorders>
+              <w:top w:val="single" w:color="CCCCCC" w:sz="1"/>
+              <w:left w:val="single" w:color="CCCCCC" w:sz="1"/>
+              <w:bottom w:val="single" w:color="CCCCCC" w:sz="1"/>
+              <w:right w:val="single" w:color="CCCCCC" w:sz="1"/>
+            </w:tcBorders>
+            <w:shd w:fill="FFFFFF" w:val="clear"/>
+            <w:tcMar>
+              <w:top w:type="dxa" w:w="80"/>
+              <w:left w:type="dxa" w:w="140"/>
+              <w:bottom w:type="dxa" w:w="80"/>
+              <w:right w:type="dxa" w:w="140"/>
+            </w:tcMar>
+          </w:tcPr>
+          <w:p>
+            <w:r>
+              <w:rPr>
+                <w:rFonts w:ascii="Arial" w:cs="Arial" w:eastAsia="Arial" w:hAnsi="Arial"/>
+                <w:color w:val="2D3748"/>
+                <w:sz w:val="20"/>
+                <w:szCs w:val="20"/>
+              </w:rPr>
+              <w:t xml:space="preserve">SubmitFeedbackServlet</w:t>
+            </w:r>
+          </w:p>
+        </w:tc>
+        <w:tc>
+          <w:tcPr>
+            <w:tcBorders>
+              <w:top w:val="single" w:color="CCCCCC" w:sz="1"/>
+              <w:left w:val="single" w:color="CCCCCC" w:sz="1"/>
+              <w:bottom w:val="single" w:color="CCCCCC" w:sz="1"/>
+              <w:right w:val="single" w:color="CCCCCC" w:sz="1"/>
+            </w:tcBorders>
+            <w:shd w:fill="FFFFFF" w:val="clear"/>
+            <w:tcMar>
+              <w:top w:type="dxa" w:w="80"/>
+              <w:left w:type="dxa" w:w="140"/>
+              <w:bottom w:type="dxa" w:w="80"/>
+              <w:right w:type="dxa" w:w="140"/>
+            </w:tcMar>
+          </w:tcPr>
+          <w:p>
+            <w:r>
+              <w:rPr>
+                <w:rFonts w:ascii="Arial" w:cs="Arial" w:eastAsia="Arial" w:hAnsi="Arial"/>
+                <w:color w:val="2D3748"/>
+                <w:sz w:val="20"/>
+                <w:szCs w:val="20"/>
+              </w:rPr>
+              <w:t xml:space="preserve">{ F_rating, F_comments }</w:t>
+            </w:r>
+          </w:p>
+        </w:tc>
+        <w:tc>
+          <w:tcPr>
+            <w:tcBorders>
+              <w:top w:val="single" w:color="CCCCCC" w:sz="1"/>
+              <w:left w:val="single" w:color="CCCCCC" w:sz="1"/>
+              <w:bottom w:val="single" w:color="CCCCCC" w:sz="1"/>
+              <w:right w:val="single" w:color="CCCCCC" w:sz="1"/>
+            </w:tcBorders>
+            <w:shd w:fill="FFFFFF" w:val="clear"/>
+            <w:tcMar>
+              <w:top w:type="dxa" w:w="80"/>
+              <w:left w:type="dxa" w:w="140"/>
+              <w:bottom w:type="dxa" w:w="80"/>
+              <w:right w:type="dxa" w:w="140"/>
+            </w:tcMar>
+          </w:tcPr>
+          <w:p>
+            <w:r>
+              <w:rPr>
+                <w:rFonts w:ascii="Arial" w:cs="Arial" w:eastAsia="Arial" w:hAnsi="Arial"/>
+                <w:color w:val="2D3748"/>
+                <w:sz w:val="20"/>
+                <w:szCs w:val="20"/>
+              </w:rPr>
+              <w:t xml:space="preserve">{ success, message }</w:t>
+            </w:r>
+          </w:p>
+        </w:tc>
+      </w:tr>
+      <w:tr>
+        <w:tc>
+          <w:tcPr>
+            <w:tcBorders>
+              <w:top w:val="single" w:color="CCCCCC" w:sz="1"/>
+              <w:left w:val="single" w:color="CCCCCC" w:sz="1"/>
+              <w:bottom w:val="single" w:color="CCCCCC" w:sz="1"/>
+              <w:right w:val="single" w:color="CCCCCC" w:sz="1"/>
+            </w:tcBorders>
+            <w:shd w:fill="E6F4F5" w:val="clear"/>
+            <w:tcMar>
+              <w:top w:type="dxa" w:w="80"/>
+              <w:left w:type="dxa" w:w="140"/>
+              <w:bottom w:type="dxa" w:w="80"/>
+              <w:right w:type="dxa" w:w="140"/>
+            </w:tcMar>
+          </w:tcPr>
+          <w:p>
+            <w:r>
+              <w:rPr>
+                <w:rFonts w:ascii="Arial" w:cs="Arial" w:eastAsia="Arial" w:hAnsi="Arial"/>
+                <w:color w:val="2D3748"/>
+                <w:sz w:val="20"/>
+                <w:szCs w:val="20"/>
+              </w:rPr>
+              <w:t xml:space="preserve">GET</w:t>
+            </w:r>
+          </w:p>
+        </w:tc>
+        <w:tc>
+          <w:tcPr>
+            <w:tcBorders>
+              <w:top w:val="single" w:color="CCCCCC" w:sz="1"/>
+              <w:left w:val="single" w:color="CCCCCC" w:sz="1"/>
+              <w:bottom w:val="single" w:color="CCCCCC" w:sz="1"/>
+              <w:right w:val="single" w:color="CCCCCC" w:sz="1"/>
+            </w:tcBorders>
+            <w:shd w:fill="E6F4F5" w:val="clear"/>
+            <w:tcMar>
+              <w:top w:type="dxa" w:w="80"/>
+              <w:left w:type="dxa" w:w="140"/>
+              <w:bottom w:type="dxa" w:w="80"/>
+              <w:right w:type="dxa" w:w="140"/>
+            </w:tcMar>
+          </w:tcPr>
+          <w:p>
+            <w:r>
+              <w:rPr>
+                <w:rFonts w:ascii="Arial" w:cs="Arial" w:eastAsia="Arial" w:hAnsi="Arial"/>
+                <w:color w:val="2D3748"/>
+                <w:sz w:val="20"/>
+                <w:szCs w:val="20"/>
+              </w:rPr>
+              <w:t xml:space="preserve">/api/events/{F_id}/feedback</w:t>
+            </w:r>
+          </w:p>
+        </w:tc>
+        <w:tc>
+          <w:tcPr>
+            <w:tcBorders>
+              <w:top w:val="single" w:color="CCCCCC" w:sz="1"/>
+              <w:left w:val="single" w:color="CCCCCC" w:sz="1"/>
+              <w:bottom w:val="single" w:color="CCCCCC" w:sz="1"/>
+              <w:right w:val="single" w:color="CCCCCC" w:sz="1"/>
+            </w:tcBorders>
+            <w:shd w:fill="E6F4F5" w:val="clear"/>
+            <w:tcMar>
+              <w:top w:type="dxa" w:w="80"/>
+              <w:left w:type="dxa" w:w="140"/>
+              <w:bottom w:type="dxa" w:w="80"/>
+              <w:right w:type="dxa" w:w="140"/>
+            </w:tcMar>
+          </w:tcPr>
+          <w:p>
+            <w:r>
+              <w:rPr>
+                <w:rFonts w:ascii="Arial" w:cs="Arial" w:eastAsia="Arial" w:hAnsi="Arial"/>
+                <w:color w:val="2D3748"/>
+                <w:sz w:val="20"/>
+                <w:szCs w:val="20"/>
+              </w:rPr>
+              <w:t xml:space="preserve">GetFeedbackServlet</w:t>
+            </w:r>
+          </w:p>
+        </w:tc>
+        <w:tc>
+          <w:tcPr>
+            <w:tcBorders>
+              <w:top w:val="single" w:color="CCCCCC" w:sz="1"/>
+              <w:left w:val="single" w:color="CCCCCC" w:sz="1"/>
+              <w:bottom w:val="single" w:color="CCCCCC" w:sz="1"/>
+              <w:right w:val="single" w:color="CCCCCC" w:sz="1"/>
+            </w:tcBorders>
+            <w:shd w:fill="E6F4F5" w:val="clear"/>
+            <w:tcMar>
+              <w:top w:type="dxa" w:w="80"/>
+              <w:left w:type="dxa" w:w="140"/>
+              <w:bottom w:type="dxa" w:w="80"/>
+              <w:right w:type="dxa" w:w="140"/>
+            </w:tcMar>
+          </w:tcPr>
+          <w:p>
+            <w:r>
+              <w:rPr>
+                <w:rFonts w:ascii="Arial" w:cs="Arial" w:eastAsia="Arial" w:hAnsi="Arial"/>
+                <w:color w:val="2D3748"/>
+                <w:sz w:val="20"/>
+                <w:szCs w:val="20"/>
+              </w:rPr>
+              <w:t xml:space="preserve">(no body)</w:t>
+            </w:r>
+          </w:p>
+        </w:tc>
+        <w:tc>
+          <w:tcPr>
+            <w:tcBorders>
+              <w:top w:val="single" w:color="CCCCCC" w:sz="1"/>
+              <w:left w:val="single" w:color="CCCCCC" w:sz="1"/>
+              <w:bottom w:val="single" w:color="CCCCCC" w:sz="1"/>
+              <w:right w:val="single" w:color="CCCCCC" w:sz="1"/>
+            </w:tcBorders>
+            <w:shd w:fill="E6F4F5" w:val="clear"/>
+            <w:tcMar>
+              <w:top w:type="dxa" w:w="80"/>
+              <w:left w:type="dxa" w:w="140"/>
+              <w:bottom w:type="dxa" w:w="80"/>
+              <w:right w:type="dxa" w:w="140"/>
+            </w:tcMar>
+          </w:tcPr>
+          <w:p>
+            <w:r>
+              <w:rPr>
+                <w:rFonts w:ascii="Arial" w:cs="Arial" w:eastAsia="Arial" w:hAnsi="Arial"/>
+                <w:color w:val="2D3748"/>
+                <w:sz w:val="20"/>
+                <w:szCs w:val="20"/>
+              </w:rPr>
+              <w:t xml:space="preserve">{ success, data: [ { F_rating, F_comments, submitted_at } ] }</w:t>
+            </w:r>
+          </w:p>
+        </w:tc>
+      </w:tr>
+    </w:tbl>
+    <w:p>
+      <w:pPr>
+        <w:spacing w:after="0" w:before="80"/>
+      </w:pPr>
+      <w:r>
+        <w:t xml:space="preserve"/>
+      </w:r>
+    </w:p>
+    <w:p>
+      <w:pPr>
+        <w:pStyle w:val="Heading2"/>
+        <w:spacing w:after="120" w:before="300"/>
+      </w:pPr>
+      <w:r>
+        <w:rPr>
+          <w:rFonts w:ascii="Arial" w:cs="Arial" w:eastAsia="Arial" w:hAnsi="Arial"/>
+          <w:b/>
+          <w:bCs/>
+          <w:color w:val="2D3748"/>
+          <w:sz w:val="28"/>
+          <w:szCs w:val="28"/>
+        </w:rPr>
+        <w:t xml:space="preserve">9A.8 JDBC DAO Pattern</w:t>
+      </w:r>
+    </w:p>
+    <w:p>
+      <w:pPr>
+        <w:spacing w:after="80" w:before="80"/>
+      </w:pPr>
+      <w:r>
+        <w:rPr>
+          <w:rFonts w:ascii="Arial" w:cs="Arial" w:eastAsia="Arial" w:hAnsi="Arial"/>
+          <w:color w:val="2D3748"/>
+          <w:sz w:val="22"/>
+          <w:szCs w:val="22"/>
+        </w:rPr>
+        <w:t xml:space="preserve">Each Servlet delegates DB operations to a DAO class. The pattern is:</w:t>
+      </w:r>
+    </w:p>
+    <w:p>
+      <w:pPr>
+        <w:pStyle w:val="ListParagraph"/>
+        <w:numPr>
+          <w:ilvl w:val="0"/>
+          <w:numId w:val="2"/>
+        </w:numPr>
+        <w:spacing w:after="60" w:before="60"/>
+      </w:pPr>
+      <w:r>
+        <w:rPr>
+          <w:rFonts w:ascii="Arial" w:cs="Arial" w:eastAsia="Arial" w:hAnsi="Arial"/>
+          <w:color w:val="2D3748"/>
+          <w:sz w:val="22"/>
+          <w:szCs w:val="22"/>
+        </w:rPr>
+        <w:t xml:space="preserve">Servlet reads JSON from request.getReader() using Gson.fromJson().</w:t>
+      </w:r>
+    </w:p>
+    <w:p>
+      <w:pPr>
+        <w:pStyle w:val="ListParagraph"/>
+        <w:numPr>
+          <w:ilvl w:val="0"/>
+          <w:numId w:val="2"/>
+        </w:numPr>
+        <w:spacing w:after="60" w:before="60"/>
+      </w:pPr>
+      <w:r>
+        <w:rPr>
+          <w:rFonts w:ascii="Arial" w:cs="Arial" w:eastAsia="Arial" w:hAnsi="Arial"/>
+          <w:color w:val="2D3748"/>
+          <w:sz w:val="22"/>
+          <w:szCs w:val="22"/>
+        </w:rPr>
+        <w:t xml:space="preserve">Servlet validates input fields; returns 400 with error JSON if invalid.</w:t>
+      </w:r>
+    </w:p>
+    <w:p>
+      <w:pPr>
+        <w:pStyle w:val="ListParagraph"/>
+        <w:numPr>
+          <w:ilvl w:val="0"/>
+          <w:numId w:val="2"/>
+        </w:numPr>
+        <w:spacing w:after="60" w:before="60"/>
+      </w:pPr>
+      <w:r>
+        <w:rPr>
+          <w:rFonts w:ascii="Arial" w:cs="Arial" w:eastAsia="Arial" w:hAnsi="Arial"/>
+          <w:color w:val="2D3748"/>
+          <w:sz w:val="22"/>
+          <w:szCs w:val="22"/>
+        </w:rPr>
+        <w:t xml:space="preserve">Servlet calls the appropriate DAO method (e.g., EventDAO.createEvent(event)).</w:t>
+      </w:r>
+    </w:p>
+    <w:p>
+      <w:pPr>
+        <w:pStyle w:val="ListParagraph"/>
+        <w:numPr>
+          <w:ilvl w:val="0"/>
+          <w:numId w:val="2"/>
+        </w:numPr>
+        <w:spacing w:after="60" w:before="60"/>
+      </w:pPr>
+      <w:r>
+        <w:rPr>
+          <w:rFonts w:ascii="Arial" w:cs="Arial" w:eastAsia="Arial" w:hAnsi="Arial"/>
+          <w:color w:val="2D3748"/>
+          <w:sz w:val="22"/>
+          <w:szCs w:val="22"/>
+        </w:rPr>
+        <w:t xml:space="preserve">DAO gets a Connection from DBUtil.getConnection() (Apache DBCP2 pool).</w:t>
+      </w:r>
+    </w:p>
+    <w:p>
+      <w:pPr>
+        <w:pStyle w:val="ListParagraph"/>
+        <w:numPr>
+          <w:ilvl w:val="0"/>
+          <w:numId w:val="2"/>
+        </w:numPr>
+        <w:spacing w:after="60" w:before="60"/>
+      </w:pPr>
+      <w:r>
+        <w:rPr>
+          <w:rFonts w:ascii="Arial" w:cs="Arial" w:eastAsia="Arial" w:hAnsi="Arial"/>
+          <w:color w:val="2D3748"/>
+          <w:sz w:val="22"/>
+          <w:szCs w:val="22"/>
+        </w:rPr>
+        <w:t xml:space="preserve">DAO executes a PreparedStatement with bound parameters.</w:t>
+      </w:r>
+    </w:p>
+    <w:p>
+      <w:pPr>
+        <w:pStyle w:val="ListParagraph"/>
+        <w:numPr>
+          <w:ilvl w:val="0"/>
+          <w:numId w:val="2"/>
+        </w:numPr>
+        <w:spacing w:after="60" w:before="60"/>
+      </w:pPr>
+      <w:r>
+        <w:rPr>
+          <w:rFonts w:ascii="Arial" w:cs="Arial" w:eastAsia="Arial" w:hAnsi="Arial"/>
+          <w:color w:val="2D3748"/>
+          <w:sz w:val="22"/>
+          <w:szCs w:val="22"/>
+        </w:rPr>
+        <w:t xml:space="preserve">DAO returns a model object or boolean to the Servlet.</w:t>
+      </w:r>
+    </w:p>
+    <w:p>
+      <w:pPr>
+        <w:pStyle w:val="ListParagraph"/>
+        <w:numPr>
+          <w:ilvl w:val="0"/>
+          <w:numId w:val="2"/>
+        </w:numPr>
+        <w:spacing w:after="60" w:before="60"/>
+      </w:pPr>
+      <w:r>
+        <w:rPr>
+          <w:rFonts w:ascii="Arial" w:cs="Arial" w:eastAsia="Arial" w:hAnsi="Arial"/>
+          <w:color w:val="2D3748"/>
+          <w:sz w:val="22"/>
+          <w:szCs w:val="22"/>
+        </w:rPr>
+        <w:t xml:space="preserve">Servlet serializes the result to JSON using Gson.toJson() and writes to response.getWriter().</w:t>
+      </w:r>
+    </w:p>
+    <w:p>
+      <w:pPr>
+        <w:pStyle w:val="ListParagraph"/>
+        <w:numPr>
+          <w:ilvl w:val="0"/>
+          <w:numId w:val="2"/>
+        </w:numPr>
+        <w:spacing w:after="60" w:before="60"/>
+      </w:pPr>
+      <w:r>
+        <w:rPr>
+          <w:rFonts w:ascii="Arial" w:cs="Arial" w:eastAsia="Arial" w:hAnsi="Arial"/>
+          <w:color w:val="2D3748"/>
+          <w:sz w:val="22"/>
+          <w:szCs w:val="22"/>
+        </w:rPr>
+        <w:t xml:space="preserve">Connection is closed in a finally block to return it to the pool.</w:t>
+      </w:r>
+    </w:p>
+    <w:p>
+      <w:pPr>
+        <w:spacing w:after="0" w:before="80"/>
+      </w:pPr>
+      <w:r>
+        <w:t xml:space="preserve"/>
+      </w:r>
+    </w:p>
+    <w:p>
+      <w:pPr>
+        <w:pBdr>
+          <w:left w:val="single" w:color="F0A500" w:sz="12" w:space="6"/>
+        </w:pBdr>
+        <w:spacing w:after="100" w:before="100"/>
+        <w:ind w:left="360"/>
+      </w:pPr>
+      <w:r>
+        <w:rPr>
+          <w:rFonts w:ascii="Arial" w:cs="Arial" w:eastAsia="Arial" w:hAnsi="Arial"/>
+          <w:i/>
+          <w:iCs/>
+          <w:color w:val="7D4E00"/>
+          <w:sz w:val="20"/>
+          <w:szCs w:val="20"/>
+        </w:rPr>
+        <w:t xml:space="preserve">⚠ All SQL uses PreparedStatement with ? placeholders. String concatenation in SQL is strictly forbidden to prevent SQL injection.</w:t>
+      </w:r>
+    </w:p>
+    <w:p>
+      <w:pPr>
+        <w:spacing w:after="0" w:before="80"/>
+      </w:pPr>
+      <w:r>
+        <w:t xml:space="preserve"/>
+      </w:r>
+    </w:p>
+    <w:p>
+      <w:pPr>
+        <w:pStyle w:val="Heading2"/>
+        <w:spacing w:after="120" w:before="300"/>
+      </w:pPr>
+      <w:r>
+        <w:rPr>
+          <w:rFonts w:ascii="Arial" w:cs="Arial" w:eastAsia="Arial" w:hAnsi="Arial"/>
+          <w:b/>
+          <w:bCs/>
+          <w:color w:val="2D3748"/>
+          <w:sz w:val="28"/>
+          <w:szCs w:val="28"/>
+        </w:rPr>
+        <w:t xml:space="preserve">9A.9 Session-Based Authentication Flow (Jakarta HttpSession)</w:t>
+      </w:r>
+    </w:p>
+    <w:p>
+      <w:pPr>
+        <w:pStyle w:val="ListParagraph"/>
+        <w:numPr>
+          <w:ilvl w:val="0"/>
+          <w:numId w:val="2"/>
+        </w:numPr>
+        <w:spacing w:after="60" w:before="60"/>
+      </w:pPr>
+      <w:r>
+        <w:rPr>
+          <w:rFonts w:ascii="Arial" w:cs="Arial" w:eastAsia="Arial" w:hAnsi="Arial"/>
+          <w:color w:val="2D3748"/>
+          <w:sz w:val="22"/>
+          <w:szCs w:val="22"/>
+        </w:rPr>
+        <w:t xml:space="preserve">User submits login JSON to POST /api/auth/login.</w:t>
+      </w:r>
+    </w:p>
+    <w:p>
+      <w:pPr>
+        <w:pStyle w:val="ListParagraph"/>
+        <w:numPr>
+          <w:ilvl w:val="0"/>
+          <w:numId w:val="2"/>
+        </w:numPr>
+        <w:spacing w:after="60" w:before="60"/>
+      </w:pPr>
+      <w:r>
+        <w:rPr>
+          <w:rFonts w:ascii="Arial" w:cs="Arial" w:eastAsia="Arial" w:hAnsi="Arial"/>
+          <w:color w:val="2D3748"/>
+          <w:sz w:val="22"/>
+          <w:szCs w:val="22"/>
+        </w:rPr>
+        <w:t xml:space="preserve">LoginServlet queries DB via CustomerDAO / OrganizerDAO using JDBC.</w:t>
+      </w:r>
+    </w:p>
+    <w:p>
+      <w:pPr>
+        <w:pStyle w:val="ListParagraph"/>
+        <w:numPr>
+          <w:ilvl w:val="0"/>
+          <w:numId w:val="2"/>
+        </w:numPr>
+        <w:spacing w:after="60" w:before="60"/>
+      </w:pPr>
+      <w:r>
+        <w:rPr>
+          <w:rFonts w:ascii="Arial" w:cs="Arial" w:eastAsia="Arial" w:hAnsi="Arial"/>
+          <w:color w:val="2D3748"/>
+          <w:sz w:val="22"/>
+          <w:szCs w:val="22"/>
+        </w:rPr>
+        <w:t xml:space="preserve">Password is hashed with SHA-256 and compared to stored hash.</w:t>
+      </w:r>
+    </w:p>
+    <w:p>
+      <w:pPr>
+        <w:pStyle w:val="ListParagraph"/>
+        <w:numPr>
+          <w:ilvl w:val="0"/>
+          <w:numId w:val="2"/>
+        </w:numPr>
+        <w:spacing w:after="60" w:before="60"/>
+      </w:pPr>
+      <w:r>
+        <w:rPr>
+          <w:rFonts w:ascii="Arial" w:cs="Arial" w:eastAsia="Arial" w:hAnsi="Arial"/>
+          <w:color w:val="2D3748"/>
+          <w:sz w:val="22"/>
+          <w:szCs w:val="22"/>
+        </w:rPr>
+        <w:t xml:space="preserve">On match, servlet calls request.getSession(true) to create a session.</w:t>
+      </w:r>
+    </w:p>
+    <w:p>
+      <w:pPr>
+        <w:pStyle w:val="ListParagraph"/>
+        <w:numPr>
+          <w:ilvl w:val="0"/>
+          <w:numId w:val="2"/>
+        </w:numPr>
+        <w:spacing w:after="60" w:before="60"/>
+      </w:pPr>
+      <w:r>
+        <w:rPr>
+          <w:rFonts w:ascii="Arial" w:cs="Arial" w:eastAsia="Arial" w:hAnsi="Arial"/>
+          <w:color w:val="2D3748"/>
+          <w:sz w:val="22"/>
+          <w:szCs w:val="22"/>
+        </w:rPr>
+        <w:t xml:space="preserve">Session attributes stored: session.setAttribute('userId', id), session.setAttribute('role', role).</w:t>
+      </w:r>
+    </w:p>
+    <w:p>
+      <w:pPr>
+        <w:pStyle w:val="ListParagraph"/>
+        <w:numPr>
+          <w:ilvl w:val="0"/>
+          <w:numId w:val="2"/>
+        </w:numPr>
+        <w:spacing w:after="60" w:before="60"/>
+      </w:pPr>
+      <w:r>
+        <w:rPr>
+          <w:rFonts w:ascii="Arial" w:cs="Arial" w:eastAsia="Arial" w:hAnsi="Arial"/>
+          <w:color w:val="2D3748"/>
+          <w:sz w:val="22"/>
+          <w:szCs w:val="22"/>
+        </w:rPr>
+        <w:t xml:space="preserve">All protected endpoints read session.getAttribute('role') for RBAC.</w:t>
+      </w:r>
+    </w:p>
+    <w:p>
+      <w:pPr>
+        <w:pStyle w:val="ListParagraph"/>
+        <w:numPr>
+          <w:ilvl w:val="0"/>
+          <w:numId w:val="2"/>
+        </w:numPr>
+        <w:spacing w:after="60" w:before="60"/>
+      </w:pPr>
+      <w:r>
+        <w:rPr>
+          <w:rFonts w:ascii="Arial" w:cs="Arial" w:eastAsia="Arial" w:hAnsi="Arial"/>
+          <w:color w:val="2D3748"/>
+          <w:sz w:val="22"/>
+          <w:szCs w:val="22"/>
+        </w:rPr>
+        <w:t xml:space="preserve">AuthFilter.java intercepts all /api/* requests; redirects to /login if session is null.</w:t>
+      </w:r>
+    </w:p>
+    <w:p>
+      <w:pPr>
+        <w:pStyle w:val="ListParagraph"/>
+        <w:numPr>
+          <w:ilvl w:val="0"/>
+          <w:numId w:val="2"/>
+        </w:numPr>
+        <w:spacing w:after="60" w:before="60"/>
+      </w:pPr>
+      <w:r>
+        <w:rPr>
+          <w:rFonts w:ascii="Arial" w:cs="Arial" w:eastAsia="Arial" w:hAnsi="Arial"/>
+          <w:color w:val="2D3748"/>
+          <w:sz w:val="22"/>
+          <w:szCs w:val="22"/>
+        </w:rPr>
+        <w:t xml:space="preserve">Logout calls session.invalidate().</w:t>
+      </w:r>
+    </w:p>
+    <w:p>
+      <w:pPr>
+        <w:spacing w:after="0" w:before="80"/>
+      </w:pPr>
+      <w:r>
+        <w:t xml:space="preserve"/>
+      </w:r>
+    </w:p>
+    <w:p>
+      <w:pPr>
+        <w:pBdr>
+          <w:left w:val="single" w:color="1A6B72" w:sz="12" w:space="6"/>
+        </w:pBdr>
+        <w:spacing w:after="100" w:before="100"/>
+        <w:ind w:left="360"/>
+      </w:pPr>
+      <w:r>
+        <w:rPr>
+          <w:rFonts w:ascii="Arial" w:cs="Arial" w:eastAsia="Arial" w:hAnsi="Arial"/>
+          <w:color w:val="1A6B72"/>
+          <w:sz w:val="20"/>
+          <w:szCs w:val="20"/>
+        </w:rPr>
+        <w:t xml:space="preserve">ℹ Session timeout is configured in web.xml: &lt;session-config&gt;&lt;session-timeout&gt;30&lt;/session-timeout&gt;&lt;/session-config&gt; (30 minutes).</w:t>
+      </w:r>
+    </w:p>
+    <w:p>
+      <w:pPr>
+        <w:spacing w:after="0" w:before="80"/>
+      </w:pPr>
+      <w:r>
+        <w:t xml:space="preserve"/>
+      </w:r>
+    </w:p>
+    <w:p>
+      <w:pPr>
+        <w:pStyle w:val="Heading2"/>
+        <w:spacing w:after="120" w:before="300"/>
+      </w:pPr>
+      <w:r>
+        <w:rPr>
+          <w:rFonts w:ascii="Arial" w:cs="Arial" w:eastAsia="Arial" w:hAnsi="Arial"/>
+          <w:b/>
+          <w:bCs/>
+          <w:color w:val="2D3748"/>
+          <w:sz w:val="28"/>
+          <w:szCs w:val="28"/>
+        </w:rPr>
+        <w:t xml:space="preserve">9A.10 Frontend JavaScript Fetch Pattern</w:t>
+      </w:r>
+    </w:p>
+    <w:p>
+      <w:pPr>
+        <w:spacing w:after="80" w:before="80"/>
+      </w:pPr>
+      <w:r>
+        <w:rPr>
+          <w:rFonts w:ascii="Arial" w:cs="Arial" w:eastAsia="Arial" w:hAnsi="Arial"/>
+          <w:color w:val="2D3748"/>
+          <w:sz w:val="22"/>
+          <w:szCs w:val="22"/>
+        </w:rPr>
+        <w:t xml:space="preserve">All frontend API calls use the native fetch() API with JSON. A shared api.js utility handles the base URL, headers, and error parsing:</w:t>
+      </w:r>
+    </w:p>
+    <w:tbl>
+      <w:tblPr>
+        <w:tblW w:type="dxa" w:w="9360"/>
+        <w:tblBorders>
+          <w:top w:val="single" w:color="auto" w:sz="4"/>
+          <w:left w:val="single" w:color="auto" w:sz="4"/>
+          <w:bottom w:val="single" w:color="auto" w:sz="4"/>
+          <w:right w:val="single" w:color="auto" w:sz="4"/>
+          <w:insideH w:val="single" w:color="auto" w:sz="4"/>
+          <w:insideV w:val="single" w:color="auto" w:sz="4"/>
+        </w:tblBorders>
+      </w:tblPr>
+      <w:tblGrid>
+        <w:gridCol w:w="1800"/>
+        <w:gridCol w:w="7560"/>
+      </w:tblGrid>
+      <w:tr>
+        <w:trPr>
+          <w:tblHeader/>
+        </w:trPr>
+        <w:tc>
+          <w:tcPr>
+            <w:tcBorders>
+              <w:top w:val="single" w:color="CCCCCC" w:sz="1"/>
+              <w:left w:val="single" w:color="CCCCCC" w:sz="1"/>
+              <w:bottom w:val="single" w:color="CCCCCC" w:sz="1"/>
+              <w:right w:val="single" w:color="CCCCCC" w:sz="1"/>
+            </w:tcBorders>
+            <w:shd w:fill="1A6B72" w:val="clear"/>
+            <w:tcMar>
+              <w:top w:type="dxa" w:w="100"/>
+              <w:left w:type="dxa" w:w="140"/>
+              <w:bottom w:type="dxa" w:w="100"/>
+              <w:right w:type="dxa" w:w="140"/>
+            </w:tcMar>
+          </w:tcPr>
+          <w:p>
+            <w:r>
+              <w:rPr>
+                <w:rFonts w:ascii="Arial" w:cs="Arial" w:eastAsia="Arial" w:hAnsi="Arial"/>
+                <w:b/>
+                <w:bCs/>
+                <w:color w:val="FFFFFF"/>
+                <w:sz w:val="20"/>
+                <w:szCs w:val="20"/>
+              </w:rPr>
+              <w:t xml:space="preserve">Operation</w:t>
+            </w:r>
+          </w:p>
+        </w:tc>
+        <w:tc>
+          <w:tcPr>
+            <w:tcBorders>
+              <w:top w:val="single" w:color="CCCCCC" w:sz="1"/>
+              <w:left w:val="single" w:color="CCCCCC" w:sz="1"/>
+              <w:bottom w:val="single" w:color="CCCCCC" w:sz="1"/>
+              <w:right w:val="single" w:color="CCCCCC" w:sz="1"/>
+            </w:tcBorders>
+            <w:shd w:fill="1A6B72" w:val="clear"/>
+            <w:tcMar>
+              <w:top w:type="dxa" w:w="100"/>
+              <w:left w:type="dxa" w:w="140"/>
+              <w:bottom w:type="dxa" w:w="100"/>
+              <w:right w:type="dxa" w:w="140"/>
+            </w:tcMar>
+          </w:tcPr>
+          <w:p>
+            <w:r>
+              <w:rPr>
+                <w:rFonts w:ascii="Arial" w:cs="Arial" w:eastAsia="Arial" w:hAnsi="Arial"/>
+                <w:b/>
+                <w:bCs/>
+                <w:color w:val="FFFFFF"/>
+                <w:sz w:val="20"/>
+                <w:szCs w:val="20"/>
+              </w:rPr>
+              <w:t xml:space="preserve">JS fetch() Pattern</w:t>
+            </w:r>
+          </w:p>
+        </w:tc>
+      </w:tr>
+      <w:tr>
+        <w:tc>
+          <w:tcPr>
+            <w:tcBorders>
+              <w:top w:val="single" w:color="CCCCCC" w:sz="1"/>
+              <w:left w:val="single" w:color="CCCCCC" w:sz="1"/>
+              <w:bottom w:val="single" w:color="CCCCCC" w:sz="1"/>
+              <w:right w:val="single" w:color="CCCCCC" w:sz="1"/>
+            </w:tcBorders>
+            <w:shd w:fill="FFFFFF" w:val="clear"/>
+            <w:tcMar>
+              <w:top w:type="dxa" w:w="80"/>
+              <w:left w:type="dxa" w:w="140"/>
+              <w:bottom w:type="dxa" w:w="80"/>
+              <w:right w:type="dxa" w:w="140"/>
+            </w:tcMar>
+          </w:tcPr>
+          <w:p>
+            <w:r>
+              <w:rPr>
+                <w:rFonts w:ascii="Arial" w:cs="Arial" w:eastAsia="Arial" w:hAnsi="Arial"/>
+                <w:color w:val="2D3748"/>
+                <w:sz w:val="20"/>
+                <w:szCs w:val="20"/>
+              </w:rPr>
+              <w:t xml:space="preserve">POST (Create/Login)</w:t>
+            </w:r>
+          </w:p>
+        </w:tc>
+        <w:tc>
+          <w:tcPr>
+            <w:tcBorders>
+              <w:top w:val="single" w:color="CCCCCC" w:sz="1"/>
+              <w:left w:val="single" w:color="CCCCCC" w:sz="1"/>
+              <w:bottom w:val="single" w:color="CCCCCC" w:sz="1"/>
+              <w:right w:val="single" w:color="CCCCCC" w:sz="1"/>
+            </w:tcBorders>
+            <w:shd w:fill="FFFFFF" w:val="clear"/>
+            <w:tcMar>
+              <w:top w:type="dxa" w:w="80"/>
+              <w:left w:type="dxa" w:w="140"/>
+              <w:bottom w:type="dxa" w:w="80"/>
+              <w:right w:type="dxa" w:w="140"/>
+            </w:tcMar>
+          </w:tcPr>
+          <w:p>
+            <w:r>
+              <w:rPr>
+                <w:rFonts w:ascii="Arial" w:cs="Arial" w:eastAsia="Arial" w:hAnsi="Arial"/>
+                <w:color w:val="2D3748"/>
+                <w:sz w:val="20"/>
+                <w:szCs w:val="20"/>
+              </w:rPr>
+              <w:t xml:space="preserve">fetch('/api/auth/login', { method:'POST', headers:{'Content-Type':'application/json'}, body: JSON.stringify({ email, password }), credentials:'include' })</w:t>
+            </w:r>
+          </w:p>
+        </w:tc>
+      </w:tr>
+      <w:tr>
+        <w:tc>
+          <w:tcPr>
+            <w:tcBorders>
+              <w:top w:val="single" w:color="CCCCCC" w:sz="1"/>
+              <w:left w:val="single" w:color="CCCCCC" w:sz="1"/>
+              <w:bottom w:val="single" w:color="CCCCCC" w:sz="1"/>
+              <w:right w:val="single" w:color="CCCCCC" w:sz="1"/>
+            </w:tcBorders>
+            <w:shd w:fill="E6F4F5" w:val="clear"/>
+            <w:tcMar>
+              <w:top w:type="dxa" w:w="80"/>
+              <w:left w:type="dxa" w:w="140"/>
+              <w:bottom w:type="dxa" w:w="80"/>
+              <w:right w:type="dxa" w:w="140"/>
+            </w:tcMar>
+          </w:tcPr>
+          <w:p>
+            <w:r>
+              <w:rPr>
+                <w:rFonts w:ascii="Arial" w:cs="Arial" w:eastAsia="Arial" w:hAnsi="Arial"/>
+                <w:color w:val="2D3748"/>
+                <w:sz w:val="20"/>
+                <w:szCs w:val="20"/>
+              </w:rPr>
+              <w:t xml:space="preserve">GET (List)</w:t>
+            </w:r>
+          </w:p>
+        </w:tc>
+        <w:tc>
+          <w:tcPr>
+            <w:tcBorders>
+              <w:top w:val="single" w:color="CCCCCC" w:sz="1"/>
+              <w:left w:val="single" w:color="CCCCCC" w:sz="1"/>
+              <w:bottom w:val="single" w:color="CCCCCC" w:sz="1"/>
+              <w:right w:val="single" w:color="CCCCCC" w:sz="1"/>
+            </w:tcBorders>
+            <w:shd w:fill="E6F4F5" w:val="clear"/>
+            <w:tcMar>
+              <w:top w:type="dxa" w:w="80"/>
+              <w:left w:type="dxa" w:w="140"/>
+              <w:bottom w:type="dxa" w:w="80"/>
+              <w:right w:type="dxa" w:w="140"/>
+            </w:tcMar>
+          </w:tcPr>
+          <w:p>
+            <w:r>
+              <w:rPr>
+                <w:rFonts w:ascii="Arial" w:cs="Arial" w:eastAsia="Arial" w:hAnsi="Arial"/>
+                <w:color w:val="2D3748"/>
+                <w:sz w:val="20"/>
+                <w:szCs w:val="20"/>
+              </w:rPr>
+              <w:t xml:space="preserve">fetch('/api/events?month=4&amp;year=2026', { credentials:'include' }).then(r =&gt; r.json())</w:t>
+            </w:r>
+          </w:p>
+        </w:tc>
+      </w:tr>
+      <w:tr>
+        <w:tc>
+          <w:tcPr>
+            <w:tcBorders>
+              <w:top w:val="single" w:color="CCCCCC" w:sz="1"/>
+              <w:left w:val="single" w:color="CCCCCC" w:sz="1"/>
+              <w:bottom w:val="single" w:color="CCCCCC" w:sz="1"/>
+              <w:right w:val="single" w:color="CCCCCC" w:sz="1"/>
+            </w:tcBorders>
+            <w:shd w:fill="FFFFFF" w:val="clear"/>
+            <w:tcMar>
+              <w:top w:type="dxa" w:w="80"/>
+              <w:left w:type="dxa" w:w="140"/>
+              <w:bottom w:type="dxa" w:w="80"/>
+              <w:right w:type="dxa" w:w="140"/>
+            </w:tcMar>
+          </w:tcPr>
+          <w:p>
+            <w:r>
+              <w:rPr>
+                <w:rFonts w:ascii="Arial" w:cs="Arial" w:eastAsia="Arial" w:hAnsi="Arial"/>
+                <w:color w:val="2D3748"/>
+                <w:sz w:val="20"/>
+                <w:szCs w:val="20"/>
+              </w:rPr>
+              <w:t xml:space="preserve">PUT (Update)</w:t>
+            </w:r>
+          </w:p>
+        </w:tc>
+        <w:tc>
+          <w:tcPr>
+            <w:tcBorders>
+              <w:top w:val="single" w:color="CCCCCC" w:sz="1"/>
+              <w:left w:val="single" w:color="CCCCCC" w:sz="1"/>
+              <w:bottom w:val="single" w:color="CCCCCC" w:sz="1"/>
+              <w:right w:val="single" w:color="CCCCCC" w:sz="1"/>
+            </w:tcBorders>
+            <w:shd w:fill="FFFFFF" w:val="clear"/>
+            <w:tcMar>
+              <w:top w:type="dxa" w:w="80"/>
+              <w:left w:type="dxa" w:w="140"/>
+              <w:bottom w:type="dxa" w:w="80"/>
+              <w:right w:type="dxa" w:w="140"/>
+            </w:tcMar>
+          </w:tcPr>
+          <w:p>
+            <w:r>
+              <w:rPr>
+                <w:rFonts w:ascii="Arial" w:cs="Arial" w:eastAsia="Arial" w:hAnsi="Arial"/>
+                <w:color w:val="2D3748"/>
+                <w:sz w:val="20"/>
+                <w:szCs w:val="20"/>
+              </w:rPr>
+              <w:t xml:space="preserve">fetch('/api/events/'+id, { method:'PUT', headers:{'Content-Type':'application/json'}, body: JSON.stringify(updates), credentials:'include' })</w:t>
+            </w:r>
+          </w:p>
+        </w:tc>
+      </w:tr>
+      <w:tr>
+        <w:tc>
+          <w:tcPr>
+            <w:tcBorders>
+              <w:top w:val="single" w:color="CCCCCC" w:sz="1"/>
+              <w:left w:val="single" w:color="CCCCCC" w:sz="1"/>
+              <w:bottom w:val="single" w:color="CCCCCC" w:sz="1"/>
+              <w:right w:val="single" w:color="CCCCCC" w:sz="1"/>
+            </w:tcBorders>
+            <w:shd w:fill="E6F4F5" w:val="clear"/>
+            <w:tcMar>
+              <w:top w:type="dxa" w:w="80"/>
+              <w:left w:type="dxa" w:w="140"/>
+              <w:bottom w:type="dxa" w:w="80"/>
+              <w:right w:type="dxa" w:w="140"/>
+            </w:tcMar>
+          </w:tcPr>
+          <w:p>
+            <w:r>
+              <w:rPr>
+                <w:rFonts w:ascii="Arial" w:cs="Arial" w:eastAsia="Arial" w:hAnsi="Arial"/>
+                <w:color w:val="2D3748"/>
+                <w:sz w:val="20"/>
+                <w:szCs w:val="20"/>
+              </w:rPr>
+              <w:t xml:space="preserve">DELETE</w:t>
+            </w:r>
+          </w:p>
+        </w:tc>
+        <w:tc>
+          <w:tcPr>
+            <w:tcBorders>
+              <w:top w:val="single" w:color="CCCCCC" w:sz="1"/>
+              <w:left w:val="single" w:color="CCCCCC" w:sz="1"/>
+              <w:bottom w:val="single" w:color="CCCCCC" w:sz="1"/>
+              <w:right w:val="single" w:color="CCCCCC" w:sz="1"/>
+            </w:tcBorders>
+            <w:shd w:fill="E6F4F5" w:val="clear"/>
+            <w:tcMar>
+              <w:top w:type="dxa" w:w="80"/>
+              <w:left w:type="dxa" w:w="140"/>
+              <w:bottom w:type="dxa" w:w="80"/>
+              <w:right w:type="dxa" w:w="140"/>
+            </w:tcMar>
+          </w:tcPr>
+          <w:p>
+            <w:r>
+              <w:rPr>
+                <w:rFonts w:ascii="Arial" w:cs="Arial" w:eastAsia="Arial" w:hAnsi="Arial"/>
+                <w:color w:val="2D3748"/>
+                <w:sz w:val="20"/>
+                <w:szCs w:val="20"/>
+              </w:rPr>
+              <w:t xml:space="preserve">fetch('/api/events/'+id, { method:'DELETE', credentials:'include' })</w:t>
+            </w:r>
+          </w:p>
+        </w:tc>
+      </w:tr>
+      <w:tr>
+        <w:tc>
+          <w:tcPr>
+            <w:tcBorders>
+              <w:top w:val="single" w:color="CCCCCC" w:sz="1"/>
+              <w:left w:val="single" w:color="CCCCCC" w:sz="1"/>
+              <w:bottom w:val="single" w:color="CCCCCC" w:sz="1"/>
+              <w:right w:val="single" w:color="CCCCCC" w:sz="1"/>
+            </w:tcBorders>
+            <w:shd w:fill="FFFFFF" w:val="clear"/>
+            <w:tcMar>
+              <w:top w:type="dxa" w:w="80"/>
+              <w:left w:type="dxa" w:w="140"/>
+              <w:bottom w:type="dxa" w:w="80"/>
+              <w:right w:type="dxa" w:w="140"/>
+            </w:tcMar>
+          </w:tcPr>
+          <w:p>
+            <w:r>
+              <w:rPr>
+                <w:rFonts w:ascii="Arial" w:cs="Arial" w:eastAsia="Arial" w:hAnsi="Arial"/>
+                <w:color w:val="2D3748"/>
+                <w:sz w:val="20"/>
+                <w:szCs w:val="20"/>
+              </w:rPr>
+              <w:t xml:space="preserve">Error Handling</w:t>
+            </w:r>
+          </w:p>
+        </w:tc>
+        <w:tc>
+          <w:tcPr>
+            <w:tcBorders>
+              <w:top w:val="single" w:color="CCCCCC" w:sz="1"/>
+              <w:left w:val="single" w:color="CCCCCC" w:sz="1"/>
+              <w:bottom w:val="single" w:color="CCCCCC" w:sz="1"/>
+              <w:right w:val="single" w:color="CCCCCC" w:sz="1"/>
+            </w:tcBorders>
+            <w:shd w:fill="FFFFFF" w:val="clear"/>
+            <w:tcMar>
+              <w:top w:type="dxa" w:w="80"/>
+              <w:left w:type="dxa" w:w="140"/>
+              <w:bottom w:type="dxa" w:w="80"/>
+              <w:right w:type="dxa" w:w="140"/>
+            </w:tcMar>
+          </w:tcPr>
+          <w:p>
+            <w:r>
+              <w:rPr>
+                <w:rFonts w:ascii="Arial" w:cs="Arial" w:eastAsia="Arial" w:hAnsi="Arial"/>
+                <w:color w:val="2D3748"/>
+                <w:sz w:val="20"/>
+                <w:szCs w:val="20"/>
+              </w:rPr>
+              <w:t xml:space="preserve">Check response.ok; if false, parse response.json() to get { success:false, error:'...' } and display to user</w:t>
+            </w:r>
+          </w:p>
+        </w:tc>
+      </w:tr>
+    </w:tbl>
+    <w:p>
+      <w:pPr>
+        <w:spacing w:after="0" w:before="80"/>
+      </w:pPr>
+      <w:r>
+        <w:t xml:space="preserve"/>
+      </w:r>
+    </w:p>
+    <w:p>
+      <w:pPr>
+        <w:pBdr>
+          <w:left w:val="single" w:color="1A6B72" w:sz="12" w:space="6"/>
+        </w:pBdr>
+        <w:spacing w:after="100" w:before="100"/>
+        <w:ind w:left="360"/>
+      </w:pPr>
+      <w:r>
+        <w:rPr>
+          <w:rFonts w:ascii="Arial" w:cs="Arial" w:eastAsia="Arial" w:hAnsi="Arial"/>
+          <w:color w:val="1A6B72"/>
+          <w:sz w:val="20"/>
+          <w:szCs w:val="20"/>
+        </w:rPr>
+        <w:t xml:space="preserve">ℹ credentials:'include' is required on all fetch() calls so the browser sends the JSESSIONID cookie with each request to maintain the Jakarta HttpSession.</w:t>
+      </w:r>
+    </w:p>
     <w:p>
       <w:pPr>
         <w:spacing w:after="0" w:before="160"/>
@@ -17459,7 +24480,7 @@
           <w:sz w:val="22"/>
           <w:szCs w:val="22"/>
         </w:rPr>
-        <w:t xml:space="preserve">All passwords must be hashed with bcrypt (salt rounds ≥ 12).</w:t>
+        <w:t xml:space="preserve">All passwords must be hashed with SHA-256 before storing. Never store plaintext passwords.</w:t>
       </w:r>
     </w:p>
     <w:p>
@@ -17478,7 +24499,7 @@
           <w:sz w:val="22"/>
           <w:szCs w:val="22"/>
         </w:rPr>
-        <w:t xml:space="preserve">JWT tokens must expire in 24 hours; refresh tokens in 7 days.</w:t>
+        <w:t xml:space="preserve">All SQL must use PreparedStatement with bound parameters — no string concatenation in SQL queries.</w:t>
       </w:r>
     </w:p>
     <w:p>
@@ -17497,7 +24518,7 @@
           <w:sz w:val="22"/>
           <w:szCs w:val="22"/>
         </w:rPr>
-        <w:t xml:space="preserve">All API endpoints must validate and sanitize inputs to prevent SQL injection and XSS.</w:t>
+        <w:t xml:space="preserve">Jakarta HttpSession is used for auth state. Sessions must be invalidated on logout via session.invalidate().</w:t>
       </w:r>
     </w:p>
     <w:p>
@@ -17516,7 +24537,7 @@
           <w:sz w:val="22"/>
           <w:szCs w:val="22"/>
         </w:rPr>
-        <w:t xml:space="preserve">Role-based middleware must protect all /dashboard/* and admin routes.</w:t>
+        <w:t xml:space="preserve">AuthFilter.java must intercept all /api/* routes and verify session attributes before passing the request to any Servlet.</w:t>
       </w:r>
     </w:p>
     <w:p>
@@ -17535,7 +24556,64 @@
           <w:sz w:val="22"/>
           <w:szCs w:val="22"/>
         </w:rPr>
-        <w:t xml:space="preserve">HTTPS enforced in production; HTTP Strict Transport Security (HSTS) headers set.</w:t>
+        <w:t xml:space="preserve">JSON inputs must be validated in the Servlet layer before reaching the DAO layer; reject unexpected fields.</w:t>
+      </w:r>
+    </w:p>
+    <w:p>
+      <w:pPr>
+        <w:pStyle w:val="ListParagraph"/>
+        <w:numPr>
+          <w:ilvl w:val="0"/>
+          <w:numId w:val="3"/>
+        </w:numPr>
+        <w:spacing w:after="60" w:before="60"/>
+      </w:pPr>
+      <w:r>
+        <w:rPr>
+          <w:rFonts w:ascii="Arial" w:cs="Arial" w:eastAsia="Arial" w:hAnsi="Arial"/>
+          <w:color w:val="2D3748"/>
+          <w:sz w:val="22"/>
+          <w:szCs w:val="22"/>
+        </w:rPr>
+        <w:t xml:space="preserve">Response headers must include: X-Content-Type-Options: nosniff, X-Frame-Options: DENY to prevent XSS and clickjacking.</w:t>
+      </w:r>
+    </w:p>
+    <w:p>
+      <w:pPr>
+        <w:pStyle w:val="ListParagraph"/>
+        <w:numPr>
+          <w:ilvl w:val="0"/>
+          <w:numId w:val="3"/>
+        </w:numPr>
+        <w:spacing w:after="60" w:before="60"/>
+      </w:pPr>
+      <w:r>
+        <w:rPr>
+          <w:rFonts w:ascii="Arial" w:cs="Arial" w:eastAsia="Arial" w:hAnsi="Arial"/>
+          <w:color w:val="2D3748"/>
+          <w:sz w:val="22"/>
+          <w:szCs w:val="22"/>
+        </w:rPr>
+        <w:t xml:space="preserve">HTTPS enforced in production via Tomcat SSL connector; HTTP Strict Transport Security (HSTS) headers set.</w:t>
+      </w:r>
+    </w:p>
+    <w:p>
+      <w:pPr>
+        <w:pStyle w:val="ListParagraph"/>
+        <w:numPr>
+          <w:ilvl w:val="0"/>
+          <w:numId w:val="3"/>
+        </w:numPr>
+        <w:spacing w:after="60" w:before="60"/>
+      </w:pPr>
+      <w:r>
+        <w:rPr>
+          <w:rFonts w:ascii="Arial" w:cs="Arial" w:eastAsia="Arial" w:hAnsi="Arial"/>
+          <w:color w:val="2D3748"/>
+          <w:sz w:val="22"/>
+          <w:szCs w:val="22"/>
+        </w:rPr>
+        <w:t xml:space="preserve">CORS headers restricted to the frontend origin only, configured in a CORS Filter registered in web.xml.</w:t>
       </w:r>
     </w:p>
     <w:p>
@@ -19510,7 +26588,7 @@
                 <w:sz w:val="20"/>
                 <w:szCs w:val="20"/>
               </w:rPr>
-              <w:t xml:space="preserve">Project setup, DB schema, Auth module (Signup + Login), Bug Fix #8.1</w:t>
+              <w:t xml:space="preserve">Maven project setup, DBUtil.java (JDBC pool), schema.sql, AuthFilter.java, SignupServlet + LoginServlet with JSON request/response, Bug Fix #8.1</w:t>
             </w:r>
           </w:p>
         </w:tc>
@@ -19596,7 +26674,7 @@
                 <w:sz w:val="20"/>
                 <w:szCs w:val="20"/>
               </w:rPr>
-              <w:t xml:space="preserve">Public Home Page, Participant Dashboard, Event Listing &amp; Participation</w:t>
+              <w:t xml:space="preserve">EventListServlet (public), EventDetailServlet, ParticipateServlet, MyEventsServlet, Frontend JS fetch() for Home Page and Participant Dashboard</w:t>
             </w:r>
           </w:p>
         </w:tc>
@@ -19682,7 +26760,7 @@
                 <w:sz w:val="20"/>
                 <w:szCs w:val="20"/>
               </w:rPr>
-              <w:t xml:space="preserve">OC Member Registration (domain selection), POC Dashboard, Service Management</w:t>
+              <w:t xml:space="preserve">OC registration with domain selection, ServiceListServlet, LinkServiceServlet, POC Dashboard JS, JSON API for services</w:t>
             </w:r>
           </w:p>
         </w:tc>
@@ -19768,7 +26846,7 @@
                 <w:sz w:val="20"/>
                 <w:szCs w:val="20"/>
               </w:rPr>
-              <w:t xml:space="preserve">Organizer Dashboard, Budget Module, Special Offers, Event Status Workflow</w:t>
+              <w:t xml:space="preserve">CreateEventServlet, UpdateEventServlet, EventStatusServlet (Faculty Approval flow), BudgetServlet suite, SpecialOfferServlet, Organizer Dashboard JS</w:t>
             </w:r>
           </w:p>
         </w:tc>
@@ -19854,7 +26932,7 @@
                 <w:sz w:val="20"/>
                 <w:szCs w:val="20"/>
               </w:rPr>
-              <w:t xml:space="preserve">Faculty Advisor Dashboard, 4YS Dashboard, Feedback Module</w:t>
+              <w:t xml:space="preserve">Faculty Advisor Dashboard JS, 4YS Dashboard, FeedbackServlet (submit + view), GetBudgetServlet with read-only JSON response for POC/OC</w:t>
             </w:r>
           </w:p>
         </w:tc>
@@ -19940,7 +27018,7 @@
                 <w:sz w:val="20"/>
                 <w:szCs w:val="20"/>
               </w:rPr>
-              <w:t xml:space="preserve">Testing, Bug Fixes, Performance Optimization, Deployment</w:t>
+              <w:t xml:space="preserve">JUnit 5 tests for all DAO + Servlet classes, JDBC query optimization (indexes), Tomcat deployment, end-to-end testing, bug fixes</w:t>
             </w:r>
           </w:p>
         </w:tc>
@@ -20718,35 +27796,35 @@
                 <w:sz w:val="20"/>
                 <w:szCs w:val="20"/>
               </w:rPr>
-              <w:t xml:space="preserve">JWT</w:t>
-            </w:r>
-          </w:p>
-        </w:tc>
-        <w:tc>
-          <w:tcPr>
-            <w:tcBorders>
-              <w:top w:val="single" w:color="CCCCCC" w:sz="1"/>
-              <w:left w:val="single" w:color="CCCCCC" w:sz="1"/>
-              <w:bottom w:val="single" w:color="CCCCCC" w:sz="1"/>
-              <w:right w:val="single" w:color="CCCCCC" w:sz="1"/>
-            </w:tcBorders>
-            <w:shd w:fill="E6F4F5" w:val="clear"/>
-            <w:tcMar>
-              <w:top w:type="dxa" w:w="80"/>
-              <w:left w:type="dxa" w:w="140"/>
-              <w:bottom w:type="dxa" w:w="80"/>
-              <w:right w:type="dxa" w:w="140"/>
-            </w:tcMar>
-          </w:tcPr>
-          <w:p>
-            <w:r>
-              <w:rPr>
-                <w:rFonts w:ascii="Arial" w:cs="Arial" w:eastAsia="Arial" w:hAnsi="Arial"/>
-                <w:color w:val="2D3748"/>
-                <w:sz w:val="20"/>
-                <w:szCs w:val="20"/>
-              </w:rPr>
-              <w:t xml:space="preserve">JSON Web Token — stateless authentication mechanism</w:t>
+              <w:t xml:space="preserve">Jakarta Servlet</w:t>
+            </w:r>
+          </w:p>
+        </w:tc>
+        <w:tc>
+          <w:tcPr>
+            <w:tcBorders>
+              <w:top w:val="single" w:color="CCCCCC" w:sz="1"/>
+              <w:left w:val="single" w:color="CCCCCC" w:sz="1"/>
+              <w:bottom w:val="single" w:color="CCCCCC" w:sz="1"/>
+              <w:right w:val="single" w:color="CCCCCC" w:sz="1"/>
+            </w:tcBorders>
+            <w:shd w:fill="E6F4F5" w:val="clear"/>
+            <w:tcMar>
+              <w:top w:type="dxa" w:w="80"/>
+              <w:left w:type="dxa" w:w="140"/>
+              <w:bottom w:type="dxa" w:w="80"/>
+              <w:right w:type="dxa" w:w="140"/>
+            </w:tcMar>
+          </w:tcPr>
+          <w:p>
+            <w:r>
+              <w:rPr>
+                <w:rFonts w:ascii="Arial" w:cs="Arial" w:eastAsia="Arial" w:hAnsi="Arial"/>
+                <w:color w:val="2D3748"/>
+                <w:sz w:val="20"/>
+                <w:szCs w:val="20"/>
+              </w:rPr>
+              <w:t xml:space="preserve">Java EE standard API for handling HTTP requests/responses server-side; deployed on Tomcat 10+</w:t>
             </w:r>
           </w:p>
         </w:tc>
@@ -20776,6 +27854,528 @@
                 <w:sz w:val="20"/>
                 <w:szCs w:val="20"/>
               </w:rPr>
+              <w:t xml:space="preserve">JDBC</w:t>
+            </w:r>
+          </w:p>
+        </w:tc>
+        <w:tc>
+          <w:tcPr>
+            <w:tcBorders>
+              <w:top w:val="single" w:color="CCCCCC" w:sz="1"/>
+              <w:left w:val="single" w:color="CCCCCC" w:sz="1"/>
+              <w:bottom w:val="single" w:color="CCCCCC" w:sz="1"/>
+              <w:right w:val="single" w:color="CCCCCC" w:sz="1"/>
+            </w:tcBorders>
+            <w:shd w:fill="FFFFFF" w:val="clear"/>
+            <w:tcMar>
+              <w:top w:type="dxa" w:w="80"/>
+              <w:left w:type="dxa" w:w="140"/>
+              <w:bottom w:type="dxa" w:w="80"/>
+              <w:right w:type="dxa" w:w="140"/>
+            </w:tcMar>
+          </w:tcPr>
+          <w:p>
+            <w:r>
+              <w:rPr>
+                <w:rFonts w:ascii="Arial" w:cs="Arial" w:eastAsia="Arial" w:hAnsi="Arial"/>
+                <w:color w:val="2D3748"/>
+                <w:sz w:val="20"/>
+                <w:szCs w:val="20"/>
+              </w:rPr>
+              <w:t xml:space="preserve">Java Database Connectivity — Java API for executing SQL against relational databases</w:t>
+            </w:r>
+          </w:p>
+        </w:tc>
+      </w:tr>
+      <w:tr>
+        <w:tc>
+          <w:tcPr>
+            <w:tcBorders>
+              <w:top w:val="single" w:color="CCCCCC" w:sz="1"/>
+              <w:left w:val="single" w:color="CCCCCC" w:sz="1"/>
+              <w:bottom w:val="single" w:color="CCCCCC" w:sz="1"/>
+              <w:right w:val="single" w:color="CCCCCC" w:sz="1"/>
+            </w:tcBorders>
+            <w:shd w:fill="E6F4F5" w:val="clear"/>
+            <w:tcMar>
+              <w:top w:type="dxa" w:w="80"/>
+              <w:left w:type="dxa" w:w="140"/>
+              <w:bottom w:type="dxa" w:w="80"/>
+              <w:right w:type="dxa" w:w="140"/>
+            </w:tcMar>
+          </w:tcPr>
+          <w:p>
+            <w:r>
+              <w:rPr>
+                <w:rFonts w:ascii="Arial" w:cs="Arial" w:eastAsia="Arial" w:hAnsi="Arial"/>
+                <w:color w:val="2D3748"/>
+                <w:sz w:val="20"/>
+                <w:szCs w:val="20"/>
+              </w:rPr>
+              <w:t xml:space="preserve">DAO</w:t>
+            </w:r>
+          </w:p>
+        </w:tc>
+        <w:tc>
+          <w:tcPr>
+            <w:tcBorders>
+              <w:top w:val="single" w:color="CCCCCC" w:sz="1"/>
+              <w:left w:val="single" w:color="CCCCCC" w:sz="1"/>
+              <w:bottom w:val="single" w:color="CCCCCC" w:sz="1"/>
+              <w:right w:val="single" w:color="CCCCCC" w:sz="1"/>
+            </w:tcBorders>
+            <w:shd w:fill="E6F4F5" w:val="clear"/>
+            <w:tcMar>
+              <w:top w:type="dxa" w:w="80"/>
+              <w:left w:type="dxa" w:w="140"/>
+              <w:bottom w:type="dxa" w:w="80"/>
+              <w:right w:type="dxa" w:w="140"/>
+            </w:tcMar>
+          </w:tcPr>
+          <w:p>
+            <w:r>
+              <w:rPr>
+                <w:rFonts w:ascii="Arial" w:cs="Arial" w:eastAsia="Arial" w:hAnsi="Arial"/>
+                <w:color w:val="2D3748"/>
+                <w:sz w:val="20"/>
+                <w:szCs w:val="20"/>
+              </w:rPr>
+              <w:t xml:space="preserve">Data Access Object — Java class encapsulating all JDBC SQL for a given entity</w:t>
+            </w:r>
+          </w:p>
+        </w:tc>
+      </w:tr>
+      <w:tr>
+        <w:tc>
+          <w:tcPr>
+            <w:tcBorders>
+              <w:top w:val="single" w:color="CCCCCC" w:sz="1"/>
+              <w:left w:val="single" w:color="CCCCCC" w:sz="1"/>
+              <w:bottom w:val="single" w:color="CCCCCC" w:sz="1"/>
+              <w:right w:val="single" w:color="CCCCCC" w:sz="1"/>
+            </w:tcBorders>
+            <w:shd w:fill="FFFFFF" w:val="clear"/>
+            <w:tcMar>
+              <w:top w:type="dxa" w:w="80"/>
+              <w:left w:type="dxa" w:w="140"/>
+              <w:bottom w:type="dxa" w:w="80"/>
+              <w:right w:type="dxa" w:w="140"/>
+            </w:tcMar>
+          </w:tcPr>
+          <w:p>
+            <w:r>
+              <w:rPr>
+                <w:rFonts w:ascii="Arial" w:cs="Arial" w:eastAsia="Arial" w:hAnsi="Arial"/>
+                <w:color w:val="2D3748"/>
+                <w:sz w:val="20"/>
+                <w:szCs w:val="20"/>
+              </w:rPr>
+              <w:t xml:space="preserve">PreparedStatement</w:t>
+            </w:r>
+          </w:p>
+        </w:tc>
+        <w:tc>
+          <w:tcPr>
+            <w:tcBorders>
+              <w:top w:val="single" w:color="CCCCCC" w:sz="1"/>
+              <w:left w:val="single" w:color="CCCCCC" w:sz="1"/>
+              <w:bottom w:val="single" w:color="CCCCCC" w:sz="1"/>
+              <w:right w:val="single" w:color="CCCCCC" w:sz="1"/>
+            </w:tcBorders>
+            <w:shd w:fill="FFFFFF" w:val="clear"/>
+            <w:tcMar>
+              <w:top w:type="dxa" w:w="80"/>
+              <w:left w:type="dxa" w:w="140"/>
+              <w:bottom w:type="dxa" w:w="80"/>
+              <w:right w:type="dxa" w:w="140"/>
+            </w:tcMar>
+          </w:tcPr>
+          <w:p>
+            <w:r>
+              <w:rPr>
+                <w:rFonts w:ascii="Arial" w:cs="Arial" w:eastAsia="Arial" w:hAnsi="Arial"/>
+                <w:color w:val="2D3748"/>
+                <w:sz w:val="20"/>
+                <w:szCs w:val="20"/>
+              </w:rPr>
+              <w:t xml:space="preserve">JDBC interface for parameterized SQL queries; prevents SQL injection</w:t>
+            </w:r>
+          </w:p>
+        </w:tc>
+      </w:tr>
+      <w:tr>
+        <w:tc>
+          <w:tcPr>
+            <w:tcBorders>
+              <w:top w:val="single" w:color="CCCCCC" w:sz="1"/>
+              <w:left w:val="single" w:color="CCCCCC" w:sz="1"/>
+              <w:bottom w:val="single" w:color="CCCCCC" w:sz="1"/>
+              <w:right w:val="single" w:color="CCCCCC" w:sz="1"/>
+            </w:tcBorders>
+            <w:shd w:fill="E6F4F5" w:val="clear"/>
+            <w:tcMar>
+              <w:top w:type="dxa" w:w="80"/>
+              <w:left w:type="dxa" w:w="140"/>
+              <w:bottom w:type="dxa" w:w="80"/>
+              <w:right w:type="dxa" w:w="140"/>
+            </w:tcMar>
+          </w:tcPr>
+          <w:p>
+            <w:r>
+              <w:rPr>
+                <w:rFonts w:ascii="Arial" w:cs="Arial" w:eastAsia="Arial" w:hAnsi="Arial"/>
+                <w:color w:val="2D3748"/>
+                <w:sz w:val="20"/>
+                <w:szCs w:val="20"/>
+              </w:rPr>
+              <w:t xml:space="preserve">DBUtil</w:t>
+            </w:r>
+          </w:p>
+        </w:tc>
+        <w:tc>
+          <w:tcPr>
+            <w:tcBorders>
+              <w:top w:val="single" w:color="CCCCCC" w:sz="1"/>
+              <w:left w:val="single" w:color="CCCCCC" w:sz="1"/>
+              <w:bottom w:val="single" w:color="CCCCCC" w:sz="1"/>
+              <w:right w:val="single" w:color="CCCCCC" w:sz="1"/>
+            </w:tcBorders>
+            <w:shd w:fill="E6F4F5" w:val="clear"/>
+            <w:tcMar>
+              <w:top w:type="dxa" w:w="80"/>
+              <w:left w:type="dxa" w:w="140"/>
+              <w:bottom w:type="dxa" w:w="80"/>
+              <w:right w:type="dxa" w:w="140"/>
+            </w:tcMar>
+          </w:tcPr>
+          <w:p>
+            <w:r>
+              <w:rPr>
+                <w:rFonts w:ascii="Arial" w:cs="Arial" w:eastAsia="Arial" w:hAnsi="Arial"/>
+                <w:color w:val="2D3748"/>
+                <w:sz w:val="20"/>
+                <w:szCs w:val="20"/>
+              </w:rPr>
+              <w:t xml:space="preserve">Utility class wrapping Apache DBCP2 connection pool; provides getConnection()</w:t>
+            </w:r>
+          </w:p>
+        </w:tc>
+      </w:tr>
+      <w:tr>
+        <w:tc>
+          <w:tcPr>
+            <w:tcBorders>
+              <w:top w:val="single" w:color="CCCCCC" w:sz="1"/>
+              <w:left w:val="single" w:color="CCCCCC" w:sz="1"/>
+              <w:bottom w:val="single" w:color="CCCCCC" w:sz="1"/>
+              <w:right w:val="single" w:color="CCCCCC" w:sz="1"/>
+            </w:tcBorders>
+            <w:shd w:fill="FFFFFF" w:val="clear"/>
+            <w:tcMar>
+              <w:top w:type="dxa" w:w="80"/>
+              <w:left w:type="dxa" w:w="140"/>
+              <w:bottom w:type="dxa" w:w="80"/>
+              <w:right w:type="dxa" w:w="140"/>
+            </w:tcMar>
+          </w:tcPr>
+          <w:p>
+            <w:r>
+              <w:rPr>
+                <w:rFonts w:ascii="Arial" w:cs="Arial" w:eastAsia="Arial" w:hAnsi="Arial"/>
+                <w:color w:val="2D3748"/>
+                <w:sz w:val="20"/>
+                <w:szCs w:val="20"/>
+              </w:rPr>
+              <w:t xml:space="preserve">Gson</w:t>
+            </w:r>
+          </w:p>
+        </w:tc>
+        <w:tc>
+          <w:tcPr>
+            <w:tcBorders>
+              <w:top w:val="single" w:color="CCCCCC" w:sz="1"/>
+              <w:left w:val="single" w:color="CCCCCC" w:sz="1"/>
+              <w:bottom w:val="single" w:color="CCCCCC" w:sz="1"/>
+              <w:right w:val="single" w:color="CCCCCC" w:sz="1"/>
+            </w:tcBorders>
+            <w:shd w:fill="FFFFFF" w:val="clear"/>
+            <w:tcMar>
+              <w:top w:type="dxa" w:w="80"/>
+              <w:left w:type="dxa" w:w="140"/>
+              <w:bottom w:type="dxa" w:w="80"/>
+              <w:right w:type="dxa" w:w="140"/>
+            </w:tcMar>
+          </w:tcPr>
+          <w:p>
+            <w:r>
+              <w:rPr>
+                <w:rFonts w:ascii="Arial" w:cs="Arial" w:eastAsia="Arial" w:hAnsi="Arial"/>
+                <w:color w:val="2D3748"/>
+                <w:sz w:val="20"/>
+                <w:szCs w:val="20"/>
+              </w:rPr>
+              <w:t xml:space="preserve">Google JSON library used to serialize Java objects to JSON and parse JSON request bodies</w:t>
+            </w:r>
+          </w:p>
+        </w:tc>
+      </w:tr>
+      <w:tr>
+        <w:tc>
+          <w:tcPr>
+            <w:tcBorders>
+              <w:top w:val="single" w:color="CCCCCC" w:sz="1"/>
+              <w:left w:val="single" w:color="CCCCCC" w:sz="1"/>
+              <w:bottom w:val="single" w:color="CCCCCC" w:sz="1"/>
+              <w:right w:val="single" w:color="CCCCCC" w:sz="1"/>
+            </w:tcBorders>
+            <w:shd w:fill="E6F4F5" w:val="clear"/>
+            <w:tcMar>
+              <w:top w:type="dxa" w:w="80"/>
+              <w:left w:type="dxa" w:w="140"/>
+              <w:bottom w:type="dxa" w:w="80"/>
+              <w:right w:type="dxa" w:w="140"/>
+            </w:tcMar>
+          </w:tcPr>
+          <w:p>
+            <w:r>
+              <w:rPr>
+                <w:rFonts w:ascii="Arial" w:cs="Arial" w:eastAsia="Arial" w:hAnsi="Arial"/>
+                <w:color w:val="2D3748"/>
+                <w:sz w:val="20"/>
+                <w:szCs w:val="20"/>
+              </w:rPr>
+              <w:t xml:space="preserve">HttpSession</w:t>
+            </w:r>
+          </w:p>
+        </w:tc>
+        <w:tc>
+          <w:tcPr>
+            <w:tcBorders>
+              <w:top w:val="single" w:color="CCCCCC" w:sz="1"/>
+              <w:left w:val="single" w:color="CCCCCC" w:sz="1"/>
+              <w:bottom w:val="single" w:color="CCCCCC" w:sz="1"/>
+              <w:right w:val="single" w:color="CCCCCC" w:sz="1"/>
+            </w:tcBorders>
+            <w:shd w:fill="E6F4F5" w:val="clear"/>
+            <w:tcMar>
+              <w:top w:type="dxa" w:w="80"/>
+              <w:left w:type="dxa" w:w="140"/>
+              <w:bottom w:type="dxa" w:w="80"/>
+              <w:right w:type="dxa" w:w="140"/>
+            </w:tcMar>
+          </w:tcPr>
+          <w:p>
+            <w:r>
+              <w:rPr>
+                <w:rFonts w:ascii="Arial" w:cs="Arial" w:eastAsia="Arial" w:hAnsi="Arial"/>
+                <w:color w:val="2D3748"/>
+                <w:sz w:val="20"/>
+                <w:szCs w:val="20"/>
+              </w:rPr>
+              <w:t xml:space="preserve">Jakarta Servlet session object; stores user auth state server-side keyed by JSESSIONID cookie</w:t>
+            </w:r>
+          </w:p>
+        </w:tc>
+      </w:tr>
+      <w:tr>
+        <w:tc>
+          <w:tcPr>
+            <w:tcBorders>
+              <w:top w:val="single" w:color="CCCCCC" w:sz="1"/>
+              <w:left w:val="single" w:color="CCCCCC" w:sz="1"/>
+              <w:bottom w:val="single" w:color="CCCCCC" w:sz="1"/>
+              <w:right w:val="single" w:color="CCCCCC" w:sz="1"/>
+            </w:tcBorders>
+            <w:shd w:fill="FFFFFF" w:val="clear"/>
+            <w:tcMar>
+              <w:top w:type="dxa" w:w="80"/>
+              <w:left w:type="dxa" w:w="140"/>
+              <w:bottom w:type="dxa" w:w="80"/>
+              <w:right w:type="dxa" w:w="140"/>
+            </w:tcMar>
+          </w:tcPr>
+          <w:p>
+            <w:r>
+              <w:rPr>
+                <w:rFonts w:ascii="Arial" w:cs="Arial" w:eastAsia="Arial" w:hAnsi="Arial"/>
+                <w:color w:val="2D3748"/>
+                <w:sz w:val="20"/>
+                <w:szCs w:val="20"/>
+              </w:rPr>
+              <w:t xml:space="preserve">AuthFilter</w:t>
+            </w:r>
+          </w:p>
+        </w:tc>
+        <w:tc>
+          <w:tcPr>
+            <w:tcBorders>
+              <w:top w:val="single" w:color="CCCCCC" w:sz="1"/>
+              <w:left w:val="single" w:color="CCCCCC" w:sz="1"/>
+              <w:bottom w:val="single" w:color="CCCCCC" w:sz="1"/>
+              <w:right w:val="single" w:color="CCCCCC" w:sz="1"/>
+            </w:tcBorders>
+            <w:shd w:fill="FFFFFF" w:val="clear"/>
+            <w:tcMar>
+              <w:top w:type="dxa" w:w="80"/>
+              <w:left w:type="dxa" w:w="140"/>
+              <w:bottom w:type="dxa" w:w="80"/>
+              <w:right w:type="dxa" w:w="140"/>
+            </w:tcMar>
+          </w:tcPr>
+          <w:p>
+            <w:r>
+              <w:rPr>
+                <w:rFonts w:ascii="Arial" w:cs="Arial" w:eastAsia="Arial" w:hAnsi="Arial"/>
+                <w:color w:val="2D3748"/>
+                <w:sz w:val="20"/>
+                <w:szCs w:val="20"/>
+              </w:rPr>
+              <w:t xml:space="preserve">Jakarta Filter class intercepting all /api/* requests to enforce session-based RBAC</w:t>
+            </w:r>
+          </w:p>
+        </w:tc>
+      </w:tr>
+      <w:tr>
+        <w:tc>
+          <w:tcPr>
+            <w:tcBorders>
+              <w:top w:val="single" w:color="CCCCCC" w:sz="1"/>
+              <w:left w:val="single" w:color="CCCCCC" w:sz="1"/>
+              <w:bottom w:val="single" w:color="CCCCCC" w:sz="1"/>
+              <w:right w:val="single" w:color="CCCCCC" w:sz="1"/>
+            </w:tcBorders>
+            <w:shd w:fill="E6F4F5" w:val="clear"/>
+            <w:tcMar>
+              <w:top w:type="dxa" w:w="80"/>
+              <w:left w:type="dxa" w:w="140"/>
+              <w:bottom w:type="dxa" w:w="80"/>
+              <w:right w:type="dxa" w:w="140"/>
+            </w:tcMar>
+          </w:tcPr>
+          <w:p>
+            <w:r>
+              <w:rPr>
+                <w:rFonts w:ascii="Arial" w:cs="Arial" w:eastAsia="Arial" w:hAnsi="Arial"/>
+                <w:color w:val="2D3748"/>
+                <w:sz w:val="20"/>
+                <w:szCs w:val="20"/>
+              </w:rPr>
+              <w:t xml:space="preserve">fetch()</w:t>
+            </w:r>
+          </w:p>
+        </w:tc>
+        <w:tc>
+          <w:tcPr>
+            <w:tcBorders>
+              <w:top w:val="single" w:color="CCCCCC" w:sz="1"/>
+              <w:left w:val="single" w:color="CCCCCC" w:sz="1"/>
+              <w:bottom w:val="single" w:color="CCCCCC" w:sz="1"/>
+              <w:right w:val="single" w:color="CCCCCC" w:sz="1"/>
+            </w:tcBorders>
+            <w:shd w:fill="E6F4F5" w:val="clear"/>
+            <w:tcMar>
+              <w:top w:type="dxa" w:w="80"/>
+              <w:left w:type="dxa" w:w="140"/>
+              <w:bottom w:type="dxa" w:w="80"/>
+              <w:right w:type="dxa" w:w="140"/>
+            </w:tcMar>
+          </w:tcPr>
+          <w:p>
+            <w:r>
+              <w:rPr>
+                <w:rFonts w:ascii="Arial" w:cs="Arial" w:eastAsia="Arial" w:hAnsi="Arial"/>
+                <w:color w:val="2D3748"/>
+                <w:sz w:val="20"/>
+                <w:szCs w:val="20"/>
+              </w:rPr>
+              <w:t xml:space="preserve">Native browser JavaScript API used to send HTTP requests with JSON bodies to Servlets</w:t>
+            </w:r>
+          </w:p>
+        </w:tc>
+      </w:tr>
+      <w:tr>
+        <w:tc>
+          <w:tcPr>
+            <w:tcBorders>
+              <w:top w:val="single" w:color="CCCCCC" w:sz="1"/>
+              <w:left w:val="single" w:color="CCCCCC" w:sz="1"/>
+              <w:bottom w:val="single" w:color="CCCCCC" w:sz="1"/>
+              <w:right w:val="single" w:color="CCCCCC" w:sz="1"/>
+            </w:tcBorders>
+            <w:shd w:fill="FFFFFF" w:val="clear"/>
+            <w:tcMar>
+              <w:top w:type="dxa" w:w="80"/>
+              <w:left w:type="dxa" w:w="140"/>
+              <w:bottom w:type="dxa" w:w="80"/>
+              <w:right w:type="dxa" w:w="140"/>
+            </w:tcMar>
+          </w:tcPr>
+          <w:p>
+            <w:r>
+              <w:rPr>
+                <w:rFonts w:ascii="Arial" w:cs="Arial" w:eastAsia="Arial" w:hAnsi="Arial"/>
+                <w:color w:val="2D3748"/>
+                <w:sz w:val="20"/>
+                <w:szCs w:val="20"/>
+              </w:rPr>
+              <w:t xml:space="preserve">WAR</w:t>
+            </w:r>
+          </w:p>
+        </w:tc>
+        <w:tc>
+          <w:tcPr>
+            <w:tcBorders>
+              <w:top w:val="single" w:color="CCCCCC" w:sz="1"/>
+              <w:left w:val="single" w:color="CCCCCC" w:sz="1"/>
+              <w:bottom w:val="single" w:color="CCCCCC" w:sz="1"/>
+              <w:right w:val="single" w:color="CCCCCC" w:sz="1"/>
+            </w:tcBorders>
+            <w:shd w:fill="FFFFFF" w:val="clear"/>
+            <w:tcMar>
+              <w:top w:type="dxa" w:w="80"/>
+              <w:left w:type="dxa" w:w="140"/>
+              <w:bottom w:type="dxa" w:w="80"/>
+              <w:right w:type="dxa" w:w="140"/>
+            </w:tcMar>
+          </w:tcPr>
+          <w:p>
+            <w:r>
+              <w:rPr>
+                <w:rFonts w:ascii="Arial" w:cs="Arial" w:eastAsia="Arial" w:hAnsi="Arial"/>
+                <w:color w:val="2D3748"/>
+                <w:sz w:val="20"/>
+                <w:szCs w:val="20"/>
+              </w:rPr>
+              <w:t xml:space="preserve">Web Application Archive — packaged deployable unit produced by Maven for Tomcat</w:t>
+            </w:r>
+          </w:p>
+        </w:tc>
+      </w:tr>
+      <w:tr>
+        <w:tc>
+          <w:tcPr>
+            <w:tcBorders>
+              <w:top w:val="single" w:color="CCCCCC" w:sz="1"/>
+              <w:left w:val="single" w:color="CCCCCC" w:sz="1"/>
+              <w:bottom w:val="single" w:color="CCCCCC" w:sz="1"/>
+              <w:right w:val="single" w:color="CCCCCC" w:sz="1"/>
+            </w:tcBorders>
+            <w:shd w:fill="E6F4F5" w:val="clear"/>
+            <w:tcMar>
+              <w:top w:type="dxa" w:w="80"/>
+              <w:left w:type="dxa" w:w="140"/>
+              <w:bottom w:type="dxa" w:w="80"/>
+              <w:right w:type="dxa" w:w="140"/>
+            </w:tcMar>
+          </w:tcPr>
+          <w:p>
+            <w:r>
+              <w:rPr>
+                <w:rFonts w:ascii="Arial" w:cs="Arial" w:eastAsia="Arial" w:hAnsi="Arial"/>
+                <w:color w:val="2D3748"/>
+                <w:sz w:val="20"/>
+                <w:szCs w:val="20"/>
+              </w:rPr>
               <w:t xml:space="preserve">UUID</w:t>
             </w:r>
           </w:p>
@@ -20788,7 +28388,7 @@
               <w:bottom w:val="single" w:color="CCCCCC" w:sz="1"/>
               <w:right w:val="single" w:color="CCCCCC" w:sz="1"/>
             </w:tcBorders>
-            <w:shd w:fill="FFFFFF" w:val="clear"/>
+            <w:shd w:fill="E6F4F5" w:val="clear"/>
             <w:tcMar>
               <w:top w:type="dxa" w:w="80"/>
               <w:left w:type="dxa" w:w="140"/>
